--- a/Documents/Chomp_Game_Design_Document.docx
+++ b/Documents/Chomp_Game_Design_Document.docx
@@ -8,19 +8,24 @@
       </w:pPr>
       <w:r>
         <w:rPr>
-          <w:rFonts w:ascii="Aptos Display" w:hAnsi="Aptos Display"/>
+          <w:rFonts w:ascii="Arial" w:hAnsi="Arial"/>
           <w:b/>
-          <w:color w:val="1F4E79"/>
-          <w:sz w:val="88"/>
+          <w:color w:val="1F7896"/>
+          <w:sz w:val="44"/>
         </w:rPr>
-        <w:t>CHOMP</w:t>
+        <w:t>CHOMP Game Design Document</w:t>
       </w:r>
     </w:p>
     <w:p>
       <w:pPr>
-        <w:pStyle w:val="SubtitleCustom"/>
+        <w:jc w:val="center"/>
       </w:pPr>
       <w:r>
+        <w:rPr>
+          <w:rFonts w:ascii="Arial" w:hAnsi="Arial"/>
+          <w:color w:val="606973"/>
+          <w:sz w:val="22"/>
+        </w:rPr>
         <w:t>A Shark Maze Arcade Game</w:t>
       </w:r>
     </w:p>
@@ -30,58 +35,18 @@
       </w:pPr>
       <w:r>
         <w:rPr>
-          <w:b/>
-          <w:color w:val="2F75B5"/>
-          <w:sz w:val="36"/>
+          <w:rFonts w:ascii="Arial" w:hAnsi="Arial"/>
+          <w:i/>
+          <w:color w:val="606973"/>
+          <w:sz w:val="18"/>
         </w:rPr>
-        <w:t>Game Design Document</w:t>
+        <w:t>Revision date: July 23, 2026</w:t>
       </w:r>
     </w:p>
     <w:p>
-      <w:pPr>
-        <w:jc w:val="center"/>
-      </w:pPr>
+      <w:pPr/>
       <w:r>
-        <w:rPr>
-          <w:sz w:val="22"/>
-        </w:rPr>
-        <w:t>Working concept for a browser-based retro arcade maze game built with HTML, CSS, JavaScript, and Canvas.</w:t>
-      </w:r>
-    </w:p>
-    <w:tbl>
-      <w:tblPr>
-        <w:tblW w:type="auto" w:w="0"/>
-        <w:jc w:val="center"/>
-        <w:tblLook w:firstColumn="1" w:firstRow="1" w:lastColumn="0" w:lastRow="0" w:noHBand="0" w:noVBand="1" w:val="04A0"/>
-      </w:tblPr>
-      <w:tblGrid>
-        <w:gridCol w:w="10080"/>
-      </w:tblGrid>
-      <w:tr>
-        <w:tc>
-          <w:tcPr>
-            <w:tcW w:type="dxa" w:w="10080"/>
-            <w:shd w:fill="D9EAF7"/>
-          </w:tcPr>
-          <w:p>
-            <w:pPr>
-              <w:jc w:val="center"/>
-            </w:pPr>
-            <w:r>
-              <w:rPr>
-                <w:b/>
-                <w:color w:val="1F4E79"/>
-                <w:sz w:val="24"/>
-              </w:rPr>
-              <w:t>Core Concept: Swim the reef. Eat the chum. Dodge the defenders. Trigger a frenzy. Clear the maze.</w:t>
-            </w:r>
-          </w:p>
-        </w:tc>
-      </w:tr>
-    </w:tbl>
-    <w:p>
-      <w:r>
-        <w:br w:type="page"/>
+        <w:t>Working design reference for the current 50-level browser-based retro arcade maze game built with HTML, CSS, JavaScript, and Canvas.</w:t>
       </w:r>
     </w:p>
     <w:p>
@@ -89,100 +54,23 @@
         <w:pStyle w:val="Heading1"/>
       </w:pPr>
       <w:r>
-        <w:t>Document Sections</w:t>
+        <w:rPr>
+          <w:rFonts w:ascii="Arial" w:hAnsi="Arial"/>
+          <w:color w:val="1F7896"/>
+        </w:rPr>
+        <w:t>1. Game Premise</w:t>
       </w:r>
     </w:p>
     <w:p>
-      <w:pPr>
-        <w:pStyle w:val="ListBullet"/>
-      </w:pPr>
+      <w:pPr/>
       <w:r>
-        <w:t>Game Overview</w:t>
+        <w:t>CHOMP is a retro-inspired underwater maze arcade game where the player controls a hungry cartoon shark swimming through coral reef tunnels. The shark collects chum, avoids reef defenders, grabs Frenzy Bait to turn enemies vulnerable, and clears each level by eating all required chum.</w:t>
       </w:r>
     </w:p>
     <w:p>
-      <w:pPr>
-        <w:pStyle w:val="ListBullet"/>
-      </w:pPr>
+      <w:pPr/>
       <w:r>
-        <w:t>Genre, Platform, and Tone</w:t>
-      </w:r>
-    </w:p>
-    <w:p>
-      <w:pPr>
-        <w:pStyle w:val="ListBullet"/>
-      </w:pPr>
-      <w:r>
-        <w:t>Visual Theme</w:t>
-      </w:r>
-    </w:p>
-    <w:p>
-      <w:pPr>
-        <w:pStyle w:val="ListBullet"/>
-      </w:pPr>
-      <w:r>
-        <w:t>Player Character</w:t>
-      </w:r>
-    </w:p>
-    <w:p>
-      <w:pPr>
-        <w:pStyle w:val="ListBullet"/>
-      </w:pPr>
-      <w:r>
-        <w:t>Collectibles, Power Item, and Scoring</w:t>
-      </w:r>
-    </w:p>
-    <w:p>
-      <w:pPr>
-        <w:pStyle w:val="ListBullet"/>
-      </w:pPr>
-      <w:r>
-        <w:t>Enemies and Enemy States</w:t>
-      </w:r>
-    </w:p>
-    <w:p>
-      <w:pPr>
-        <w:pStyle w:val="ListBullet"/>
-      </w:pPr>
-      <w:r>
-        <w:t>Level Progression and Maze Design</w:t>
-      </w:r>
-    </w:p>
-    <w:p>
-      <w:pPr>
-        <w:pStyle w:val="ListBullet"/>
-      </w:pPr>
-      <w:r>
-        <w:t>Game States and User Interface</w:t>
-      </w:r>
-    </w:p>
-    <w:p>
-      <w:pPr>
-        <w:pStyle w:val="ListBullet"/>
-      </w:pPr>
-      <w:r>
-        <w:t>Technical Direction</w:t>
-      </w:r>
-    </w:p>
-    <w:p>
-      <w:pPr>
-        <w:pStyle w:val="ListBullet"/>
-      </w:pPr>
-      <w:r>
-        <w:t>Development Phases</w:t>
-      </w:r>
-    </w:p>
-    <w:p>
-      <w:pPr>
-        <w:pStyle w:val="ListBullet"/>
-      </w:pPr>
-      <w:r>
-        <w:t>Final Locked Concept Summary</w:t>
-      </w:r>
-    </w:p>
-    <w:p>
-      <w:r>
-        <w:br w:type="page"/>
+        <w:t>The game uses classic maze-chase readability with an original shark, reef, and neon underwater arcade identity.</w:t>
       </w:r>
     </w:p>
     <w:p>
@@ -190,24 +78,85 @@
         <w:pStyle w:val="Heading1"/>
       </w:pPr>
       <w:r>
-        <w:t>1. Game Overview</w:t>
+        <w:rPr>
+          <w:rFonts w:ascii="Arial" w:hAnsi="Arial"/>
+          <w:color w:val="1F7896"/>
+        </w:rPr>
+        <w:t>2. Player Goal and Core Loop</w:t>
       </w:r>
     </w:p>
     <w:p>
+      <w:pPr>
+        <w:pStyle w:val="ListNumber"/>
+      </w:pPr>
       <w:r>
-        <w:t>Chomp is a retro-inspired underwater maze arcade game where the player controls a hungry cartoon shark swimming through coral reef tunnels. The shark collects chum, avoids ocean defenders, grabs special Frenzy Bait, and clears each maze to advance to the next level.</w:t>
+        <w:t>Start a run with 3 lives.</w:t>
       </w:r>
     </w:p>
     <w:p>
+      <w:pPr>
+        <w:pStyle w:val="ListNumber"/>
+      </w:pPr>
       <w:r>
-        <w:t>The game takes inspiration from classic maze-chase arcade games but uses an original shark, reef, and underwater theme. The goal is familiar and immediately understandable while still giving the project its own identity.</w:t>
+        <w:t>Navigate the maze using keyboard, WASD, touch, or swipe controls.</w:t>
+      </w:r>
+    </w:p>
+    <w:p>
+      <w:pPr>
+        <w:pStyle w:val="ListNumber"/>
+      </w:pPr>
+      <w:r>
+        <w:t>Collect chum to reduce the remaining chum count and earn score.</w:t>
+      </w:r>
+    </w:p>
+    <w:p>
+      <w:pPr>
+        <w:pStyle w:val="ListNumber"/>
+      </w:pPr>
+      <w:r>
+        <w:t>Use Frenzy Bait to temporarily chomp vulnerable enemies for bonus points.</w:t>
+      </w:r>
+    </w:p>
+    <w:p>
+      <w:pPr>
+        <w:pStyle w:val="ListNumber"/>
+      </w:pPr>
+      <w:r>
+        <w:t>Optionally collect Golden Fish for a risky bonus.</w:t>
+      </w:r>
+    </w:p>
+    <w:p>
+      <w:pPr>
+        <w:pStyle w:val="ListNumber"/>
+      </w:pPr>
+      <w:r>
+        <w:t>Clear all chum to complete the level and advance.</w:t>
+      </w:r>
+    </w:p>
+    <w:p>
+      <w:pPr>
+        <w:pStyle w:val="ListNumber"/>
+      </w:pPr>
+      <w:r>
+        <w:t>Survive through Level 50 to trigger the final victory celebration.</w:t>
+      </w:r>
+    </w:p>
+    <w:p>
+      <w:pPr>
+        <w:pStyle w:val="Heading1"/>
+      </w:pPr>
+      <w:r>
+        <w:rPr>
+          <w:rFonts w:ascii="Arial" w:hAnsi="Arial"/>
+          <w:color w:val="1F7896"/>
+        </w:rPr>
+        <w:t>3. Platform, Tone, and Visual Direction</w:t>
       </w:r>
     </w:p>
     <w:tbl>
       <w:tblPr>
         <w:tblStyle w:val="TableGrid"/>
         <w:tblW w:type="auto" w:w="0"/>
-        <w:jc w:val="center"/>
         <w:tblLook w:firstColumn="1" w:firstRow="1" w:lastColumn="0" w:lastRow="0" w:noHBand="0" w:noVBand="1" w:val="04A0"/>
       </w:tblPr>
       <w:tblGrid>
@@ -217,37 +166,37 @@
       <w:tr>
         <w:tc>
           <w:tcPr>
-            <w:tcW w:type="dxa" w:w="2592"/>
-            <w:shd w:fill="1F4E79"/>
+            <w:tcW w:type="dxa" w:w="5040"/>
+            <w:shd w:fill="1F7896"/>
           </w:tcPr>
           <w:p>
-            <w:pPr>
-              <w:jc w:val="left"/>
-            </w:pPr>
+            <w:r/>
             <w:r>
               <w:rPr>
+                <w:rFonts w:ascii="Arial" w:hAnsi="Arial"/>
                 <w:b/>
                 <w:color w:val="FFFFFF"/>
+                <w:sz w:val="18"/>
               </w:rPr>
-              <w:t>Design Element</w:t>
+              <w:t>Design area</w:t>
             </w:r>
           </w:p>
         </w:tc>
         <w:tc>
           <w:tcPr>
-            <w:tcW w:type="dxa" w:w="7920"/>
-            <w:shd w:fill="1F4E79"/>
+            <w:tcW w:type="dxa" w:w="5040"/>
+            <w:shd w:fill="1F7896"/>
           </w:tcPr>
           <w:p>
-            <w:pPr>
-              <w:jc w:val="left"/>
-            </w:pPr>
+            <w:r/>
             <w:r>
               <w:rPr>
+                <w:rFonts w:ascii="Arial" w:hAnsi="Arial"/>
                 <w:b/>
                 <w:color w:val="FFFFFF"/>
+                <w:sz w:val="18"/>
               </w:rPr>
-              <w:t>Locked Direction</w:t>
+              <w:t>Current direction</w:t>
             </w:r>
           </w:p>
         </w:tc>
@@ -255,35 +204,33 @@
       <w:tr>
         <w:tc>
           <w:tcPr>
-            <w:tcW w:type="dxa" w:w="2592"/>
-            <w:vAlign w:val="top"/>
+            <w:tcW w:type="dxa" w:w="5040"/>
           </w:tcPr>
           <w:p>
-            <w:pPr>
-              <w:jc w:val="left"/>
-            </w:pPr>
+            <w:r/>
             <w:r>
               <w:rPr>
+                <w:rFonts w:ascii="Arial" w:hAnsi="Arial"/>
                 <w:b w:val="0"/>
+                <w:sz w:val="18"/>
               </w:rPr>
-              <w:t>Title</w:t>
+              <w:t>Platform</w:t>
             </w:r>
           </w:p>
         </w:tc>
         <w:tc>
           <w:tcPr>
-            <w:tcW w:type="dxa" w:w="7920"/>
-            <w:vAlign w:val="top"/>
+            <w:tcW w:type="dxa" w:w="5040"/>
           </w:tcPr>
           <w:p>
-            <w:pPr>
-              <w:jc w:val="left"/>
-            </w:pPr>
+            <w:r/>
             <w:r>
               <w:rPr>
+                <w:rFonts w:ascii="Arial" w:hAnsi="Arial"/>
                 <w:b w:val="0"/>
+                <w:sz w:val="18"/>
               </w:rPr>
-              <w:t>Chomp</w:t>
+              <w:t>Browser-based HTML Canvas game deployed through GitHub Pages.</w:t>
             </w:r>
           </w:p>
         </w:tc>
@@ -291,35 +238,33 @@
       <w:tr>
         <w:tc>
           <w:tcPr>
-            <w:tcW w:type="dxa" w:w="2592"/>
-            <w:vAlign w:val="top"/>
+            <w:tcW w:type="dxa" w:w="5040"/>
           </w:tcPr>
           <w:p>
-            <w:pPr>
-              <w:jc w:val="left"/>
-            </w:pPr>
+            <w:r/>
             <w:r>
               <w:rPr>
+                <w:rFonts w:ascii="Arial" w:hAnsi="Arial"/>
                 <w:b w:val="0"/>
+                <w:sz w:val="18"/>
               </w:rPr>
-              <w:t>Subtitle</w:t>
+              <w:t>Devices</w:t>
             </w:r>
           </w:p>
         </w:tc>
         <w:tc>
           <w:tcPr>
-            <w:tcW w:type="dxa" w:w="7920"/>
-            <w:vAlign w:val="top"/>
+            <w:tcW w:type="dxa" w:w="5040"/>
           </w:tcPr>
           <w:p>
-            <w:pPr>
-              <w:jc w:val="left"/>
-            </w:pPr>
+            <w:r/>
             <w:r>
               <w:rPr>
+                <w:rFonts w:ascii="Arial" w:hAnsi="Arial"/>
                 <w:b w:val="0"/>
+                <w:sz w:val="18"/>
               </w:rPr>
-              <w:t>A Shark Maze Arcade Game</w:t>
+              <w:t>Desktop, laptop, tablet, and mobile browsers.</w:t>
             </w:r>
           </w:p>
         </w:tc>
@@ -327,35 +272,33 @@
       <w:tr>
         <w:tc>
           <w:tcPr>
-            <w:tcW w:type="dxa" w:w="2592"/>
-            <w:vAlign w:val="top"/>
+            <w:tcW w:type="dxa" w:w="5040"/>
           </w:tcPr>
           <w:p>
-            <w:pPr>
-              <w:jc w:val="left"/>
-            </w:pPr>
+            <w:r/>
             <w:r>
               <w:rPr>
+                <w:rFonts w:ascii="Arial" w:hAnsi="Arial"/>
                 <w:b w:val="0"/>
+                <w:sz w:val="18"/>
               </w:rPr>
-              <w:t>One-sentence pitch</w:t>
+              <w:t>Tone</w:t>
             </w:r>
           </w:p>
         </w:tc>
         <w:tc>
           <w:tcPr>
-            <w:tcW w:type="dxa" w:w="7920"/>
-            <w:vAlign w:val="top"/>
+            <w:tcW w:type="dxa" w:w="5040"/>
           </w:tcPr>
           <w:p>
-            <w:pPr>
-              <w:jc w:val="left"/>
-            </w:pPr>
+            <w:r/>
             <w:r>
               <w:rPr>
+                <w:rFonts w:ascii="Arial" w:hAnsi="Arial"/>
                 <w:b w:val="0"/>
+                <w:sz w:val="18"/>
               </w:rPr>
-              <w:t>A retro shark maze game where you swim through coral tunnels, gobble chum, dodge reef defenders, and unleash Frenzy Mode to turn the tide.</w:t>
+              <w:t>Fast, readable, colorful, mischievous, family-friendly, and arcade-like.</w:t>
             </w:r>
           </w:p>
         </w:tc>
@@ -363,35 +306,101 @@
       <w:tr>
         <w:tc>
           <w:tcPr>
-            <w:tcW w:type="dxa" w:w="2592"/>
-            <w:vAlign w:val="top"/>
+            <w:tcW w:type="dxa" w:w="5040"/>
           </w:tcPr>
           <w:p>
-            <w:pPr>
-              <w:jc w:val="left"/>
-            </w:pPr>
+            <w:r/>
             <w:r>
               <w:rPr>
+                <w:rFonts w:ascii="Arial" w:hAnsi="Arial"/>
                 <w:b w:val="0"/>
+                <w:sz w:val="18"/>
               </w:rPr>
-              <w:t>Recommended repo name</w:t>
+              <w:t>Gameplay art</w:t>
             </w:r>
           </w:p>
         </w:tc>
         <w:tc>
           <w:tcPr>
-            <w:tcW w:type="dxa" w:w="7920"/>
-            <w:vAlign w:val="top"/>
+            <w:tcW w:type="dxa" w:w="5040"/>
           </w:tcPr>
           <w:p>
-            <w:pPr>
-              <w:jc w:val="left"/>
-            </w:pPr>
+            <w:r/>
             <w:r>
               <w:rPr>
+                <w:rFonts w:ascii="Arial" w:hAnsi="Arial"/>
                 <w:b w:val="0"/>
+                <w:sz w:val="18"/>
               </w:rPr>
-              <w:t>chomp-arcade</w:t>
+              <w:t>Approved chunky shark silhouette with angry eye, direction rotation, and Pac-Man-style chomp.</w:t>
+            </w:r>
+          </w:p>
+        </w:tc>
+      </w:tr>
+      <w:tr>
+        <w:tc>
+          <w:tcPr>
+            <w:tcW w:type="dxa" w:w="5040"/>
+          </w:tcPr>
+          <w:p>
+            <w:r/>
+            <w:r>
+              <w:rPr>
+                <w:rFonts w:ascii="Arial" w:hAnsi="Arial"/>
+                <w:b w:val="0"/>
+                <w:sz w:val="18"/>
+              </w:rPr>
+              <w:t>Screen art</w:t>
+            </w:r>
+          </w:p>
+        </w:tc>
+        <w:tc>
+          <w:tcPr>
+            <w:tcW w:type="dxa" w:w="5040"/>
+          </w:tcPr>
+          <w:p>
+            <w:r/>
+            <w:r>
+              <w:rPr>
+                <w:rFonts w:ascii="Arial" w:hAnsi="Arial"/>
+                <w:b w:val="0"/>
+                <w:sz w:val="18"/>
+              </w:rPr>
+              <w:t>Separate decorative CHOMP illustration for start and victory screens, matching the polished underwater arcade style without changing the gameplay shark.</w:t>
+            </w:r>
+          </w:p>
+        </w:tc>
+      </w:tr>
+      <w:tr>
+        <w:tc>
+          <w:tcPr>
+            <w:tcW w:type="dxa" w:w="5040"/>
+          </w:tcPr>
+          <w:p>
+            <w:r/>
+            <w:r>
+              <w:rPr>
+                <w:rFonts w:ascii="Arial" w:hAnsi="Arial"/>
+                <w:b w:val="0"/>
+                <w:sz w:val="18"/>
+              </w:rPr>
+              <w:t>Presentation</w:t>
+            </w:r>
+          </w:p>
+        </w:tc>
+        <w:tc>
+          <w:tcPr>
+            <w:tcW w:type="dxa" w:w="5040"/>
+          </w:tcPr>
+          <w:p>
+            <w:r/>
+            <w:r>
+              <w:rPr>
+                <w:rFonts w:ascii="Arial" w:hAnsi="Arial"/>
+                <w:b w:val="0"/>
+                <w:sz w:val="18"/>
+              </w:rPr>
+              <w:t>Neon underwater reef styling, readable maze tiles, bubbles, particles, glow, and celebratory screen effects.</w:t>
             </w:r>
           </w:p>
         </w:tc>
@@ -403,14 +412,17 @@
         <w:pStyle w:val="Heading1"/>
       </w:pPr>
       <w:r>
-        <w:t>2. Genre, Platform, and Tone</w:t>
+        <w:rPr>
+          <w:rFonts w:ascii="Arial" w:hAnsi="Arial"/>
+          <w:color w:val="1F7896"/>
+        </w:rPr>
+        <w:t>4. Controls</w:t>
       </w:r>
     </w:p>
     <w:tbl>
       <w:tblPr>
         <w:tblStyle w:val="TableGrid"/>
         <w:tblW w:type="auto" w:w="0"/>
-        <w:jc w:val="center"/>
         <w:tblLook w:firstColumn="1" w:firstRow="1" w:lastColumn="0" w:lastRow="0" w:noHBand="0" w:noVBand="1" w:val="04A0"/>
       </w:tblPr>
       <w:tblGrid>
@@ -420,813 +432,35 @@
       <w:tr>
         <w:tc>
           <w:tcPr>
-            <w:tcW w:type="dxa" w:w="2880"/>
-            <w:shd w:fill="1F4E79"/>
+            <w:tcW w:type="dxa" w:w="5040"/>
+            <w:shd w:fill="1F7896"/>
           </w:tcPr>
           <w:p>
-            <w:pPr>
-              <w:jc w:val="left"/>
-            </w:pPr>
+            <w:r/>
             <w:r>
               <w:rPr>
+                <w:rFonts w:ascii="Arial" w:hAnsi="Arial"/>
                 <w:b/>
                 <w:color w:val="FFFFFF"/>
+                <w:sz w:val="18"/>
               </w:rPr>
-              <w:t>Category</w:t>
+              <w:t>Device / context</w:t>
             </w:r>
           </w:p>
         </w:tc>
         <w:tc>
           <w:tcPr>
-            <w:tcW w:type="dxa" w:w="7632"/>
-            <w:shd w:fill="1F4E79"/>
+            <w:tcW w:type="dxa" w:w="5040"/>
+            <w:shd w:fill="1F7896"/>
           </w:tcPr>
           <w:p>
-            <w:pPr>
-              <w:jc w:val="left"/>
-            </w:pPr>
+            <w:r/>
             <w:r>
               <w:rPr>
+                <w:rFonts w:ascii="Arial" w:hAnsi="Arial"/>
                 <w:b/>
                 <w:color w:val="FFFFFF"/>
-              </w:rPr>
-              <w:t>Direction</w:t>
-            </w:r>
-          </w:p>
-        </w:tc>
-      </w:tr>
-      <w:tr>
-        <w:tc>
-          <w:tcPr>
-            <w:tcW w:type="dxa" w:w="2880"/>
-            <w:vAlign w:val="top"/>
-          </w:tcPr>
-          <w:p>
-            <w:pPr>
-              <w:jc w:val="left"/>
-            </w:pPr>
-            <w:r>
-              <w:rPr>
-                <w:b w:val="0"/>
-              </w:rPr>
-              <w:t>Primary genre</w:t>
-            </w:r>
-          </w:p>
-        </w:tc>
-        <w:tc>
-          <w:tcPr>
-            <w:tcW w:type="dxa" w:w="7632"/>
-            <w:vAlign w:val="top"/>
-          </w:tcPr>
-          <w:p>
-            <w:pPr>
-              <w:jc w:val="left"/>
-            </w:pPr>
-            <w:r>
-              <w:rPr>
-                <w:b w:val="0"/>
-              </w:rPr>
-              <w:t>Retro arcade maze game</w:t>
-            </w:r>
-          </w:p>
-        </w:tc>
-      </w:tr>
-      <w:tr>
-        <w:tc>
-          <w:tcPr>
-            <w:tcW w:type="dxa" w:w="2880"/>
-            <w:vAlign w:val="top"/>
-          </w:tcPr>
-          <w:p>
-            <w:pPr>
-              <w:jc w:val="left"/>
-            </w:pPr>
-            <w:r>
-              <w:rPr>
-                <w:b w:val="0"/>
-              </w:rPr>
-              <w:t>Subgenre</w:t>
-            </w:r>
-          </w:p>
-        </w:tc>
-        <w:tc>
-          <w:tcPr>
-            <w:tcW w:type="dxa" w:w="7632"/>
-            <w:vAlign w:val="top"/>
-          </w:tcPr>
-          <w:p>
-            <w:pPr>
-              <w:jc w:val="left"/>
-            </w:pPr>
-            <w:r>
-              <w:rPr>
-                <w:b w:val="0"/>
-              </w:rPr>
-              <w:t>Maze chase / score attack</w:t>
-            </w:r>
-          </w:p>
-        </w:tc>
-      </w:tr>
-      <w:tr>
-        <w:tc>
-          <w:tcPr>
-            <w:tcW w:type="dxa" w:w="2880"/>
-            <w:vAlign w:val="top"/>
-          </w:tcPr>
-          <w:p>
-            <w:pPr>
-              <w:jc w:val="left"/>
-            </w:pPr>
-            <w:r>
-              <w:rPr>
-                <w:b w:val="0"/>
-              </w:rPr>
-              <w:t>Primary platform</w:t>
-            </w:r>
-          </w:p>
-        </w:tc>
-        <w:tc>
-          <w:tcPr>
-            <w:tcW w:type="dxa" w:w="7632"/>
-            <w:vAlign w:val="top"/>
-          </w:tcPr>
-          <w:p>
-            <w:pPr>
-              <w:jc w:val="left"/>
-            </w:pPr>
-            <w:r>
-              <w:rPr>
-                <w:b w:val="0"/>
-              </w:rPr>
-              <w:t>Browser-based HTML Canvas game</w:t>
-            </w:r>
-          </w:p>
-        </w:tc>
-      </w:tr>
-      <w:tr>
-        <w:tc>
-          <w:tcPr>
-            <w:tcW w:type="dxa" w:w="2880"/>
-            <w:vAlign w:val="top"/>
-          </w:tcPr>
-          <w:p>
-            <w:pPr>
-              <w:jc w:val="left"/>
-            </w:pPr>
-            <w:r>
-              <w:rPr>
-                <w:b w:val="0"/>
-              </w:rPr>
-              <w:t>Target devices</w:t>
-            </w:r>
-          </w:p>
-        </w:tc>
-        <w:tc>
-          <w:tcPr>
-            <w:tcW w:type="dxa" w:w="7632"/>
-            <w:vAlign w:val="top"/>
-          </w:tcPr>
-          <w:p>
-            <w:pPr>
-              <w:jc w:val="left"/>
-            </w:pPr>
-            <w:r>
-              <w:rPr>
-                <w:b w:val="0"/>
-              </w:rPr>
-              <w:t>Desktop, laptop, tablet, and mobile browser</w:t>
-            </w:r>
-          </w:p>
-        </w:tc>
-      </w:tr>
-      <w:tr>
-        <w:tc>
-          <w:tcPr>
-            <w:tcW w:type="dxa" w:w="2880"/>
-            <w:vAlign w:val="top"/>
-          </w:tcPr>
-          <w:p>
-            <w:pPr>
-              <w:jc w:val="left"/>
-            </w:pPr>
-            <w:r>
-              <w:rPr>
-                <w:b w:val="0"/>
-              </w:rPr>
-              <w:t>Input methods</w:t>
-            </w:r>
-          </w:p>
-        </w:tc>
-        <w:tc>
-          <w:tcPr>
-            <w:tcW w:type="dxa" w:w="7632"/>
-            <w:vAlign w:val="top"/>
-          </w:tcPr>
-          <w:p>
-            <w:pPr>
-              <w:jc w:val="left"/>
-            </w:pPr>
-            <w:r>
-              <w:rPr>
-                <w:b w:val="0"/>
-              </w:rPr>
-              <w:t>Keyboard, touch, and swipe controls</w:t>
-            </w:r>
-          </w:p>
-        </w:tc>
-      </w:tr>
-    </w:tbl>
-    <w:p/>
-    <w:p>
-      <w:pPr>
-        <w:pStyle w:val="Heading2"/>
-      </w:pPr>
-      <w:r>
-        <w:t>Style and Tone</w:t>
-      </w:r>
-    </w:p>
-    <w:p>
-      <w:r>
-        <w:t>Chomp should feel fun, colorful, fast, and retro. The shark is the main character and the “good guy” in the sense that the player identifies with him. He is hungry, playful, and a little chaotic, but not terrifying or gruesome.</w:t>
-      </w:r>
-    </w:p>
-    <w:p>
-      <w:pPr>
-        <w:pStyle w:val="ListBullet"/>
-      </w:pPr>
-      <w:r>
-        <w:t>Fun and arcade-like</w:t>
-      </w:r>
-    </w:p>
-    <w:p>
-      <w:pPr>
-        <w:pStyle w:val="ListBullet"/>
-      </w:pPr>
-      <w:r>
-        <w:t>Mischievous but family-friendly</w:t>
-      </w:r>
-    </w:p>
-    <w:p>
-      <w:pPr>
-        <w:pStyle w:val="ListBullet"/>
-      </w:pPr>
-      <w:r>
-        <w:t>Cartoonish rather than realistic horror</w:t>
-      </w:r>
-    </w:p>
-    <w:p>
-      <w:pPr>
-        <w:pStyle w:val="ListBullet"/>
-      </w:pPr>
-      <w:r>
-        <w:t>Fast, readable, and easy to understand</w:t>
-      </w:r>
-    </w:p>
-    <w:p>
-      <w:pPr>
-        <w:pStyle w:val="Heading1"/>
-      </w:pPr>
-      <w:r>
-        <w:t>3. Visual Theme</w:t>
-      </w:r>
-    </w:p>
-    <w:p>
-      <w:r>
-        <w:t>The game takes place in a stylized underwater reef maze. The first version can use simple Canvas shapes, with the option to replace shapes with sprite art later.</w:t>
-      </w:r>
-    </w:p>
-    <w:tbl>
-      <w:tblPr>
-        <w:tblStyle w:val="TableGrid"/>
-        <w:tblW w:type="auto" w:w="0"/>
-        <w:jc w:val="center"/>
-        <w:tblLook w:firstColumn="1" w:firstRow="1" w:lastColumn="0" w:lastRow="0" w:noHBand="0" w:noVBand="1" w:val="04A0"/>
-      </w:tblPr>
-      <w:tblGrid>
-        <w:gridCol w:w="5040"/>
-        <w:gridCol w:w="5040"/>
-      </w:tblGrid>
-      <w:tr>
-        <w:tc>
-          <w:tcPr>
-            <w:tcW w:type="dxa" w:w="3024"/>
-            <w:shd w:fill="1F4E79"/>
-          </w:tcPr>
-          <w:p>
-            <w:pPr>
-              <w:jc w:val="left"/>
-            </w:pPr>
-            <w:r>
-              <w:rPr>
-                <w:b/>
-                <w:color w:val="FFFFFF"/>
-              </w:rPr>
-              <w:t>Visual Element</w:t>
-            </w:r>
-          </w:p>
-        </w:tc>
-        <w:tc>
-          <w:tcPr>
-            <w:tcW w:type="dxa" w:w="7488"/>
-            <w:shd w:fill="1F4E79"/>
-          </w:tcPr>
-          <w:p>
-            <w:pPr>
-              <w:jc w:val="left"/>
-            </w:pPr>
-            <w:r>
-              <w:rPr>
-                <w:b/>
-                <w:color w:val="FFFFFF"/>
-              </w:rPr>
-              <w:t>Suggested Direction</w:t>
-            </w:r>
-          </w:p>
-        </w:tc>
-      </w:tr>
-      <w:tr>
-        <w:tc>
-          <w:tcPr>
-            <w:tcW w:type="dxa" w:w="3024"/>
-            <w:vAlign w:val="top"/>
-          </w:tcPr>
-          <w:p>
-            <w:pPr>
-              <w:jc w:val="left"/>
-            </w:pPr>
-            <w:r>
-              <w:rPr>
-                <w:b w:val="0"/>
-              </w:rPr>
-              <w:t>Background</w:t>
-            </w:r>
-          </w:p>
-        </w:tc>
-        <w:tc>
-          <w:tcPr>
-            <w:tcW w:type="dxa" w:w="7488"/>
-            <w:vAlign w:val="top"/>
-          </w:tcPr>
-          <w:p>
-            <w:pPr>
-              <w:jc w:val="left"/>
-            </w:pPr>
-            <w:r>
-              <w:rPr>
-                <w:b w:val="0"/>
-              </w:rPr>
-              <w:t>Deep ocean blue</w:t>
-            </w:r>
-          </w:p>
-        </w:tc>
-      </w:tr>
-      <w:tr>
-        <w:tc>
-          <w:tcPr>
-            <w:tcW w:type="dxa" w:w="3024"/>
-            <w:vAlign w:val="top"/>
-          </w:tcPr>
-          <w:p>
-            <w:pPr>
-              <w:jc w:val="left"/>
-            </w:pPr>
-            <w:r>
-              <w:rPr>
-                <w:b w:val="0"/>
-              </w:rPr>
-              <w:t>Maze walls</w:t>
-            </w:r>
-          </w:p>
-        </w:tc>
-        <w:tc>
-          <w:tcPr>
-            <w:tcW w:type="dxa" w:w="7488"/>
-            <w:vAlign w:val="top"/>
-          </w:tcPr>
-          <w:p>
-            <w:pPr>
-              <w:jc w:val="left"/>
-            </w:pPr>
-            <w:r>
-              <w:rPr>
-                <w:b w:val="0"/>
-              </w:rPr>
-              <w:t>Coral blue, teal, reef stone, or underwater cave rock</w:t>
-            </w:r>
-          </w:p>
-        </w:tc>
-      </w:tr>
-      <w:tr>
-        <w:tc>
-          <w:tcPr>
-            <w:tcW w:type="dxa" w:w="3024"/>
-            <w:vAlign w:val="top"/>
-          </w:tcPr>
-          <w:p>
-            <w:pPr>
-              <w:jc w:val="left"/>
-            </w:pPr>
-            <w:r>
-              <w:rPr>
-                <w:b w:val="0"/>
-              </w:rPr>
-              <w:t>Chum</w:t>
-            </w:r>
-          </w:p>
-        </w:tc>
-        <w:tc>
-          <w:tcPr>
-            <w:tcW w:type="dxa" w:w="7488"/>
-            <w:vAlign w:val="top"/>
-          </w:tcPr>
-          <w:p>
-            <w:pPr>
-              <w:jc w:val="left"/>
-            </w:pPr>
-            <w:r>
-              <w:rPr>
-                <w:b w:val="0"/>
-              </w:rPr>
-              <w:t>Small red/pink pieces</w:t>
-            </w:r>
-          </w:p>
-        </w:tc>
-      </w:tr>
-      <w:tr>
-        <w:tc>
-          <w:tcPr>
-            <w:tcW w:type="dxa" w:w="3024"/>
-            <w:vAlign w:val="top"/>
-          </w:tcPr>
-          <w:p>
-            <w:pPr>
-              <w:jc w:val="left"/>
-            </w:pPr>
-            <w:r>
-              <w:rPr>
-                <w:b w:val="0"/>
-              </w:rPr>
-              <w:t>Frenzy Bait</w:t>
-            </w:r>
-          </w:p>
-        </w:tc>
-        <w:tc>
-          <w:tcPr>
-            <w:tcW w:type="dxa" w:w="7488"/>
-            <w:vAlign w:val="top"/>
-          </w:tcPr>
-          <w:p>
-            <w:pPr>
-              <w:jc w:val="left"/>
-            </w:pPr>
-            <w:r>
-              <w:rPr>
-                <w:b w:val="0"/>
-              </w:rPr>
-              <w:t>Larger glowing red/orange bait</w:t>
-            </w:r>
-          </w:p>
-        </w:tc>
-      </w:tr>
-      <w:tr>
-        <w:tc>
-          <w:tcPr>
-            <w:tcW w:type="dxa" w:w="3024"/>
-            <w:vAlign w:val="top"/>
-          </w:tcPr>
-          <w:p>
-            <w:pPr>
-              <w:jc w:val="left"/>
-            </w:pPr>
-            <w:r>
-              <w:rPr>
-                <w:b w:val="0"/>
-              </w:rPr>
-              <w:t>Shark</w:t>
-            </w:r>
-          </w:p>
-        </w:tc>
-        <w:tc>
-          <w:tcPr>
-            <w:tcW w:type="dxa" w:w="7488"/>
-            <w:vAlign w:val="top"/>
-          </w:tcPr>
-          <w:p>
-            <w:pPr>
-              <w:jc w:val="left"/>
-            </w:pPr>
-            <w:r>
-              <w:rPr>
-                <w:b w:val="0"/>
-              </w:rPr>
-              <w:t>Gray-blue with white belly</w:t>
-            </w:r>
-          </w:p>
-        </w:tc>
-      </w:tr>
-      <w:tr>
-        <w:tc>
-          <w:tcPr>
-            <w:tcW w:type="dxa" w:w="3024"/>
-            <w:vAlign w:val="top"/>
-          </w:tcPr>
-          <w:p>
-            <w:pPr>
-              <w:jc w:val="left"/>
-            </w:pPr>
-            <w:r>
-              <w:rPr>
-                <w:b w:val="0"/>
-              </w:rPr>
-              <w:t>Dolphin Patrol</w:t>
-            </w:r>
-          </w:p>
-        </w:tc>
-        <w:tc>
-          <w:tcPr>
-            <w:tcW w:type="dxa" w:w="7488"/>
-            <w:vAlign w:val="top"/>
-          </w:tcPr>
-          <w:p>
-            <w:pPr>
-              <w:jc w:val="left"/>
-            </w:pPr>
-            <w:r>
-              <w:rPr>
-                <w:b w:val="0"/>
-              </w:rPr>
-              <w:t>Light blue</w:t>
-            </w:r>
-          </w:p>
-        </w:tc>
-      </w:tr>
-      <w:tr>
-        <w:tc>
-          <w:tcPr>
-            <w:tcW w:type="dxa" w:w="3024"/>
-            <w:vAlign w:val="top"/>
-          </w:tcPr>
-          <w:p>
-            <w:pPr>
-              <w:jc w:val="left"/>
-            </w:pPr>
-            <w:r>
-              <w:rPr>
-                <w:b w:val="0"/>
-              </w:rPr>
-              <w:t>Electric Eel</w:t>
-            </w:r>
-          </w:p>
-        </w:tc>
-        <w:tc>
-          <w:tcPr>
-            <w:tcW w:type="dxa" w:w="7488"/>
-            <w:vAlign w:val="top"/>
-          </w:tcPr>
-          <w:p>
-            <w:pPr>
-              <w:jc w:val="left"/>
-            </w:pPr>
-            <w:r>
-              <w:rPr>
-                <w:b w:val="0"/>
-              </w:rPr>
-              <w:t>Green/yellow with spark detail</w:t>
-            </w:r>
-          </w:p>
-        </w:tc>
-      </w:tr>
-      <w:tr>
-        <w:tc>
-          <w:tcPr>
-            <w:tcW w:type="dxa" w:w="3024"/>
-            <w:vAlign w:val="top"/>
-          </w:tcPr>
-          <w:p>
-            <w:pPr>
-              <w:jc w:val="left"/>
-            </w:pPr>
-            <w:r>
-              <w:rPr>
-                <w:b w:val="0"/>
-              </w:rPr>
-              <w:t>Diver Drone</w:t>
-            </w:r>
-          </w:p>
-        </w:tc>
-        <w:tc>
-          <w:tcPr>
-            <w:tcW w:type="dxa" w:w="7488"/>
-            <w:vAlign w:val="top"/>
-          </w:tcPr>
-          <w:p>
-            <w:pPr>
-              <w:jc w:val="left"/>
-            </w:pPr>
-            <w:r>
-              <w:rPr>
-                <w:b w:val="0"/>
-              </w:rPr>
-              <w:t>Yellow/orange with small propeller</w:t>
-            </w:r>
-          </w:p>
-        </w:tc>
-      </w:tr>
-      <w:tr>
-        <w:tc>
-          <w:tcPr>
-            <w:tcW w:type="dxa" w:w="3024"/>
-            <w:vAlign w:val="top"/>
-          </w:tcPr>
-          <w:p>
-            <w:pPr>
-              <w:jc w:val="left"/>
-            </w:pPr>
-            <w:r>
-              <w:rPr>
-                <w:b w:val="0"/>
-              </w:rPr>
-              <w:t>Puffer Guard</w:t>
-            </w:r>
-          </w:p>
-        </w:tc>
-        <w:tc>
-          <w:tcPr>
-            <w:tcW w:type="dxa" w:w="7488"/>
-            <w:vAlign w:val="top"/>
-          </w:tcPr>
-          <w:p>
-            <w:pPr>
-              <w:jc w:val="left"/>
-            </w:pPr>
-            <w:r>
-              <w:rPr>
-                <w:b w:val="0"/>
-              </w:rPr>
-              <w:t>Round tan/orange or purple fish with spikes</w:t>
-            </w:r>
-          </w:p>
-        </w:tc>
-      </w:tr>
-    </w:tbl>
-    <w:p/>
-    <w:p>
-      <w:pPr>
-        <w:pStyle w:val="Heading2"/>
-      </w:pPr>
-      <w:r>
-        <w:t>Environmental Details</w:t>
-      </w:r>
-    </w:p>
-    <w:p>
-      <w:pPr>
-        <w:pStyle w:val="ListBullet"/>
-      </w:pPr>
-      <w:r>
-        <w:t>Bubbles and bubble trails</w:t>
-      </w:r>
-    </w:p>
-    <w:p>
-      <w:pPr>
-        <w:pStyle w:val="ListBullet"/>
-      </w:pPr>
-      <w:r>
-        <w:t>Seaweed and coral decorations</w:t>
-      </w:r>
-    </w:p>
-    <w:p>
-      <w:pPr>
-        <w:pStyle w:val="ListBullet"/>
-      </w:pPr>
-      <w:r>
-        <w:t>Small fish silhouettes</w:t>
-      </w:r>
-    </w:p>
-    <w:p>
-      <w:pPr>
-        <w:pStyle w:val="ListBullet"/>
-      </w:pPr>
-      <w:r>
-        <w:t>Subtle water shimmer</w:t>
-      </w:r>
-    </w:p>
-    <w:p>
-      <w:pPr>
-        <w:pStyle w:val="ListBullet"/>
-      </w:pPr>
-      <w:r>
-        <w:t>Frenzy glow or pulsing screen tint during power mode</w:t>
-      </w:r>
-    </w:p>
-    <w:p>
-      <w:r>
-        <w:t>Environmental details should be decorative only. They should not make the maze harder to read or distract from enemy movement.</w:t>
-      </w:r>
-    </w:p>
-    <w:p>
-      <w:pPr>
-        <w:pStyle w:val="Heading1"/>
-      </w:pPr>
-      <w:r>
-        <w:t>4. Player Character</w:t>
-      </w:r>
-    </w:p>
-    <w:p>
-      <w:pPr>
-        <w:pStyle w:val="Heading2"/>
-      </w:pPr>
-      <w:r>
-        <w:t>Shark</w:t>
-      </w:r>
-    </w:p>
-    <w:p>
-      <w:r>
-        <w:t>The player controls a cartoon shark moving through the underwater maze. The shark should feel quick, expressive, and fun.</w:t>
-      </w:r>
-    </w:p>
-    <w:p>
-      <w:pPr>
-        <w:pStyle w:val="ListBullet"/>
-      </w:pPr>
-      <w:r>
-        <w:t>Personality: hungry, fast, mischievous, playful, arcade-like</w:t>
-      </w:r>
-    </w:p>
-    <w:p>
-      <w:pPr>
-        <w:pStyle w:val="ListBullet"/>
-      </w:pPr>
-      <w:r>
-        <w:t>Visual design: gray-blue oval body, white belly, triangular tail, top fin, small eye, and optional chomp animation</w:t>
-      </w:r>
-    </w:p>
-    <w:p>
-      <w:pPr>
-        <w:pStyle w:val="ListBullet"/>
-      </w:pPr>
-      <w:r>
-        <w:t>Movement: up, down, left, and right through maze corridors</w:t>
-      </w:r>
-    </w:p>
-    <w:p>
-      <w:pPr>
-        <w:pStyle w:val="ListBullet"/>
-      </w:pPr>
-      <w:r>
-        <w:t>Collision: the shark cannot pass through walls</w:t>
-      </w:r>
-    </w:p>
-    <w:p>
-      <w:pPr>
-        <w:pStyle w:val="Heading2"/>
-      </w:pPr>
-      <w:r>
-        <w:t>Controls</w:t>
-      </w:r>
-    </w:p>
-    <w:tbl>
-      <w:tblPr>
-        <w:tblStyle w:val="TableGrid"/>
-        <w:tblW w:type="auto" w:w="0"/>
-        <w:jc w:val="center"/>
-        <w:tblLook w:firstColumn="1" w:firstRow="1" w:lastColumn="0" w:lastRow="0" w:noHBand="0" w:noVBand="1" w:val="04A0"/>
-      </w:tblPr>
-      <w:tblGrid>
-        <w:gridCol w:w="5040"/>
-        <w:gridCol w:w="5040"/>
-      </w:tblGrid>
-      <w:tr>
-        <w:tc>
-          <w:tcPr>
-            <w:tcW w:type="dxa" w:w="2304"/>
-            <w:shd w:fill="1F4E79"/>
-          </w:tcPr>
-          <w:p>
-            <w:pPr>
-              <w:jc w:val="left"/>
-            </w:pPr>
-            <w:r>
-              <w:rPr>
-                <w:b/>
-                <w:color w:val="FFFFFF"/>
-              </w:rPr>
-              <w:t>Device</w:t>
-            </w:r>
-          </w:p>
-        </w:tc>
-        <w:tc>
-          <w:tcPr>
-            <w:tcW w:type="dxa" w:w="8208"/>
-            <w:shd w:fill="1F4E79"/>
-          </w:tcPr>
-          <w:p>
-            <w:pPr>
-              <w:jc w:val="left"/>
-            </w:pPr>
-            <w:r>
-              <w:rPr>
-                <w:b/>
-                <w:color w:val="FFFFFF"/>
+                <w:sz w:val="18"/>
               </w:rPr>
               <w:t>Controls</w:t>
             </w:r>
@@ -1236,35 +470,33 @@
       <w:tr>
         <w:tc>
           <w:tcPr>
-            <w:tcW w:type="dxa" w:w="2304"/>
-            <w:vAlign w:val="top"/>
+            <w:tcW w:type="dxa" w:w="5040"/>
           </w:tcPr>
           <w:p>
-            <w:pPr>
-              <w:jc w:val="left"/>
-            </w:pPr>
+            <w:r/>
             <w:r>
               <w:rPr>
+                <w:rFonts w:ascii="Arial" w:hAnsi="Arial"/>
                 <w:b w:val="0"/>
+                <w:sz w:val="18"/>
               </w:rPr>
-              <w:t>Desktop</w:t>
+              <w:t>Desktop movement</w:t>
             </w:r>
           </w:p>
         </w:tc>
         <w:tc>
           <w:tcPr>
-            <w:tcW w:type="dxa" w:w="8208"/>
-            <w:vAlign w:val="top"/>
+            <w:tcW w:type="dxa" w:w="5040"/>
           </w:tcPr>
           <w:p>
-            <w:pPr>
-              <w:jc w:val="left"/>
-            </w:pPr>
+            <w:r/>
             <w:r>
               <w:rPr>
+                <w:rFonts w:ascii="Arial" w:hAnsi="Arial"/>
                 <w:b w:val="0"/>
+                <w:sz w:val="18"/>
               </w:rPr>
-              <w:t>Arrow keys or WASD to move; Space or Enter to start/restart; P to pause</w:t>
+              <w:t>Arrow keys or WASD.</w:t>
             </w:r>
           </w:p>
         </w:tc>
@@ -1272,35 +504,169 @@
       <w:tr>
         <w:tc>
           <w:tcPr>
-            <w:tcW w:type="dxa" w:w="2304"/>
-            <w:vAlign w:val="top"/>
+            <w:tcW w:type="dxa" w:w="5040"/>
           </w:tcPr>
           <w:p>
-            <w:pPr>
-              <w:jc w:val="left"/>
-            </w:pPr>
+            <w:r/>
             <w:r>
               <w:rPr>
+                <w:rFonts w:ascii="Arial" w:hAnsi="Arial"/>
                 <w:b w:val="0"/>
+                <w:sz w:val="18"/>
               </w:rPr>
-              <w:t>Mobile</w:t>
+              <w:t>Desktop start/replay</w:t>
             </w:r>
           </w:p>
         </w:tc>
         <w:tc>
           <w:tcPr>
-            <w:tcW w:type="dxa" w:w="8208"/>
-            <w:vAlign w:val="top"/>
+            <w:tcW w:type="dxa" w:w="5040"/>
           </w:tcPr>
           <w:p>
-            <w:pPr>
-              <w:jc w:val="left"/>
-            </w:pPr>
+            <w:r/>
             <w:r>
               <w:rPr>
+                <w:rFonts w:ascii="Arial" w:hAnsi="Arial"/>
                 <w:b w:val="0"/>
+                <w:sz w:val="18"/>
               </w:rPr>
-              <w:t>Swipe to move; tap to start/restart; visible pause button</w:t>
+              <w:t>Space, click, or tap.</w:t>
+            </w:r>
+          </w:p>
+        </w:tc>
+      </w:tr>
+      <w:tr>
+        <w:tc>
+          <w:tcPr>
+            <w:tcW w:type="dxa" w:w="5040"/>
+          </w:tcPr>
+          <w:p>
+            <w:r/>
+            <w:r>
+              <w:rPr>
+                <w:rFonts w:ascii="Arial" w:hAnsi="Arial"/>
+                <w:b w:val="0"/>
+                <w:sz w:val="18"/>
+              </w:rPr>
+              <w:t>Pause</w:t>
+            </w:r>
+          </w:p>
+        </w:tc>
+        <w:tc>
+          <w:tcPr>
+            <w:tcW w:type="dxa" w:w="5040"/>
+          </w:tcPr>
+          <w:p>
+            <w:r/>
+            <w:r>
+              <w:rPr>
+                <w:rFonts w:ascii="Arial" w:hAnsi="Arial"/>
+                <w:b w:val="0"/>
+                <w:sz w:val="18"/>
+              </w:rPr>
+              <w:t>P key or Pause button during gameplay.</w:t>
+            </w:r>
+          </w:p>
+        </w:tc>
+      </w:tr>
+      <w:tr>
+        <w:tc>
+          <w:tcPr>
+            <w:tcW w:type="dxa" w:w="5040"/>
+          </w:tcPr>
+          <w:p>
+            <w:r/>
+            <w:r>
+              <w:rPr>
+                <w:rFonts w:ascii="Arial" w:hAnsi="Arial"/>
+                <w:b w:val="0"/>
+                <w:sz w:val="18"/>
+              </w:rPr>
+              <w:t>Mobile movement</w:t>
+            </w:r>
+          </w:p>
+        </w:tc>
+        <w:tc>
+          <w:tcPr>
+            <w:tcW w:type="dxa" w:w="5040"/>
+          </w:tcPr>
+          <w:p>
+            <w:r/>
+            <w:r>
+              <w:rPr>
+                <w:rFonts w:ascii="Arial" w:hAnsi="Arial"/>
+                <w:b w:val="0"/>
+                <w:sz w:val="18"/>
+              </w:rPr>
+              <w:t>Swipe on the canvas.</w:t>
+            </w:r>
+          </w:p>
+        </w:tc>
+      </w:tr>
+      <w:tr>
+        <w:tc>
+          <w:tcPr>
+            <w:tcW w:type="dxa" w:w="5040"/>
+          </w:tcPr>
+          <w:p>
+            <w:r/>
+            <w:r>
+              <w:rPr>
+                <w:rFonts w:ascii="Arial" w:hAnsi="Arial"/>
+                <w:b w:val="0"/>
+                <w:sz w:val="18"/>
+              </w:rPr>
+              <w:t>Mobile start/replay</w:t>
+            </w:r>
+          </w:p>
+        </w:tc>
+        <w:tc>
+          <w:tcPr>
+            <w:tcW w:type="dxa" w:w="5040"/>
+          </w:tcPr>
+          <w:p>
+            <w:r/>
+            <w:r>
+              <w:rPr>
+                <w:rFonts w:ascii="Arial" w:hAnsi="Arial"/>
+                <w:b w:val="0"/>
+                <w:sz w:val="18"/>
+              </w:rPr>
+              <w:t>Tap the canvas.</w:t>
+            </w:r>
+          </w:p>
+        </w:tc>
+      </w:tr>
+      <w:tr>
+        <w:tc>
+          <w:tcPr>
+            <w:tcW w:type="dxa" w:w="5040"/>
+          </w:tcPr>
+          <w:p>
+            <w:r/>
+            <w:r>
+              <w:rPr>
+                <w:rFonts w:ascii="Arial" w:hAnsi="Arial"/>
+                <w:b w:val="0"/>
+                <w:sz w:val="18"/>
+              </w:rPr>
+              <w:t>Mute</w:t>
+            </w:r>
+          </w:p>
+        </w:tc>
+        <w:tc>
+          <w:tcPr>
+            <w:tcW w:type="dxa" w:w="5040"/>
+          </w:tcPr>
+          <w:p>
+            <w:r/>
+            <w:r>
+              <w:rPr>
+                <w:rFonts w:ascii="Arial" w:hAnsi="Arial"/>
+                <w:b w:val="0"/>
+                <w:sz w:val="18"/>
+              </w:rPr>
+              <w:t>Sound button; preference is saved.</w:t>
             </w:r>
           </w:p>
         </w:tc>
@@ -1312,178 +678,17 @@
         <w:pStyle w:val="Heading1"/>
       </w:pPr>
       <w:r>
-        <w:t>5. Collectibles, Power Item, and Scoring</w:t>
-      </w:r>
-    </w:p>
-    <w:p>
-      <w:pPr>
-        <w:pStyle w:val="Heading2"/>
-      </w:pPr>
-      <w:r>
-        <w:t>Main Collectible: Chum</w:t>
-      </w:r>
-    </w:p>
-    <w:p>
-      <w:r>
-        <w:t>Chum is the main collectible. The player collects all chum in the maze to clear the level.</w:t>
-      </w:r>
-    </w:p>
-    <w:p>
-      <w:pPr>
-        <w:pStyle w:val="ListBullet"/>
-      </w:pPr>
-      <w:r>
-        <w:t>Visual: small red or pink dots/chunks</w:t>
-      </w:r>
-    </w:p>
-    <w:p>
-      <w:pPr>
-        <w:pStyle w:val="ListBullet"/>
-      </w:pPr>
-      <w:r>
-        <w:t>Score: 10 points per chum piece</w:t>
-      </w:r>
-    </w:p>
-    <w:p>
-      <w:pPr>
-        <w:pStyle w:val="ListBullet"/>
-      </w:pPr>
-      <w:r>
-        <w:t>Placement: appears only on valid path tiles</w:t>
-      </w:r>
-    </w:p>
-    <w:p>
-      <w:pPr>
-        <w:pStyle w:val="Heading2"/>
-      </w:pPr>
-      <w:r>
-        <w:t>Bonus Item: Golden Fish</w:t>
-      </w:r>
-    </w:p>
-    <w:p>
-      <w:r>
-        <w:t>The Golden Fish is an occasional bonus collectible. It should appear temporarily and encourage risk/reward movement.</w:t>
-      </w:r>
-    </w:p>
-    <w:p>
-      <w:pPr>
-        <w:pStyle w:val="ListBullet"/>
-      </w:pPr>
-      <w:r>
-        <w:t>Visual: small gold fish shape with slight shimmer or glow</w:t>
-      </w:r>
-    </w:p>
-    <w:p>
-      <w:pPr>
-        <w:pStyle w:val="ListBullet"/>
-      </w:pPr>
-      <w:r>
-        <w:t>Score: 100 to 500 points depending on level</w:t>
-      </w:r>
-    </w:p>
-    <w:p>
-      <w:pPr>
-        <w:pStyle w:val="ListBullet"/>
-      </w:pPr>
-      <w:r>
-        <w:t>Not required to clear a level</w:t>
-      </w:r>
-    </w:p>
-    <w:p>
-      <w:pPr>
-        <w:pStyle w:val="Heading2"/>
-      </w:pPr>
-      <w:r>
-        <w:t>Power Item: Frenzy Bait</w:t>
-      </w:r>
-    </w:p>
-    <w:p>
-      <w:r>
-        <w:t>Frenzy Bait is the main power item. When the shark collects it, the shark enters Frenzy Mode.</w:t>
-      </w:r>
-    </w:p>
-    <w:p>
-      <w:pPr>
-        <w:pStyle w:val="ListBullet"/>
-      </w:pPr>
-      <w:r>
-        <w:t>Visual: larger glowing chum piece with red/orange pulse</w:t>
-      </w:r>
-    </w:p>
-    <w:p>
-      <w:pPr>
-        <w:pStyle w:val="ListBullet"/>
-      </w:pPr>
-      <w:r>
-        <w:t>Suggested amount: 2 to 4 per level</w:t>
-      </w:r>
-    </w:p>
-    <w:p>
-      <w:pPr>
-        <w:pStyle w:val="ListBullet"/>
-      </w:pPr>
-      <w:r>
-        <w:t>Placement: strategic locations that create interesting route decisions</w:t>
-      </w:r>
-    </w:p>
-    <w:p>
-      <w:pPr>
-        <w:pStyle w:val="Heading2"/>
-      </w:pPr>
-      <w:r>
-        <w:t>Power Mode: Frenzy Mode</w:t>
-      </w:r>
-    </w:p>
-    <w:p>
-      <w:r>
-        <w:t>During Frenzy Mode, enemies become vulnerable and the shark can chomp them. This temporarily turns the tables and gives the player a chance to score extra points.</w:t>
-      </w:r>
-    </w:p>
-    <w:p>
-      <w:pPr>
-        <w:pStyle w:val="ListBullet"/>
-      </w:pPr>
-      <w:r>
-        <w:t>Enemies change color to show weakness</w:t>
-      </w:r>
-    </w:p>
-    <w:p>
-      <w:pPr>
-        <w:pStyle w:val="ListBullet"/>
-      </w:pPr>
-      <w:r>
-        <w:t>The shark may receive a slight speed boost</w:t>
-      </w:r>
-    </w:p>
-    <w:p>
-      <w:pPr>
-        <w:pStyle w:val="ListBullet"/>
-      </w:pPr>
-      <w:r>
-        <w:t>Touching a vulnerable enemy sends it back to its spawn zone</w:t>
-      </w:r>
-    </w:p>
-    <w:p>
-      <w:pPr>
-        <w:pStyle w:val="ListBullet"/>
-      </w:pPr>
-      <w:r>
-        <w:t>Suggested duration: 6 to 8 seconds</w:t>
-      </w:r>
-    </w:p>
-    <w:p>
-      <w:pPr>
-        <w:pStyle w:val="ListBullet"/>
-      </w:pPr>
-      <w:r>
-        <w:t>Later levels may reduce duration slightly for difficulty</w:t>
+        <w:rPr>
+          <w:rFonts w:ascii="Arial" w:hAnsi="Arial"/>
+          <w:color w:val="1F7896"/>
+        </w:rPr>
+        <w:t>5. Scoring</w:t>
       </w:r>
     </w:p>
     <w:tbl>
       <w:tblPr>
         <w:tblStyle w:val="TableGrid"/>
         <w:tblW w:type="auto" w:w="0"/>
-        <w:jc w:val="center"/>
         <w:tblLook w:firstColumn="1" w:firstRow="1" w:lastColumn="0" w:lastRow="0" w:noHBand="0" w:noVBand="1" w:val="04A0"/>
       </w:tblPr>
       <w:tblGrid>
@@ -1493,17 +698,17 @@
       <w:tr>
         <w:tc>
           <w:tcPr>
-            <w:tcW w:type="dxa" w:w="6192"/>
-            <w:shd w:fill="1F4E79"/>
+            <w:tcW w:type="dxa" w:w="5040"/>
+            <w:shd w:fill="1F7896"/>
           </w:tcPr>
           <w:p>
-            <w:pPr>
-              <w:jc w:val="left"/>
-            </w:pPr>
+            <w:r/>
             <w:r>
               <w:rPr>
+                <w:rFonts w:ascii="Arial" w:hAnsi="Arial"/>
                 <w:b/>
                 <w:color w:val="FFFFFF"/>
+                <w:sz w:val="18"/>
               </w:rPr>
               <w:t>Action</w:t>
             </w:r>
@@ -1511,19 +716,19 @@
         </w:tc>
         <w:tc>
           <w:tcPr>
-            <w:tcW w:type="dxa" w:w="4320"/>
-            <w:shd w:fill="1F4E79"/>
+            <w:tcW w:type="dxa" w:w="5040"/>
+            <w:shd w:fill="1F7896"/>
           </w:tcPr>
           <w:p>
-            <w:pPr>
-              <w:jc w:val="left"/>
-            </w:pPr>
+            <w:r/>
             <w:r>
               <w:rPr>
+                <w:rFonts w:ascii="Arial" w:hAnsi="Arial"/>
                 <w:b/>
                 <w:color w:val="FFFFFF"/>
+                <w:sz w:val="18"/>
               </w:rPr>
-              <w:t>Suggested Score</w:t>
+              <w:t>Score</w:t>
             </w:r>
           </w:p>
         </w:tc>
@@ -1531,16 +736,15 @@
       <w:tr>
         <w:tc>
           <w:tcPr>
-            <w:tcW w:type="dxa" w:w="6192"/>
-            <w:vAlign w:val="top"/>
+            <w:tcW w:type="dxa" w:w="5040"/>
           </w:tcPr>
           <w:p>
-            <w:pPr>
-              <w:jc w:val="left"/>
-            </w:pPr>
+            <w:r/>
             <w:r>
               <w:rPr>
+                <w:rFonts w:ascii="Arial" w:hAnsi="Arial"/>
                 <w:b w:val="0"/>
+                <w:sz w:val="18"/>
               </w:rPr>
               <w:t>Chum collected</w:t>
             </w:r>
@@ -1548,18 +752,17 @@
         </w:tc>
         <w:tc>
           <w:tcPr>
-            <w:tcW w:type="dxa" w:w="4320"/>
-            <w:vAlign w:val="top"/>
+            <w:tcW w:type="dxa" w:w="5040"/>
           </w:tcPr>
           <w:p>
-            <w:pPr>
-              <w:jc w:val="left"/>
-            </w:pPr>
+            <w:r/>
             <w:r>
               <w:rPr>
+                <w:rFonts w:ascii="Arial" w:hAnsi="Arial"/>
                 <w:b w:val="0"/>
+                <w:sz w:val="18"/>
               </w:rPr>
-              <w:t>10 points</w:t>
+              <w:t>10 points.</w:t>
             </w:r>
           </w:p>
         </w:tc>
@@ -1567,35 +770,33 @@
       <w:tr>
         <w:tc>
           <w:tcPr>
-            <w:tcW w:type="dxa" w:w="6192"/>
-            <w:vAlign w:val="top"/>
+            <w:tcW w:type="dxa" w:w="5040"/>
           </w:tcPr>
           <w:p>
-            <w:pPr>
-              <w:jc w:val="left"/>
-            </w:pPr>
+            <w:r/>
             <w:r>
               <w:rPr>
+                <w:rFonts w:ascii="Arial" w:hAnsi="Arial"/>
                 <w:b w:val="0"/>
+                <w:sz w:val="18"/>
               </w:rPr>
-              <w:t>Golden Fish</w:t>
+              <w:t>Frenzy Bait collected</w:t>
             </w:r>
           </w:p>
         </w:tc>
         <w:tc>
           <w:tcPr>
-            <w:tcW w:type="dxa" w:w="4320"/>
-            <w:vAlign w:val="top"/>
+            <w:tcW w:type="dxa" w:w="5040"/>
           </w:tcPr>
           <w:p>
-            <w:pPr>
-              <w:jc w:val="left"/>
-            </w:pPr>
+            <w:r/>
             <w:r>
               <w:rPr>
+                <w:rFonts w:ascii="Arial" w:hAnsi="Arial"/>
                 <w:b w:val="0"/>
+                <w:sz w:val="18"/>
               </w:rPr>
-              <w:t>100-500 points</w:t>
+              <w:t>50 points.</w:t>
             </w:r>
           </w:p>
         </w:tc>
@@ -1603,35 +804,33 @@
       <w:tr>
         <w:tc>
           <w:tcPr>
-            <w:tcW w:type="dxa" w:w="6192"/>
-            <w:vAlign w:val="top"/>
+            <w:tcW w:type="dxa" w:w="5040"/>
           </w:tcPr>
           <w:p>
-            <w:pPr>
-              <w:jc w:val="left"/>
-            </w:pPr>
+            <w:r/>
             <w:r>
               <w:rPr>
+                <w:rFonts w:ascii="Arial" w:hAnsi="Arial"/>
                 <w:b w:val="0"/>
+                <w:sz w:val="18"/>
               </w:rPr>
-              <w:t>First enemy chomped during Frenzy Mode</w:t>
+              <w:t>Golden Fish collected</w:t>
             </w:r>
           </w:p>
         </w:tc>
         <w:tc>
           <w:tcPr>
-            <w:tcW w:type="dxa" w:w="4320"/>
-            <w:vAlign w:val="top"/>
+            <w:tcW w:type="dxa" w:w="5040"/>
           </w:tcPr>
           <w:p>
-            <w:pPr>
-              <w:jc w:val="left"/>
-            </w:pPr>
+            <w:r/>
             <w:r>
               <w:rPr>
+                <w:rFonts w:ascii="Arial" w:hAnsi="Arial"/>
                 <w:b w:val="0"/>
+                <w:sz w:val="18"/>
               </w:rPr>
-              <w:t>200 points</w:t>
+              <w:t>500 points.</w:t>
             </w:r>
           </w:p>
         </w:tc>
@@ -1639,35 +838,33 @@
       <w:tr>
         <w:tc>
           <w:tcPr>
-            <w:tcW w:type="dxa" w:w="6192"/>
-            <w:vAlign w:val="top"/>
+            <w:tcW w:type="dxa" w:w="5040"/>
           </w:tcPr>
           <w:p>
-            <w:pPr>
-              <w:jc w:val="left"/>
-            </w:pPr>
+            <w:r/>
             <w:r>
               <w:rPr>
+                <w:rFonts w:ascii="Arial" w:hAnsi="Arial"/>
                 <w:b w:val="0"/>
+                <w:sz w:val="18"/>
               </w:rPr>
-              <w:t>Second enemy chomped during Frenzy Mode</w:t>
+              <w:t>First enemy chomped during a Frenzy window</w:t>
             </w:r>
           </w:p>
         </w:tc>
         <w:tc>
           <w:tcPr>
-            <w:tcW w:type="dxa" w:w="4320"/>
-            <w:vAlign w:val="top"/>
+            <w:tcW w:type="dxa" w:w="5040"/>
           </w:tcPr>
           <w:p>
-            <w:pPr>
-              <w:jc w:val="left"/>
-            </w:pPr>
+            <w:r/>
             <w:r>
               <w:rPr>
+                <w:rFonts w:ascii="Arial" w:hAnsi="Arial"/>
                 <w:b w:val="0"/>
+                <w:sz w:val="18"/>
               </w:rPr>
-              <w:t>400 points</w:t>
+              <w:t>200 points.</w:t>
             </w:r>
           </w:p>
         </w:tc>
@@ -1675,35 +872,33 @@
       <w:tr>
         <w:tc>
           <w:tcPr>
-            <w:tcW w:type="dxa" w:w="6192"/>
-            <w:vAlign w:val="top"/>
+            <w:tcW w:type="dxa" w:w="5040"/>
           </w:tcPr>
           <w:p>
-            <w:pPr>
-              <w:jc w:val="left"/>
-            </w:pPr>
+            <w:r/>
             <w:r>
               <w:rPr>
+                <w:rFonts w:ascii="Arial" w:hAnsi="Arial"/>
                 <w:b w:val="0"/>
+                <w:sz w:val="18"/>
               </w:rPr>
-              <w:t>Third enemy chomped during Frenzy Mode</w:t>
+              <w:t>Second enemy chomped during the same Frenzy window</w:t>
             </w:r>
           </w:p>
         </w:tc>
         <w:tc>
           <w:tcPr>
-            <w:tcW w:type="dxa" w:w="4320"/>
-            <w:vAlign w:val="top"/>
+            <w:tcW w:type="dxa" w:w="5040"/>
           </w:tcPr>
           <w:p>
-            <w:pPr>
-              <w:jc w:val="left"/>
-            </w:pPr>
+            <w:r/>
             <w:r>
               <w:rPr>
+                <w:rFonts w:ascii="Arial" w:hAnsi="Arial"/>
                 <w:b w:val="0"/>
+                <w:sz w:val="18"/>
               </w:rPr>
-              <w:t>800 points</w:t>
+              <w:t>400 points.</w:t>
             </w:r>
           </w:p>
         </w:tc>
@@ -1711,35 +906,33 @@
       <w:tr>
         <w:tc>
           <w:tcPr>
-            <w:tcW w:type="dxa" w:w="6192"/>
-            <w:vAlign w:val="top"/>
+            <w:tcW w:type="dxa" w:w="5040"/>
           </w:tcPr>
           <w:p>
-            <w:pPr>
-              <w:jc w:val="left"/>
-            </w:pPr>
+            <w:r/>
             <w:r>
               <w:rPr>
+                <w:rFonts w:ascii="Arial" w:hAnsi="Arial"/>
                 <w:b w:val="0"/>
+                <w:sz w:val="18"/>
               </w:rPr>
-              <w:t>Fourth enemy chomped during Frenzy Mode</w:t>
+              <w:t>Third enemy chomped during the same Frenzy window</w:t>
             </w:r>
           </w:p>
         </w:tc>
         <w:tc>
           <w:tcPr>
-            <w:tcW w:type="dxa" w:w="4320"/>
-            <w:vAlign w:val="top"/>
+            <w:tcW w:type="dxa" w:w="5040"/>
           </w:tcPr>
           <w:p>
-            <w:pPr>
-              <w:jc w:val="left"/>
-            </w:pPr>
+            <w:r/>
             <w:r>
               <w:rPr>
+                <w:rFonts w:ascii="Arial" w:hAnsi="Arial"/>
                 <w:b w:val="0"/>
+                <w:sz w:val="18"/>
               </w:rPr>
-              <w:t>1600 points</w:t>
+              <w:t>800 points.</w:t>
             </w:r>
           </w:p>
         </w:tc>
@@ -1747,16 +940,49 @@
       <w:tr>
         <w:tc>
           <w:tcPr>
-            <w:tcW w:type="dxa" w:w="6192"/>
-            <w:vAlign w:val="top"/>
+            <w:tcW w:type="dxa" w:w="5040"/>
           </w:tcPr>
           <w:p>
-            <w:pPr>
-              <w:jc w:val="left"/>
-            </w:pPr>
+            <w:r/>
             <w:r>
               <w:rPr>
+                <w:rFonts w:ascii="Arial" w:hAnsi="Arial"/>
                 <w:b w:val="0"/>
+                <w:sz w:val="18"/>
+              </w:rPr>
+              <w:t>Fourth and later Frenzy chomps in the same window</w:t>
+            </w:r>
+          </w:p>
+        </w:tc>
+        <w:tc>
+          <w:tcPr>
+            <w:tcW w:type="dxa" w:w="5040"/>
+          </w:tcPr>
+          <w:p>
+            <w:r/>
+            <w:r>
+              <w:rPr>
+                <w:rFonts w:ascii="Arial" w:hAnsi="Arial"/>
+                <w:b w:val="0"/>
+                <w:sz w:val="18"/>
+              </w:rPr>
+              <w:t>1600 points.</w:t>
+            </w:r>
+          </w:p>
+        </w:tc>
+      </w:tr>
+      <w:tr>
+        <w:tc>
+          <w:tcPr>
+            <w:tcW w:type="dxa" w:w="5040"/>
+          </w:tcPr>
+          <w:p>
+            <w:r/>
+            <w:r>
+              <w:rPr>
+                <w:rFonts w:ascii="Arial" w:hAnsi="Arial"/>
+                <w:b w:val="0"/>
+                <w:sz w:val="18"/>
               </w:rPr>
               <w:t>Level clear bonus</w:t>
             </w:r>
@@ -1764,54 +990,17 @@
         </w:tc>
         <w:tc>
           <w:tcPr>
-            <w:tcW w:type="dxa" w:w="4320"/>
-            <w:vAlign w:val="top"/>
+            <w:tcW w:type="dxa" w:w="5040"/>
           </w:tcPr>
           <w:p>
-            <w:pPr>
-              <w:jc w:val="left"/>
-            </w:pPr>
+            <w:r/>
             <w:r>
               <w:rPr>
+                <w:rFonts w:ascii="Arial" w:hAnsi="Arial"/>
                 <w:b w:val="0"/>
+                <w:sz w:val="18"/>
               </w:rPr>
-              <w:t>500 points</w:t>
-            </w:r>
-          </w:p>
-        </w:tc>
-      </w:tr>
-      <w:tr>
-        <w:tc>
-          <w:tcPr>
-            <w:tcW w:type="dxa" w:w="6192"/>
-            <w:vAlign w:val="top"/>
-          </w:tcPr>
-          <w:p>
-            <w:pPr>
-              <w:jc w:val="left"/>
-            </w:pPr>
-            <w:r>
-              <w:rPr>
-                <w:b w:val="0"/>
-              </w:rPr>
-              <w:t>Remaining lives bonus</w:t>
-            </w:r>
-          </w:p>
-        </w:tc>
-        <w:tc>
-          <w:tcPr>
-            <w:tcW w:type="dxa" w:w="4320"/>
-            <w:vAlign w:val="top"/>
-          </w:tcPr>
-          <w:p>
-            <w:pPr>
-              <w:jc w:val="left"/>
-            </w:pPr>
-            <w:r>
-              <w:rPr>
-                <w:b w:val="0"/>
-              </w:rPr>
-              <w:t>250 points per life</w:t>
+              <w:t>500 points multiplied by the completed level number.</w:t>
             </w:r>
           </w:p>
         </w:tc>
@@ -1823,41 +1012,226 @@
         <w:pStyle w:val="Heading1"/>
       </w:pPr>
       <w:r>
-        <w:t>6. Enemies and Enemy States</w:t>
+        <w:rPr>
+          <w:rFonts w:ascii="Arial" w:hAnsi="Arial"/>
+          <w:color w:val="1F7896"/>
+        </w:rPr>
+        <w:t>6. Lives and Extra-Life Rules</w:t>
       </w:r>
     </w:p>
     <w:p>
+      <w:pPr>
+        <w:pStyle w:val="ListBullet"/>
+      </w:pPr>
       <w:r>
-        <w:t>Enemies are ocean defenders that patrol the reef and try to stop the shark from collecting all the chum. The recommended starting enemy set is Dolphin Patrol, Electric Eel, and Diver Drone. Puffer Guard can be introduced later.</w:t>
+        <w:t>The player starts each run with 3 lives.</w:t>
+      </w:r>
+    </w:p>
+    <w:p>
+      <w:pPr>
+        <w:pStyle w:val="ListBullet"/>
+      </w:pPr>
+      <w:r>
+        <w:t>Touching a dangerous enemy starts the death sequence and costs 1 life after the death animation completes.</w:t>
+      </w:r>
+    </w:p>
+    <w:p>
+      <w:pPr>
+        <w:pStyle w:val="ListBullet"/>
+      </w:pPr>
+      <w:r>
+        <w:t>When lives reach 0, the game enters Game Over and offers restart.</w:t>
+      </w:r>
+    </w:p>
+    <w:p>
+      <w:pPr>
+        <w:pStyle w:val="ListBullet"/>
+      </w:pPr>
+      <w:r>
+        <w:t>One extra life is awarded after every 3 completed levels: 3, 6, 9, 12, and every third level thereafter.</w:t>
+      </w:r>
+    </w:p>
+    <w:p>
+      <w:pPr>
+        <w:pStyle w:val="ListBullet"/>
+      </w:pPr>
+      <w:r>
+        <w:t>The maximum life cap is 5.</w:t>
+      </w:r>
+    </w:p>
+    <w:p>
+      <w:pPr>
+        <w:pStyle w:val="ListBullet"/>
+      </w:pPr>
+      <w:r>
+        <w:t>No extra life is awarded after Level 50 because Level 50 ends the run.</w:t>
+      </w:r>
+    </w:p>
+    <w:p>
+      <w:pPr>
+        <w:pStyle w:val="ListBullet"/>
+      </w:pPr>
+      <w:r>
+        <w:t>Each eligible level can award at most once per run.</w:t>
+      </w:r>
+    </w:p>
+    <w:p>
+      <w:pPr>
+        <w:pStyle w:val="ListBullet"/>
+      </w:pPr>
+      <w:r>
+        <w:t>The reward presentation shows EXTRA LIFE, a short subtitle, updated life count, pop/glow treatment, bubbles/particles, and an existing generated arcade sound.</w:t>
+      </w:r>
+    </w:p>
+    <w:p>
+      <w:pPr>
+        <w:pStyle w:val="Heading1"/>
+      </w:pPr>
+      <w:r>
+        <w:rPr>
+          <w:rFonts w:ascii="Arial" w:hAnsi="Arial"/>
+          <w:color w:val="1F7896"/>
+        </w:rPr>
+        <w:t>7. Frenzy Mode</w:t>
+      </w:r>
+    </w:p>
+    <w:p>
+      <w:pPr>
+        <w:pStyle w:val="ListBullet"/>
+      </w:pPr>
+      <w:r>
+        <w:t>Frenzy Mode begins when the shark collects Frenzy Bait.</w:t>
+      </w:r>
+    </w:p>
+    <w:p>
+      <w:pPr>
+        <w:pStyle w:val="ListBullet"/>
+      </w:pPr>
+      <w:r>
+        <w:t>Enemies become vulnerable and can be chomped for escalating bonus scores.</w:t>
+      </w:r>
+    </w:p>
+    <w:p>
+      <w:pPr>
+        <w:pStyle w:val="ListBullet"/>
+      </w:pPr>
+      <w:r>
+        <w:t>The shark gains strong visual feedback, and the HUD shows a Frenzy timer.</w:t>
+      </w:r>
+    </w:p>
+    <w:p>
+      <w:pPr>
+        <w:pStyle w:val="ListBullet"/>
+      </w:pPr>
+      <w:r>
+        <w:t>Later levels can shorten Frenzy duration for difficulty.</w:t>
+      </w:r>
+    </w:p>
+    <w:p>
+      <w:pPr>
+        <w:pStyle w:val="ListBullet"/>
+      </w:pPr>
+      <w:r>
+        <w:t>Frenzy music replaces normal gameplay music while Frenzy is active.</w:t>
+      </w:r>
+    </w:p>
+    <w:p>
+      <w:pPr>
+        <w:pStyle w:val="ListBullet"/>
+      </w:pPr>
+      <w:r>
+        <w:t>As the Frenzy timer approaches zero, Frenzy music playback rate slows smoothly.</w:t>
+      </w:r>
+    </w:p>
+    <w:p>
+      <w:pPr>
+        <w:pStyle w:val="Heading1"/>
+      </w:pPr>
+      <w:r>
+        <w:rPr>
+          <w:rFonts w:ascii="Arial" w:hAnsi="Arial"/>
+          <w:color w:val="1F7896"/>
+        </w:rPr>
+        <w:t>8. Golden Fish</w:t>
+      </w:r>
+    </w:p>
+    <w:p>
+      <w:pPr>
+        <w:pStyle w:val="ListBullet"/>
+      </w:pPr>
+      <w:r>
+        <w:t>Golden Fish is an optional temporary bonus collectible.</w:t>
+      </w:r>
+    </w:p>
+    <w:p>
+      <w:pPr>
+        <w:pStyle w:val="ListBullet"/>
+      </w:pPr>
+      <w:r>
+        <w:t>It appears based on chum collection progress and level-tunable timing.</w:t>
+      </w:r>
+    </w:p>
+    <w:p>
+      <w:pPr>
+        <w:pStyle w:val="ListBullet"/>
+      </w:pPr>
+      <w:r>
+        <w:t>It awards 500 points when collected.</w:t>
+      </w:r>
+    </w:p>
+    <w:p>
+      <w:pPr>
+        <w:pStyle w:val="ListBullet"/>
+      </w:pPr>
+      <w:r>
+        <w:t>It is never required to clear a level.</w:t>
+      </w:r>
+    </w:p>
+    <w:p>
+      <w:pPr>
+        <w:pStyle w:val="ListBullet"/>
+      </w:pPr>
+      <w:r>
+        <w:t>It should create tempting risk/reward movement without making completion depend on bonus collection.</w:t>
+      </w:r>
+    </w:p>
+    <w:p>
+      <w:pPr>
+        <w:pStyle w:val="Heading1"/>
+      </w:pPr>
+      <w:r>
+        <w:rPr>
+          <w:rFonts w:ascii="Arial" w:hAnsi="Arial"/>
+          <w:color w:val="1F7896"/>
+        </w:rPr>
+        <w:t>9. Enemy Types and Behavior</w:t>
       </w:r>
     </w:p>
     <w:tbl>
       <w:tblPr>
         <w:tblStyle w:val="TableGrid"/>
         <w:tblW w:type="auto" w:w="0"/>
-        <w:jc w:val="center"/>
         <w:tblLook w:firstColumn="1" w:firstRow="1" w:lastColumn="0" w:lastRow="0" w:noHBand="0" w:noVBand="1" w:val="04A0"/>
       </w:tblPr>
       <w:tblGrid>
-        <w:gridCol w:w="2520"/>
-        <w:gridCol w:w="2520"/>
-        <w:gridCol w:w="2520"/>
-        <w:gridCol w:w="2520"/>
+        <w:gridCol w:w="3360"/>
+        <w:gridCol w:w="3360"/>
+        <w:gridCol w:w="3360"/>
       </w:tblGrid>
       <w:tr>
         <w:tc>
           <w:tcPr>
-            <w:tcW w:type="dxa" w:w="2160"/>
-            <w:shd w:fill="1F4E79"/>
+            <w:tcW w:type="dxa" w:w="3360"/>
+            <w:shd w:fill="1F7896"/>
           </w:tcPr>
           <w:p>
-            <w:pPr>
-              <w:jc w:val="left"/>
-            </w:pPr>
+            <w:r/>
             <w:r>
               <w:rPr>
+                <w:rFonts w:ascii="Arial" w:hAnsi="Arial"/>
                 <w:b/>
                 <w:color w:val="FFFFFF"/>
+                <w:sz w:val="18"/>
               </w:rPr>
               <w:t>Enemy</w:t>
             </w:r>
@@ -1865,17 +1239,17 @@
         </w:tc>
         <w:tc>
           <w:tcPr>
-            <w:tcW w:type="dxa" w:w="2304"/>
-            <w:shd w:fill="1F4E79"/>
+            <w:tcW w:type="dxa" w:w="3360"/>
+            <w:shd w:fill="1F7896"/>
           </w:tcPr>
           <w:p>
-            <w:pPr>
-              <w:jc w:val="left"/>
-            </w:pPr>
+            <w:r/>
             <w:r>
               <w:rPr>
+                <w:rFonts w:ascii="Arial" w:hAnsi="Arial"/>
                 <w:b/>
                 <w:color w:val="FFFFFF"/>
+                <w:sz w:val="18"/>
               </w:rPr>
               <w:t>Role</w:t>
             </w:r>
@@ -1883,37 +1257,19 @@
         </w:tc>
         <w:tc>
           <w:tcPr>
-            <w:tcW w:type="dxa" w:w="4032"/>
-            <w:shd w:fill="1F4E79"/>
+            <w:tcW w:type="dxa" w:w="3360"/>
+            <w:shd w:fill="1F7896"/>
           </w:tcPr>
           <w:p>
-            <w:pPr>
-              <w:jc w:val="left"/>
-            </w:pPr>
+            <w:r/>
             <w:r>
               <w:rPr>
+                <w:rFonts w:ascii="Arial" w:hAnsi="Arial"/>
                 <w:b/>
                 <w:color w:val="FFFFFF"/>
+                <w:sz w:val="18"/>
               </w:rPr>
-              <w:t>Behavior</w:t>
-            </w:r>
-          </w:p>
-        </w:tc>
-        <w:tc>
-          <w:tcPr>
-            <w:tcW w:type="dxa" w:w="2592"/>
-            <w:shd w:fill="1F4E79"/>
-          </w:tcPr>
-          <w:p>
-            <w:pPr>
-              <w:jc w:val="left"/>
-            </w:pPr>
-            <w:r>
-              <w:rPr>
-                <w:b/>
-                <w:color w:val="FFFFFF"/>
-              </w:rPr>
-              <w:t>Visual</w:t>
+              <w:t>Behavior / design purpose</w:t>
             </w:r>
           </w:p>
         </w:tc>
@@ -1921,16 +1277,15 @@
       <w:tr>
         <w:tc>
           <w:tcPr>
-            <w:tcW w:type="dxa" w:w="2160"/>
-            <w:vAlign w:val="top"/>
+            <w:tcW w:type="dxa" w:w="3360"/>
           </w:tcPr>
           <w:p>
-            <w:pPr>
-              <w:jc w:val="left"/>
-            </w:pPr>
+            <w:r/>
             <w:r>
               <w:rPr>
+                <w:rFonts w:ascii="Arial" w:hAnsi="Arial"/>
                 <w:b w:val="0"/>
+                <w:sz w:val="18"/>
               </w:rPr>
               <w:t>Dolphin Patrol</w:t>
             </w:r>
@@ -1938,52 +1293,33 @@
         </w:tc>
         <w:tc>
           <w:tcPr>
-            <w:tcW w:type="dxa" w:w="2304"/>
-            <w:vAlign w:val="top"/>
+            <w:tcW w:type="dxa" w:w="3360"/>
           </w:tcPr>
           <w:p>
-            <w:pPr>
-              <w:jc w:val="left"/>
-            </w:pPr>
+            <w:r/>
             <w:r>
               <w:rPr>
+                <w:rFonts w:ascii="Arial" w:hAnsi="Arial"/>
                 <w:b w:val="0"/>
+                <w:sz w:val="18"/>
               </w:rPr>
-              <w:t>Basic fast patrol enemy</w:t>
+              <w:t>Pursuit pressure</w:t>
             </w:r>
           </w:p>
         </w:tc>
         <w:tc>
           <w:tcPr>
-            <w:tcW w:type="dxa" w:w="4032"/>
-            <w:vAlign w:val="top"/>
+            <w:tcW w:type="dxa" w:w="3360"/>
           </w:tcPr>
           <w:p>
-            <w:pPr>
-              <w:jc w:val="left"/>
-            </w:pPr>
+            <w:r/>
             <w:r>
               <w:rPr>
+                <w:rFonts w:ascii="Arial" w:hAnsi="Arial"/>
                 <w:b w:val="0"/>
+                <w:sz w:val="18"/>
               </w:rPr>
-              <w:t>Moves steadily through the maze, follows patrol-like routes, and occasionally turns toward the shark.</w:t>
-            </w:r>
-          </w:p>
-        </w:tc>
-        <w:tc>
-          <w:tcPr>
-            <w:tcW w:type="dxa" w:w="2592"/>
-            <w:vAlign w:val="top"/>
-          </w:tcPr>
-          <w:p>
-            <w:pPr>
-              <w:jc w:val="left"/>
-            </w:pPr>
-            <w:r>
-              <w:rPr>
-                <w:b w:val="0"/>
-              </w:rPr>
-              <w:t>Light blue dolphin-like shape with smooth body and small fin.</w:t>
+              <w:t>Moves quickly through corridors and creates classic chase tension.</w:t>
             </w:r>
           </w:p>
         </w:tc>
@@ -1991,16 +1327,15 @@
       <w:tr>
         <w:tc>
           <w:tcPr>
-            <w:tcW w:type="dxa" w:w="2160"/>
-            <w:vAlign w:val="top"/>
+            <w:tcW w:type="dxa" w:w="3360"/>
           </w:tcPr>
           <w:p>
-            <w:pPr>
-              <w:jc w:val="left"/>
-            </w:pPr>
+            <w:r/>
             <w:r>
               <w:rPr>
+                <w:rFonts w:ascii="Arial" w:hAnsi="Arial"/>
                 <w:b w:val="0"/>
+                <w:sz w:val="18"/>
               </w:rPr>
               <w:t>Electric Eel</w:t>
             </w:r>
@@ -2008,52 +1343,33 @@
         </w:tc>
         <w:tc>
           <w:tcPr>
-            <w:tcW w:type="dxa" w:w="2304"/>
-            <w:vAlign w:val="top"/>
+            <w:tcW w:type="dxa" w:w="3360"/>
           </w:tcPr>
           <w:p>
-            <w:pPr>
-              <w:jc w:val="left"/>
-            </w:pPr>
+            <w:r/>
             <w:r>
               <w:rPr>
+                <w:rFonts w:ascii="Arial" w:hAnsi="Arial"/>
                 <w:b w:val="0"/>
+                <w:sz w:val="18"/>
               </w:rPr>
-              <w:t>Unpredictable enemy</w:t>
+              <w:t>Route pressure</w:t>
             </w:r>
           </w:p>
         </w:tc>
         <w:tc>
           <w:tcPr>
-            <w:tcW w:type="dxa" w:w="4032"/>
-            <w:vAlign w:val="top"/>
+            <w:tcW w:type="dxa" w:w="3360"/>
           </w:tcPr>
           <w:p>
-            <w:pPr>
-              <w:jc w:val="left"/>
-            </w:pPr>
+            <w:r/>
             <w:r>
               <w:rPr>
+                <w:rFonts w:ascii="Arial" w:hAnsi="Arial"/>
                 <w:b w:val="0"/>
+                <w:sz w:val="18"/>
               </w:rPr>
-              <w:t>Moves through tunnels with random turns and changes direction more often.</w:t>
-            </w:r>
-          </w:p>
-        </w:tc>
-        <w:tc>
-          <w:tcPr>
-            <w:tcW w:type="dxa" w:w="2592"/>
-            <w:vAlign w:val="top"/>
-          </w:tcPr>
-          <w:p>
-            <w:pPr>
-              <w:jc w:val="left"/>
-            </w:pPr>
-            <w:r>
-              <w:rPr>
-                <w:b w:val="0"/>
-              </w:rPr>
-              <w:t>Green/yellow eel with optional small spark effect.</w:t>
+              <w:t>Uses slithering/electric presentation and pressures maze routes.</w:t>
             </w:r>
           </w:p>
         </w:tc>
@@ -2061,16 +1377,15 @@
       <w:tr>
         <w:tc>
           <w:tcPr>
-            <w:tcW w:type="dxa" w:w="2160"/>
-            <w:vAlign w:val="top"/>
+            <w:tcW w:type="dxa" w:w="3360"/>
           </w:tcPr>
           <w:p>
-            <w:pPr>
-              <w:jc w:val="left"/>
-            </w:pPr>
+            <w:r/>
             <w:r>
               <w:rPr>
+                <w:rFonts w:ascii="Arial" w:hAnsi="Arial"/>
                 <w:b w:val="0"/>
+                <w:sz w:val="18"/>
               </w:rPr>
               <w:t>Diver Drone</w:t>
             </w:r>
@@ -2078,52 +1393,33 @@
         </w:tc>
         <w:tc>
           <w:tcPr>
-            <w:tcW w:type="dxa" w:w="2304"/>
-            <w:vAlign w:val="top"/>
+            <w:tcW w:type="dxa" w:w="3360"/>
           </w:tcPr>
           <w:p>
-            <w:pPr>
-              <w:jc w:val="left"/>
-            </w:pPr>
+            <w:r/>
             <w:r>
               <w:rPr>
+                <w:rFonts w:ascii="Arial" w:hAnsi="Arial"/>
                 <w:b w:val="0"/>
+                <w:sz w:val="18"/>
               </w:rPr>
-              <w:t>Smart hunter enemy</w:t>
+              <w:t>Hunter pressure</w:t>
             </w:r>
           </w:p>
         </w:tc>
         <w:tc>
           <w:tcPr>
-            <w:tcW w:type="dxa" w:w="4032"/>
-            <w:vAlign w:val="top"/>
+            <w:tcW w:type="dxa" w:w="3360"/>
           </w:tcPr>
           <w:p>
-            <w:pPr>
-              <w:jc w:val="left"/>
-            </w:pPr>
+            <w:r/>
             <w:r>
               <w:rPr>
+                <w:rFonts w:ascii="Arial" w:hAnsi="Arial"/>
                 <w:b w:val="0"/>
+                <w:sz w:val="18"/>
               </w:rPr>
-              <w:t>Uses simple chase logic to move closer to the shark. Slower but more intentional.</w:t>
-            </w:r>
-          </w:p>
-        </w:tc>
-        <w:tc>
-          <w:tcPr>
-            <w:tcW w:type="dxa" w:w="2592"/>
-            <w:vAlign w:val="top"/>
-          </w:tcPr>
-          <w:p>
-            <w:pPr>
-              <w:jc w:val="left"/>
-            </w:pPr>
-            <w:r>
-              <w:rPr>
-                <w:b w:val="0"/>
-              </w:rPr>
-              <w:t>Small yellow/orange underwater drone with round body, tiny propeller, and sensor light.</w:t>
+              <w:t>Moves with more intentional pursuit and scanner/drone presentation.</w:t>
             </w:r>
           </w:p>
         </w:tc>
@@ -2131,16 +1427,15 @@
       <w:tr>
         <w:tc>
           <w:tcPr>
-            <w:tcW w:type="dxa" w:w="2160"/>
-            <w:vAlign w:val="top"/>
+            <w:tcW w:type="dxa" w:w="3360"/>
           </w:tcPr>
           <w:p>
-            <w:pPr>
-              <w:jc w:val="left"/>
-            </w:pPr>
+            <w:r/>
             <w:r>
               <w:rPr>
+                <w:rFonts w:ascii="Arial" w:hAnsi="Arial"/>
                 <w:b w:val="0"/>
+                <w:sz w:val="18"/>
               </w:rPr>
               <w:t>Puffer Guard</w:t>
             </w:r>
@@ -2148,52 +1443,33 @@
         </w:tc>
         <w:tc>
           <w:tcPr>
-            <w:tcW w:type="dxa" w:w="2304"/>
-            <w:vAlign w:val="top"/>
+            <w:tcW w:type="dxa" w:w="3360"/>
           </w:tcPr>
           <w:p>
-            <w:pPr>
-              <w:jc w:val="left"/>
-            </w:pPr>
+            <w:r/>
             <w:r>
               <w:rPr>
+                <w:rFonts w:ascii="Arial" w:hAnsi="Arial"/>
                 <w:b w:val="0"/>
+                <w:sz w:val="18"/>
               </w:rPr>
-              <w:t>Later-level route blocker</w:t>
+              <w:t>Space control</w:t>
             </w:r>
           </w:p>
         </w:tc>
         <w:tc>
           <w:tcPr>
-            <w:tcW w:type="dxa" w:w="4032"/>
-            <w:vAlign w:val="top"/>
+            <w:tcW w:type="dxa" w:w="3360"/>
           </w:tcPr>
           <w:p>
-            <w:pPr>
-              <w:jc w:val="left"/>
-            </w:pPr>
+            <w:r/>
             <w:r>
               <w:rPr>
+                <w:rFonts w:ascii="Arial" w:hAnsi="Arial"/>
                 <w:b w:val="0"/>
+                <w:sz w:val="18"/>
               </w:rPr>
-              <w:t>Moves slowly, patrols short areas, and guards important corridors or power items.</w:t>
-            </w:r>
-          </w:p>
-        </w:tc>
-        <w:tc>
-          <w:tcPr>
-            <w:tcW w:type="dxa" w:w="2592"/>
-            <w:vAlign w:val="top"/>
-          </w:tcPr>
-          <w:p>
-            <w:pPr>
-              <w:jc w:val="left"/>
-            </w:pPr>
-            <w:r>
-              <w:rPr>
-                <w:b w:val="0"/>
-              </w:rPr>
-              <w:t>Round pufferfish shape with spikes or puffed-up outline.</w:t>
+              <w:t>Inflates on a cycle to control space. Level design must prevent Puffers from sealing the only route.</w:t>
             </w:r>
           </w:p>
         </w:tc>
@@ -2202,17 +1478,112 @@
     <w:p/>
     <w:p>
       <w:pPr>
-        <w:pStyle w:val="Heading2"/>
+        <w:pStyle w:val="ListBullet"/>
       </w:pPr>
       <w:r>
-        <w:t>Enemy States</w:t>
+        <w:t>Normal enemies are dangerous and cost a life on contact.</w:t>
+      </w:r>
+    </w:p>
+    <w:p>
+      <w:pPr>
+        <w:pStyle w:val="ListBullet"/>
+      </w:pPr>
+      <w:r>
+        <w:t>Vulnerable enemies can be chomped during Frenzy Mode.</w:t>
+      </w:r>
+    </w:p>
+    <w:p>
+      <w:pPr>
+        <w:pStyle w:val="ListBullet"/>
+      </w:pPr>
+      <w:r>
+        <w:t>Chomped enemies enter a returning state before becoming dangerous again.</w:t>
+      </w:r>
+    </w:p>
+    <w:p>
+      <w:pPr>
+        <w:pStyle w:val="Heading1"/>
+      </w:pPr>
+      <w:r>
+        <w:rPr>
+          <w:rFonts w:ascii="Arial" w:hAnsi="Arial"/>
+          <w:color w:val="1F7896"/>
+        </w:rPr>
+        <w:t>10. Level Progression and Difficulty</w:t>
+      </w:r>
+    </w:p>
+    <w:p>
+      <w:pPr>
+        <w:pStyle w:val="ListBullet"/>
+      </w:pPr>
+      <w:r>
+        <w:t>The game contains 50 configured levels.</w:t>
+      </w:r>
+    </w:p>
+    <w:p>
+      <w:pPr>
+        <w:pStyle w:val="ListBullet"/>
+      </w:pPr>
+      <w:r>
+        <w:t>A level clears when all chum is collected.</w:t>
+      </w:r>
+    </w:p>
+    <w:p>
+      <w:pPr>
+        <w:pStyle w:val="ListBullet"/>
+      </w:pPr>
+      <w:r>
+        <w:t>Layouts remain 15 rows by 19 columns using the shared tile-data format.</w:t>
+      </w:r>
+    </w:p>
+    <w:p>
+      <w:pPr>
+        <w:pStyle w:val="ListBullet"/>
+      </w:pPr>
+      <w:r>
+        <w:t>Difficulty increases through maze complexity, enemy combinations, enemy placement, Puffer pressure, Frenzy Bait risk, and modest speed modifiers.</w:t>
+      </w:r>
+    </w:p>
+    <w:p>
+      <w:pPr>
+        <w:pStyle w:val="ListBullet"/>
+      </w:pPr>
+      <w:r>
+        <w:t>The current balancing priority is to verify all 50 levels remain fair, readable, and completable.</w:t>
+      </w:r>
+    </w:p>
+    <w:p>
+      <w:pPr>
+        <w:pStyle w:val="ListBullet"/>
+      </w:pPr>
+      <w:r>
+        <w:t>Levels 4-10, especially Levels 8-10, need focused browser playtesting for enemy density and pressure.</w:t>
+      </w:r>
+    </w:p>
+    <w:p>
+      <w:pPr>
+        <w:pStyle w:val="ListBullet"/>
+      </w:pPr>
+      <w:r>
+        <w:t>Late-game levels should remain challenging without relying on overcrowding or unavoidable collisions.</w:t>
+      </w:r>
+    </w:p>
+    <w:p>
+      <w:pPr>
+        <w:pStyle w:val="Heading1"/>
+      </w:pPr>
+      <w:r>
+        <w:rPr>
+          <w:rFonts w:ascii="Arial" w:hAnsi="Arial"/>
+          <w:color w:val="1F7896"/>
+        </w:rPr>
+        <w:t>11. Game States and Interface</w:t>
       </w:r>
     </w:p>
     <w:tbl>
       <w:tblPr>
         <w:tblStyle w:val="TableGrid"/>
         <w:tblW w:type="auto" w:w="0"/>
-        <w:jc w:val="center"/>
         <w:tblLook w:firstColumn="1" w:firstRow="1" w:lastColumn="0" w:lastRow="0" w:noHBand="0" w:noVBand="1" w:val="04A0"/>
       </w:tblPr>
       <w:tblGrid>
@@ -2222,17 +1593,17 @@
       <w:tr>
         <w:tc>
           <w:tcPr>
-            <w:tcW w:type="dxa" w:w="2304"/>
-            <w:shd w:fill="1F4E79"/>
+            <w:tcW w:type="dxa" w:w="5040"/>
+            <w:shd w:fill="1F7896"/>
           </w:tcPr>
           <w:p>
-            <w:pPr>
-              <w:jc w:val="left"/>
-            </w:pPr>
+            <w:r/>
             <w:r>
               <w:rPr>
+                <w:rFonts w:ascii="Arial" w:hAnsi="Arial"/>
                 <w:b/>
                 <w:color w:val="FFFFFF"/>
+                <w:sz w:val="18"/>
               </w:rPr>
               <w:t>State</w:t>
             </w:r>
@@ -2240,19 +1611,19 @@
         </w:tc>
         <w:tc>
           <w:tcPr>
-            <w:tcW w:type="dxa" w:w="8208"/>
-            <w:shd w:fill="1F4E79"/>
+            <w:tcW w:type="dxa" w:w="5040"/>
+            <w:shd w:fill="1F7896"/>
           </w:tcPr>
           <w:p>
-            <w:pPr>
-              <w:jc w:val="left"/>
-            </w:pPr>
+            <w:r/>
             <w:r>
               <w:rPr>
+                <w:rFonts w:ascii="Arial" w:hAnsi="Arial"/>
                 <w:b/>
                 <w:color w:val="FFFFFF"/>
+                <w:sz w:val="18"/>
               </w:rPr>
-              <w:t>Description</w:t>
+              <w:t>Current presentation</w:t>
             </w:r>
           </w:p>
         </w:tc>
@@ -2260,35 +1631,33 @@
       <w:tr>
         <w:tc>
           <w:tcPr>
-            <w:tcW w:type="dxa" w:w="2304"/>
-            <w:vAlign w:val="top"/>
+            <w:tcW w:type="dxa" w:w="5040"/>
           </w:tcPr>
           <w:p>
-            <w:pPr>
-              <w:jc w:val="left"/>
-            </w:pPr>
+            <w:r/>
             <w:r>
               <w:rPr>
+                <w:rFonts w:ascii="Arial" w:hAnsi="Arial"/>
                 <w:b w:val="0"/>
+                <w:sz w:val="18"/>
               </w:rPr>
-              <w:t>Normal</w:t>
+              <w:t>start</w:t>
             </w:r>
           </w:p>
         </w:tc>
         <w:tc>
           <w:tcPr>
-            <w:tcW w:type="dxa" w:w="8208"/>
-            <w:vAlign w:val="top"/>
+            <w:tcW w:type="dxa" w:w="5040"/>
           </w:tcPr>
           <w:p>
-            <w:pPr>
-              <w:jc w:val="left"/>
-            </w:pPr>
+            <w:r/>
             <w:r>
               <w:rPr>
+                <w:rFonts w:ascii="Arial" w:hAnsi="Arial"/>
                 <w:b w:val="0"/>
+                <w:sz w:val="18"/>
               </w:rPr>
-              <w:t>Enemies are dangerous. If the shark touches an enemy in normal state, the shark loses a life.</w:t>
+              <w:t>Layout Option 1 start screen with CHOMP title, subtitle, decorative hero art, objective panel, controls, animated left attract sequence, and start CTA.</w:t>
             </w:r>
           </w:p>
         </w:tc>
@@ -2296,35 +1665,33 @@
       <w:tr>
         <w:tc>
           <w:tcPr>
-            <w:tcW w:type="dxa" w:w="2304"/>
-            <w:vAlign w:val="top"/>
+            <w:tcW w:type="dxa" w:w="5040"/>
           </w:tcPr>
           <w:p>
-            <w:pPr>
-              <w:jc w:val="left"/>
-            </w:pPr>
+            <w:r/>
             <w:r>
               <w:rPr>
+                <w:rFonts w:ascii="Arial" w:hAnsi="Arial"/>
                 <w:b w:val="0"/>
+                <w:sz w:val="18"/>
               </w:rPr>
-              <w:t>Vulnerable</w:t>
+              <w:t>playing</w:t>
             </w:r>
           </w:p>
         </w:tc>
         <w:tc>
           <w:tcPr>
-            <w:tcW w:type="dxa" w:w="8208"/>
-            <w:vAlign w:val="top"/>
+            <w:tcW w:type="dxa" w:w="5040"/>
           </w:tcPr>
           <w:p>
-            <w:pPr>
-              <w:jc w:val="left"/>
-            </w:pPr>
+            <w:r/>
             <w:r>
               <w:rPr>
+                <w:rFonts w:ascii="Arial" w:hAnsi="Arial"/>
                 <w:b w:val="0"/>
+                <w:sz w:val="18"/>
               </w:rPr>
-              <w:t>Triggered during Frenzy Mode. Enemies change color, may slow slightly, and can be chomped by the shark.</w:t>
+              <w:t>Maze, player, enemies, chum, Frenzy Bait, Golden Fish, HUD, particles, and active music.</w:t>
             </w:r>
           </w:p>
         </w:tc>
@@ -2332,35 +1699,135 @@
       <w:tr>
         <w:tc>
           <w:tcPr>
-            <w:tcW w:type="dxa" w:w="2304"/>
-            <w:vAlign w:val="top"/>
+            <w:tcW w:type="dxa" w:w="5040"/>
           </w:tcPr>
           <w:p>
-            <w:pPr>
-              <w:jc w:val="left"/>
-            </w:pPr>
+            <w:r/>
             <w:r>
               <w:rPr>
+                <w:rFonts w:ascii="Arial" w:hAnsi="Arial"/>
                 <w:b w:val="0"/>
+                <w:sz w:val="18"/>
               </w:rPr>
-              <w:t>Returning</w:t>
+              <w:t>paused</w:t>
             </w:r>
           </w:p>
         </w:tc>
         <w:tc>
           <w:tcPr>
-            <w:tcW w:type="dxa" w:w="8208"/>
-            <w:vAlign w:val="top"/>
+            <w:tcW w:type="dxa" w:w="5040"/>
           </w:tcPr>
           <w:p>
-            <w:pPr>
-              <w:jc w:val="left"/>
-            </w:pPr>
+            <w:r/>
             <w:r>
               <w:rPr>
+                <w:rFonts w:ascii="Arial" w:hAnsi="Arial"/>
                 <w:b w:val="0"/>
+                <w:sz w:val="18"/>
               </w:rPr>
-              <w:t>After being chomped, an enemy becomes temporarily harmless and returns to its spawn zone. Once back at spawn, it returns to normal behavior.</w:t>
+              <w:t>Gameplay and animation timing pause cleanly with a pause overlay.</w:t>
+            </w:r>
+          </w:p>
+        </w:tc>
+      </w:tr>
+      <w:tr>
+        <w:tc>
+          <w:tcPr>
+            <w:tcW w:type="dxa" w:w="5040"/>
+          </w:tcPr>
+          <w:p>
+            <w:r/>
+            <w:r>
+              <w:rPr>
+                <w:rFonts w:ascii="Arial" w:hAnsi="Arial"/>
+                <w:b w:val="0"/>
+                <w:sz w:val="18"/>
+              </w:rPr>
+              <w:t>levelClear</w:t>
+            </w:r>
+          </w:p>
+        </w:tc>
+        <w:tc>
+          <w:tcPr>
+            <w:tcW w:type="dxa" w:w="5040"/>
+          </w:tcPr>
+          <w:p>
+            <w:r/>
+            <w:r>
+              <w:rPr>
+                <w:rFonts w:ascii="Arial" w:hAnsi="Arial"/>
+                <w:b w:val="0"/>
+                <w:sz w:val="18"/>
+              </w:rPr>
+              <w:t>Level clear overlay with score, bonus, continue CTA, particles, and extra-life reward badge when eligible.</w:t>
+            </w:r>
+          </w:p>
+        </w:tc>
+      </w:tr>
+      <w:tr>
+        <w:tc>
+          <w:tcPr>
+            <w:tcW w:type="dxa" w:w="5040"/>
+          </w:tcPr>
+          <w:p>
+            <w:r/>
+            <w:r>
+              <w:rPr>
+                <w:rFonts w:ascii="Arial" w:hAnsi="Arial"/>
+                <w:b w:val="0"/>
+                <w:sz w:val="18"/>
+              </w:rPr>
+              <w:t>gameOver</w:t>
+            </w:r>
+          </w:p>
+        </w:tc>
+        <w:tc>
+          <w:tcPr>
+            <w:tcW w:type="dxa" w:w="5040"/>
+          </w:tcPr>
+          <w:p>
+            <w:r/>
+            <w:r>
+              <w:rPr>
+                <w:rFonts w:ascii="Arial" w:hAnsi="Arial"/>
+                <w:b w:val="0"/>
+                <w:sz w:val="18"/>
+              </w:rPr>
+              <w:t>Final score, high score, level reached, and restart CTA.</w:t>
+            </w:r>
+          </w:p>
+        </w:tc>
+      </w:tr>
+      <w:tr>
+        <w:tc>
+          <w:tcPr>
+            <w:tcW w:type="dxa" w:w="5040"/>
+          </w:tcPr>
+          <w:p>
+            <w:r/>
+            <w:r>
+              <w:rPr>
+                <w:rFonts w:ascii="Arial" w:hAnsi="Arial"/>
+                <w:b w:val="0"/>
+                <w:sz w:val="18"/>
+              </w:rPr>
+              <w:t>win</w:t>
+            </w:r>
+          </w:p>
+        </w:tc>
+        <w:tc>
+          <w:tcPr>
+            <w:tcW w:type="dxa" w:w="5040"/>
+          </w:tcPr>
+          <w:p>
+            <w:r/>
+            <w:r>
+              <w:rPr>
+                <w:rFonts w:ascii="Arial" w:hAnsi="Arial"/>
+                <w:b w:val="0"/>
+                <w:sz w:val="18"/>
+              </w:rPr>
+              <w:t>Animated final victory celebration after Level 50 with stats, CHOMP hero entrance, bubbles, confetti, glow, new-high-score badge when earned, replay CTA, and victory music.</w:t>
             </w:r>
           </w:p>
         </w:tc>
@@ -2372,15 +1839,11 @@
         <w:pStyle w:val="Heading1"/>
       </w:pPr>
       <w:r>
-        <w:t>7. Lives, Level Progression, and Maze Design</w:t>
-      </w:r>
-    </w:p>
-    <w:p>
-      <w:pPr>
-        <w:pStyle w:val="Heading2"/>
-      </w:pPr>
-      <w:r>
-        <w:t>Lives and Failure</w:t>
+        <w:rPr>
+          <w:rFonts w:ascii="Arial" w:hAnsi="Arial"/>
+          <w:color w:val="1F7896"/>
+        </w:rPr>
+        <w:t>12. Death and Respawn Flow</w:t>
       </w:r>
     </w:p>
     <w:p>
@@ -2388,7 +1851,7 @@
         <w:pStyle w:val="ListBullet"/>
       </w:pPr>
       <w:r>
-        <w:t>Suggested starting lives: 3</w:t>
+        <w:t>A dangerous collision starts an explicit death-animation state.</w:t>
       </w:r>
     </w:p>
     <w:p>
@@ -2396,7 +1859,7 @@
         <w:pStyle w:val="ListBullet"/>
       </w:pPr>
       <w:r>
-        <w:t>Touching a dangerous enemy causes the shark to lose 1 life</w:t>
+        <w:t>The death sound and death animation start together.</w:t>
       </w:r>
     </w:p>
     <w:p>
@@ -2404,7 +1867,7 @@
         <w:pStyle w:val="ListBullet"/>
       </w:pPr>
       <w:r>
-        <w:t>After losing a life, reset the shark position and optionally reset enemy positions</w:t>
+        <w:t>The animation duration uses the decoded chomp-death.wav duration when available, with a named fallback duration if unavailable.</w:t>
       </w:r>
     </w:p>
     <w:p>
@@ -2412,27 +1875,297 @@
         <w:pStyle w:val="ListBullet"/>
       </w:pPr>
       <w:r>
-        <w:t>When lives reach 0, show Game Over with final score, high score, and restart option</w:t>
+        <w:t>Normal movement and collection stop during the death sequence.</w:t>
       </w:r>
     </w:p>
     <w:p>
       <w:pPr>
-        <w:pStyle w:val="Heading2"/>
+        <w:pStyle w:val="ListBullet"/>
       </w:pPr>
       <w:r>
-        <w:t>Level Progression</w:t>
+        <w:t>The shark shows a shocked expression, impact burst, playful spin/wobble, shrinking, bubbles, and fade-out.</w:t>
       </w:r>
     </w:p>
     <w:p>
+      <w:pPr>
+        <w:pStyle w:val="ListBullet"/>
+      </w:pPr>
       <w:r>
-        <w:t>The player clears a level by collecting all chum in the maze. The first version should start small: 3 levels, then expand to 10 levels, and later possibly 25 or more. Unlike Breakout, this game should not start with 50 levels because maze design and enemy pathing are more complex.</w:t>
+        <w:t>Respawn or Game Over occurs only after the full death sequence finishes.</w:t>
+      </w:r>
+    </w:p>
+    <w:p>
+      <w:pPr>
+        <w:pStyle w:val="ListBullet"/>
+      </w:pPr>
+      <w:r>
+        <w:t>Restart and debug actions cancel stale death state cleanly.</w:t>
+      </w:r>
+    </w:p>
+    <w:p>
+      <w:pPr>
+        <w:pStyle w:val="Heading1"/>
+      </w:pPr>
+      <w:r>
+        <w:rPr>
+          <w:rFonts w:ascii="Arial" w:hAnsi="Arial"/>
+          <w:color w:val="1F7896"/>
+        </w:rPr>
+        <w:t>13. Audio Design</w:t>
+      </w:r>
+    </w:p>
+    <w:p>
+      <w:pPr>
+        <w:pStyle w:val="ListBullet"/>
+      </w:pPr>
+      <w:r>
+        <w:t>Audio uses the Web Audio API with a production AudioContext unlocked by user interaction.</w:t>
+      </w:r>
+    </w:p>
+    <w:p>
+      <w:pPr>
+        <w:pStyle w:val="ListBullet"/>
+      </w:pPr>
+      <w:r>
+        <w:t>Normal gameplay and the start screen use the main music loop.</w:t>
+      </w:r>
+    </w:p>
+    <w:p>
+      <w:pPr>
+        <w:pStyle w:val="ListBullet"/>
+      </w:pPr>
+      <w:r>
+        <w:t>Frenzy Mode switches to the Frenzy loop and slows playback rate as time runs low.</w:t>
+      </w:r>
+    </w:p>
+    <w:p>
+      <w:pPr>
+        <w:pStyle w:val="ListBullet"/>
+      </w:pPr>
+      <w:r>
+        <w:t>Death uses a one-shot WAV sound with music ducking.</w:t>
+      </w:r>
+    </w:p>
+    <w:p>
+      <w:pPr>
+        <w:pStyle w:val="ListBullet"/>
+      </w:pPr>
+      <w:r>
+        <w:t>Final victory plays victory music only after the final configured level is completed.</w:t>
+      </w:r>
+    </w:p>
+    <w:p>
+      <w:pPr>
+        <w:pStyle w:val="ListBullet"/>
+      </w:pPr>
+      <w:r>
+        <w:t>Generated arcade SFX remain for collection, Frenzy, level clear, bonus, pause/resume, and related feedback.</w:t>
+      </w:r>
+    </w:p>
+    <w:p>
+      <w:pPr>
+        <w:pStyle w:val="ListBullet"/>
+      </w:pPr>
+      <w:r>
+        <w:t>Mute affects music, WAV sounds, and generated SFX, and the saved mute preference is preserved.</w:t>
+      </w:r>
+    </w:p>
+    <w:p>
+      <w:pPr>
+        <w:pStyle w:val="ListBullet"/>
+      </w:pPr>
+      <w:r>
+        <w:t>GitHub Pages audio assets are stored in normal Git so they are served as real WAV files.</w:t>
+      </w:r>
+    </w:p>
+    <w:p>
+      <w:pPr>
+        <w:pStyle w:val="ListBullet"/>
+      </w:pPr>
+      <w:r>
+        <w:t>If WAV size becomes a measured production problem, MP3 conversion can be evaluated later.</w:t>
+      </w:r>
+    </w:p>
+    <w:p>
+      <w:pPr>
+        <w:pStyle w:val="Heading1"/>
+      </w:pPr>
+      <w:r>
+        <w:rPr>
+          <w:rFonts w:ascii="Arial" w:hAnsi="Arial"/>
+          <w:color w:val="1F7896"/>
+        </w:rPr>
+        <w:t>14. Start-Screen Attract Sequence</w:t>
+      </w:r>
+    </w:p>
+    <w:p>
+      <w:pPr>
+        <w:pStyle w:val="ListBullet"/>
+      </w:pPr>
+      <w:r>
+        <w:t>The left-side panel is an animated arcade attract-mode character introduction.</w:t>
+      </w:r>
+    </w:p>
+    <w:p>
+      <w:pPr>
+        <w:pStyle w:val="ListBullet"/>
+      </w:pPr>
+      <w:r>
+        <w:t>The loop introduces CHOMP, Dolphin Patrol, Electric Eel, Diver Drone, Puffer Guard, and a final get-ready beat.</w:t>
+      </w:r>
+    </w:p>
+    <w:p>
+      <w:pPr>
+        <w:pStyle w:val="ListBullet"/>
+      </w:pPr>
+      <w:r>
+        <w:t>The animation uses elapsed-time phases, tuned easing, scanline wipes, readable labels, bubbles, glow, and restrained arcade motion.</w:t>
+      </w:r>
+    </w:p>
+    <w:p>
+      <w:pPr>
+        <w:pStyle w:val="ListBullet"/>
+      </w:pPr>
+      <w:r>
+        <w:t>It is presentation-only and stops when gameplay begins.</w:t>
+      </w:r>
+    </w:p>
+    <w:p>
+      <w:pPr>
+        <w:pStyle w:val="Heading1"/>
+      </w:pPr>
+      <w:r>
+        <w:rPr>
+          <w:rFonts w:ascii="Arial" w:hAnsi="Arial"/>
+          <w:color w:val="1F7896"/>
+        </w:rPr>
+        <w:t>15. Final Victory Presentation</w:t>
+      </w:r>
+    </w:p>
+    <w:p>
+      <w:pPr>
+        <w:pStyle w:val="ListBullet"/>
+      </w:pPr>
+      <w:r>
+        <w:t>The final victory screen appears after clearing Level 50.</w:t>
+      </w:r>
+    </w:p>
+    <w:p>
+      <w:pPr>
+        <w:pStyle w:val="ListBullet"/>
+      </w:pPr>
+      <w:r>
+        <w:t>The sequence fades in, reveals the headline, brings CHOMP into a hero pose, starts bubbles/confetti/spotlight effects, animates stat counters, shows flavor text, and pulses the replay CTA.</w:t>
+      </w:r>
+    </w:p>
+    <w:p>
+      <w:pPr>
+        <w:pStyle w:val="ListBullet"/>
+      </w:pPr>
+      <w:r>
+        <w:t>Stats include final score, high score, levels cleared, chum eaten, Frenzy baits used, and time played.</w:t>
+      </w:r>
+    </w:p>
+    <w:p>
+      <w:pPr>
+        <w:pStyle w:val="ListBullet"/>
+      </w:pPr>
+      <w:r>
+        <w:t>A new-high-score badge appears only when earned.</w:t>
+      </w:r>
+    </w:p>
+    <w:p>
+      <w:pPr>
+        <w:pStyle w:val="ListBullet"/>
+      </w:pPr>
+      <w:r>
+        <w:t>Replay remains available immediately and resets victory effects cleanly.</w:t>
+      </w:r>
+    </w:p>
+    <w:p>
+      <w:pPr>
+        <w:pStyle w:val="Heading1"/>
+      </w:pPr>
+      <w:r>
+        <w:rPr>
+          <w:rFonts w:ascii="Arial" w:hAnsi="Arial"/>
+          <w:color w:val="1F7896"/>
+        </w:rPr>
+        <w:t>16. Debug and Testing Mode</w:t>
+      </w:r>
+    </w:p>
+    <w:p>
+      <w:pPr>
+        <w:pStyle w:val="ListBullet"/>
+      </w:pPr>
+      <w:r>
+        <w:t>Debug tools are hidden during normal public play.</w:t>
+      </w:r>
+    </w:p>
+    <w:p>
+      <w:pPr>
+        <w:pStyle w:val="ListBullet"/>
+      </w:pPr>
+      <w:r>
+        <w:t>Debug mode is enabled only when the page URL includes ?debug=1.</w:t>
+      </w:r>
+    </w:p>
+    <w:p>
+      <w:pPr>
+        <w:pStyle w:val="ListBullet"/>
+      </w:pPr>
+      <w:r>
+        <w:t>A visible DEBUG MODE badge and debug control panel appear only in debug mode.</w:t>
+      </w:r>
+    </w:p>
+    <w:p>
+      <w:pPr>
+        <w:pStyle w:val="ListBullet"/>
+      </w:pPr>
+      <w:r>
+        <w:t>Debug tools support changing levels, jumping to a chosen level, completing the current level, adding/removing lives, testing extra-life presentation, triggering Frenzy, triggering player death, and jumping to final victory.</w:t>
+      </w:r>
+    </w:p>
+    <w:p>
+      <w:pPr>
+        <w:pStyle w:val="ListBullet"/>
+      </w:pPr>
+      <w:r>
+        <w:t>Jumping to a level does not award extra lives.</w:t>
+      </w:r>
+    </w:p>
+    <w:p>
+      <w:pPr>
+        <w:pStyle w:val="ListBullet"/>
+      </w:pPr>
+      <w:r>
+        <w:t>Completing the current level uses the normal level-clear flow and may award an eligible extra life once per run.</w:t>
+      </w:r>
+    </w:p>
+    <w:p>
+      <w:pPr>
+        <w:pStyle w:val="ListBullet"/>
+      </w:pPr>
+      <w:r>
+        <w:t>High-score saving is disabled in debug mode so test scores do not overwrite real scores.</w:t>
+      </w:r>
+    </w:p>
+    <w:p>
+      <w:pPr>
+        <w:pStyle w:val="Heading1"/>
+      </w:pPr>
+      <w:r>
+        <w:rPr>
+          <w:rFonts w:ascii="Arial" w:hAnsi="Arial"/>
+          <w:color w:val="1F7896"/>
+        </w:rPr>
+        <w:t>17. Technical Direction and Deployment</w:t>
       </w:r>
     </w:p>
     <w:tbl>
       <w:tblPr>
         <w:tblStyle w:val="TableGrid"/>
         <w:tblW w:type="auto" w:w="0"/>
-        <w:jc w:val="center"/>
         <w:tblLook w:firstColumn="1" w:firstRow="1" w:lastColumn="0" w:lastRow="0" w:noHBand="0" w:noVBand="1" w:val="04A0"/>
       </w:tblPr>
       <w:tblGrid>
@@ -2442,37 +2175,37 @@
       <w:tr>
         <w:tc>
           <w:tcPr>
-            <w:tcW w:type="dxa" w:w="2448"/>
-            <w:shd w:fill="1F4E79"/>
+            <w:tcW w:type="dxa" w:w="5040"/>
+            <w:shd w:fill="1F7896"/>
           </w:tcPr>
           <w:p>
-            <w:pPr>
-              <w:jc w:val="left"/>
-            </w:pPr>
+            <w:r/>
             <w:r>
               <w:rPr>
+                <w:rFonts w:ascii="Arial" w:hAnsi="Arial"/>
                 <w:b/>
                 <w:color w:val="FFFFFF"/>
+                <w:sz w:val="18"/>
               </w:rPr>
-              <w:t>Level Range</w:t>
+              <w:t>Technology</w:t>
             </w:r>
           </w:p>
         </w:tc>
         <w:tc>
           <w:tcPr>
-            <w:tcW w:type="dxa" w:w="8064"/>
-            <w:shd w:fill="1F4E79"/>
+            <w:tcW w:type="dxa" w:w="5040"/>
+            <w:shd w:fill="1F7896"/>
           </w:tcPr>
           <w:p>
-            <w:pPr>
-              <w:jc w:val="left"/>
-            </w:pPr>
+            <w:r/>
             <w:r>
               <w:rPr>
+                <w:rFonts w:ascii="Arial" w:hAnsi="Arial"/>
                 <w:b/>
                 <w:color w:val="FFFFFF"/>
+                <w:sz w:val="18"/>
               </w:rPr>
-              <w:t>Difficulty Direction</w:t>
+              <w:t>Purpose</w:t>
             </w:r>
           </w:p>
         </w:tc>
@@ -2480,35 +2213,33 @@
       <w:tr>
         <w:tc>
           <w:tcPr>
-            <w:tcW w:type="dxa" w:w="2448"/>
-            <w:vAlign w:val="top"/>
+            <w:tcW w:type="dxa" w:w="5040"/>
           </w:tcPr>
           <w:p>
-            <w:pPr>
-              <w:jc w:val="left"/>
-            </w:pPr>
+            <w:r/>
             <w:r>
               <w:rPr>
+                <w:rFonts w:ascii="Arial" w:hAnsi="Arial"/>
                 <w:b w:val="0"/>
+                <w:sz w:val="18"/>
               </w:rPr>
-              <w:t>Levels 1-3</w:t>
+              <w:t>HTML</w:t>
             </w:r>
           </w:p>
         </w:tc>
         <w:tc>
           <w:tcPr>
-            <w:tcW w:type="dxa" w:w="8064"/>
-            <w:vAlign w:val="top"/>
+            <w:tcW w:type="dxa" w:w="5040"/>
           </w:tcPr>
           <w:p>
-            <w:pPr>
-              <w:jc w:val="left"/>
-            </w:pPr>
+            <w:r/>
             <w:r>
               <w:rPr>
+                <w:rFonts w:ascii="Arial" w:hAnsi="Arial"/>
                 <w:b w:val="0"/>
+                <w:sz w:val="18"/>
               </w:rPr>
-              <w:t>Simple mazes, 1-2 enemies, longer Frenzy Mode, basic chum collection.</w:t>
+              <w:t>Page structure and controls.</w:t>
             </w:r>
           </w:p>
         </w:tc>
@@ -2516,35 +2247,33 @@
       <w:tr>
         <w:tc>
           <w:tcPr>
-            <w:tcW w:type="dxa" w:w="2448"/>
-            <w:vAlign w:val="top"/>
+            <w:tcW w:type="dxa" w:w="5040"/>
           </w:tcPr>
           <w:p>
-            <w:pPr>
-              <w:jc w:val="left"/>
-            </w:pPr>
+            <w:r/>
             <w:r>
               <w:rPr>
+                <w:rFonts w:ascii="Arial" w:hAnsi="Arial"/>
                 <w:b w:val="0"/>
+                <w:sz w:val="18"/>
               </w:rPr>
-              <w:t>Levels 4-7</w:t>
+              <w:t>CSS</w:t>
             </w:r>
           </w:p>
         </w:tc>
         <w:tc>
           <w:tcPr>
-            <w:tcW w:type="dxa" w:w="8064"/>
-            <w:vAlign w:val="top"/>
+            <w:tcW w:type="dxa" w:w="5040"/>
           </w:tcPr>
           <w:p>
-            <w:pPr>
-              <w:jc w:val="left"/>
-            </w:pPr>
+            <w:r/>
             <w:r>
               <w:rPr>
+                <w:rFonts w:ascii="Arial" w:hAnsi="Arial"/>
                 <w:b w:val="0"/>
+                <w:sz w:val="18"/>
               </w:rPr>
-              <w:t>More complex mazes, 3 enemies, shorter safe routes, Golden Fish appears.</w:t>
+              <w:t>Responsive arcade layout, HUD, buttons, canvas sizing, and debug panel styling.</w:t>
             </w:r>
           </w:p>
         </w:tc>
@@ -2552,35 +2281,135 @@
       <w:tr>
         <w:tc>
           <w:tcPr>
-            <w:tcW w:type="dxa" w:w="2448"/>
-            <w:vAlign w:val="top"/>
+            <w:tcW w:type="dxa" w:w="5040"/>
           </w:tcPr>
           <w:p>
-            <w:pPr>
-              <w:jc w:val="left"/>
-            </w:pPr>
+            <w:r/>
             <w:r>
               <w:rPr>
+                <w:rFonts w:ascii="Arial" w:hAnsi="Arial"/>
                 <w:b w:val="0"/>
+                <w:sz w:val="18"/>
               </w:rPr>
-              <w:t>Levels 8-10</w:t>
+              <w:t>JavaScript</w:t>
             </w:r>
           </w:p>
         </w:tc>
         <w:tc>
           <w:tcPr>
-            <w:tcW w:type="dxa" w:w="8064"/>
-            <w:vAlign w:val="top"/>
+            <w:tcW w:type="dxa" w:w="5040"/>
           </w:tcPr>
           <w:p>
-            <w:pPr>
-              <w:jc w:val="left"/>
-            </w:pPr>
+            <w:r/>
             <w:r>
               <w:rPr>
+                <w:rFonts w:ascii="Arial" w:hAnsi="Arial"/>
                 <w:b w:val="0"/>
+                <w:sz w:val="18"/>
               </w:rPr>
-              <w:t>Faster enemies, Puffer Guard introduced, fewer power items, more strategic play required.</w:t>
+              <w:t>Game logic, level data, input, collision, scoring, audio, animation, and state management.</w:t>
+            </w:r>
+          </w:p>
+        </w:tc>
+      </w:tr>
+      <w:tr>
+        <w:tc>
+          <w:tcPr>
+            <w:tcW w:type="dxa" w:w="5040"/>
+          </w:tcPr>
+          <w:p>
+            <w:r/>
+            <w:r>
+              <w:rPr>
+                <w:rFonts w:ascii="Arial" w:hAnsi="Arial"/>
+                <w:b w:val="0"/>
+                <w:sz w:val="18"/>
+              </w:rPr>
+              <w:t>Canvas</w:t>
+            </w:r>
+          </w:p>
+        </w:tc>
+        <w:tc>
+          <w:tcPr>
+            <w:tcW w:type="dxa" w:w="5040"/>
+          </w:tcPr>
+          <w:p>
+            <w:r/>
+            <w:r>
+              <w:rPr>
+                <w:rFonts w:ascii="Arial" w:hAnsi="Arial"/>
+                <w:b w:val="0"/>
+                <w:sz w:val="18"/>
+              </w:rPr>
+              <w:t>Rendering gameplay, screen art, particles, overlays, and animations.</w:t>
+            </w:r>
+          </w:p>
+        </w:tc>
+      </w:tr>
+      <w:tr>
+        <w:tc>
+          <w:tcPr>
+            <w:tcW w:type="dxa" w:w="5040"/>
+          </w:tcPr>
+          <w:p>
+            <w:r/>
+            <w:r>
+              <w:rPr>
+                <w:rFonts w:ascii="Arial" w:hAnsi="Arial"/>
+                <w:b w:val="0"/>
+                <w:sz w:val="18"/>
+              </w:rPr>
+              <w:t>Web Audio API</w:t>
+            </w:r>
+          </w:p>
+        </w:tc>
+        <w:tc>
+          <w:tcPr>
+            <w:tcW w:type="dxa" w:w="5040"/>
+          </w:tcPr>
+          <w:p>
+            <w:r/>
+            <w:r>
+              <w:rPr>
+                <w:rFonts w:ascii="Arial" w:hAnsi="Arial"/>
+                <w:b w:val="0"/>
+                <w:sz w:val="18"/>
+              </w:rPr>
+              <w:t>Music loops, WAV one-shots, generated SFX, gain routing, fades, mute, and unlock handling.</w:t>
+            </w:r>
+          </w:p>
+        </w:tc>
+      </w:tr>
+      <w:tr>
+        <w:tc>
+          <w:tcPr>
+            <w:tcW w:type="dxa" w:w="5040"/>
+          </w:tcPr>
+          <w:p>
+            <w:r/>
+            <w:r>
+              <w:rPr>
+                <w:rFonts w:ascii="Arial" w:hAnsi="Arial"/>
+                <w:b w:val="0"/>
+                <w:sz w:val="18"/>
+              </w:rPr>
+              <w:t>GitHub Pages</w:t>
+            </w:r>
+          </w:p>
+        </w:tc>
+        <w:tc>
+          <w:tcPr>
+            <w:tcW w:type="dxa" w:w="5040"/>
+          </w:tcPr>
+          <w:p>
+            <w:r/>
+            <w:r>
+              <w:rPr>
+                <w:rFonts w:ascii="Arial" w:hAnsi="Arial"/>
+                <w:b w:val="0"/>
+                <w:sz w:val="18"/>
+              </w:rPr>
+              <w:t>Static production deployment.</w:t>
             </w:r>
           </w:p>
         </w:tc>
@@ -2588,23 +2417,95 @@
     </w:tbl>
     <w:p/>
     <w:p>
-      <w:pPr>
-        <w:pStyle w:val="Heading2"/>
-      </w:pPr>
+      <w:pPr/>
       <w:r>
-        <w:t>Maze Design</w:t>
+        <w:t>Current project structure keeps the core game in index.html, style.css, script.js, README.md, and the audio/asset folders used by GitHub Pages.</w:t>
       </w:r>
     </w:p>
     <w:p>
+      <w:pPr>
+        <w:pStyle w:val="Heading1"/>
+      </w:pPr>
       <w:r>
-        <w:t>The maze should represent underwater reef tunnels and use a tile-based grid system.</w:t>
+        <w:rPr>
+          <w:rFonts w:ascii="Arial" w:hAnsi="Arial"/>
+          <w:color w:val="1F7896"/>
+        </w:rPr>
+        <w:t>18. Current Limitations and Balancing Needs</w:t>
+      </w:r>
+    </w:p>
+    <w:p>
+      <w:pPr>
+        <w:pStyle w:val="ListBullet"/>
+      </w:pPr>
+      <w:r>
+        <w:t>Full manual browser playtesting is still needed for the 50-level run.</w:t>
+      </w:r>
+    </w:p>
+    <w:p>
+      <w:pPr>
+        <w:pStyle w:val="ListBullet"/>
+      </w:pPr>
+      <w:r>
+        <w:t>Levels 4-10 need a focused balance pass, especially enemy density and pressure in Levels 8-10.</w:t>
+      </w:r>
+    </w:p>
+    <w:p>
+      <w:pPr>
+        <w:pStyle w:val="ListBullet"/>
+      </w:pPr>
+      <w:r>
+        <w:t>The extra-life system needs browser verification at Levels 3, 6, 9, and the 5-life cap.</w:t>
+      </w:r>
+    </w:p>
+    <w:p>
+      <w:pPr>
+        <w:pStyle w:val="ListBullet"/>
+      </w:pPr>
+      <w:r>
+        <w:t>Public mode and ?debug=1 mode need verification on local server and GitHub Pages.</w:t>
+      </w:r>
+    </w:p>
+    <w:p>
+      <w:pPr>
+        <w:pStyle w:val="ListBullet"/>
+      </w:pPr>
+      <w:r>
+        <w:t>Audio should be tested across Chrome, Safari, desktop, and mobile.</w:t>
+      </w:r>
+    </w:p>
+    <w:p>
+      <w:pPr>
+        <w:pStyle w:val="ListBullet"/>
+      </w:pPr>
+      <w:r>
+        <w:t>Start and victory screens should be checked at common desktop and mobile viewport sizes.</w:t>
+      </w:r>
+    </w:p>
+    <w:p>
+      <w:pPr>
+        <w:pStyle w:val="ListBullet"/>
+      </w:pPr>
+      <w:r>
+        <w:t>Late-game difficulty should be tuned before any major new mechanics are considered.</w:t>
+      </w:r>
+    </w:p>
+    <w:p>
+      <w:pPr>
+        <w:pStyle w:val="Heading1"/>
+      </w:pPr>
+      <w:r>
+        <w:rPr>
+          <w:rFonts w:ascii="Arial" w:hAnsi="Arial"/>
+          <w:color w:val="1F7896"/>
+        </w:rPr>
+        <w:t>19. Design Pillars</w:t>
       </w:r>
     </w:p>
     <w:tbl>
       <w:tblPr>
         <w:tblStyle w:val="TableGrid"/>
         <w:tblW w:type="auto" w:w="0"/>
-        <w:jc w:val="center"/>
         <w:tblLook w:firstColumn="1" w:firstRow="1" w:lastColumn="0" w:lastRow="0" w:noHBand="0" w:noVBand="1" w:val="04A0"/>
       </w:tblPr>
       <w:tblGrid>
@@ -2614,37 +2515,37 @@
       <w:tr>
         <w:tc>
           <w:tcPr>
-            <w:tcW w:type="dxa" w:w="2880"/>
-            <w:shd w:fill="1F4E79"/>
+            <w:tcW w:type="dxa" w:w="5040"/>
+            <w:shd w:fill="1F7896"/>
           </w:tcPr>
           <w:p>
-            <w:pPr>
-              <w:jc w:val="left"/>
-            </w:pPr>
+            <w:r/>
             <w:r>
               <w:rPr>
+                <w:rFonts w:ascii="Arial" w:hAnsi="Arial"/>
                 <w:b/>
                 <w:color w:val="FFFFFF"/>
+                <w:sz w:val="18"/>
               </w:rPr>
-              <w:t>Tile Type</w:t>
+              <w:t>Pillar</w:t>
             </w:r>
           </w:p>
         </w:tc>
         <w:tc>
           <w:tcPr>
-            <w:tcW w:type="dxa" w:w="7632"/>
-            <w:shd w:fill="1F4E79"/>
+            <w:tcW w:type="dxa" w:w="5040"/>
+            <w:shd w:fill="1F7896"/>
           </w:tcPr>
           <w:p>
-            <w:pPr>
-              <w:jc w:val="left"/>
-            </w:pPr>
+            <w:r/>
             <w:r>
               <w:rPr>
+                <w:rFonts w:ascii="Arial" w:hAnsi="Arial"/>
                 <w:b/>
                 <w:color w:val="FFFFFF"/>
+                <w:sz w:val="18"/>
               </w:rPr>
-              <w:t>Purpose</w:t>
+              <w:t>Meaning</w:t>
             </w:r>
           </w:p>
         </w:tc>
@@ -2652,35 +2553,33 @@
       <w:tr>
         <w:tc>
           <w:tcPr>
-            <w:tcW w:type="dxa" w:w="2880"/>
-            <w:vAlign w:val="top"/>
+            <w:tcW w:type="dxa" w:w="5040"/>
           </w:tcPr>
           <w:p>
-            <w:pPr>
-              <w:jc w:val="left"/>
-            </w:pPr>
+            <w:r/>
             <w:r>
               <w:rPr>
+                <w:rFonts w:ascii="Arial" w:hAnsi="Arial"/>
                 <w:b w:val="0"/>
+                <w:sz w:val="18"/>
               </w:rPr>
-              <w:t>Wall tile</w:t>
+              <w:t>Readable Arcade Action</w:t>
             </w:r>
           </w:p>
         </w:tc>
         <w:tc>
           <w:tcPr>
-            <w:tcW w:type="dxa" w:w="7632"/>
-            <w:vAlign w:val="top"/>
+            <w:tcW w:type="dxa" w:w="5040"/>
           </w:tcPr>
           <w:p>
-            <w:pPr>
-              <w:jc w:val="left"/>
-            </w:pPr>
+            <w:r/>
             <w:r>
               <w:rPr>
+                <w:rFonts w:ascii="Arial" w:hAnsi="Arial"/>
                 <w:b w:val="0"/>
+                <w:sz w:val="18"/>
               </w:rPr>
-              <w:t>Blocks player and enemy movement</w:t>
+              <w:t>The player should immediately understand where to go, what is dangerous, and what is collectible.</w:t>
             </w:r>
           </w:p>
         </w:tc>
@@ -2688,35 +2587,33 @@
       <w:tr>
         <w:tc>
           <w:tcPr>
-            <w:tcW w:type="dxa" w:w="2880"/>
-            <w:vAlign w:val="top"/>
+            <w:tcW w:type="dxa" w:w="5040"/>
           </w:tcPr>
           <w:p>
-            <w:pPr>
-              <w:jc w:val="left"/>
-            </w:pPr>
+            <w:r/>
             <w:r>
               <w:rPr>
+                <w:rFonts w:ascii="Arial" w:hAnsi="Arial"/>
                 <w:b w:val="0"/>
+                <w:sz w:val="18"/>
               </w:rPr>
-              <w:t>Path tile</w:t>
+              <w:t>Playful Shark Identity</w:t>
             </w:r>
           </w:p>
         </w:tc>
         <w:tc>
           <w:tcPr>
-            <w:tcW w:type="dxa" w:w="7632"/>
-            <w:vAlign w:val="top"/>
+            <w:tcW w:type="dxa" w:w="5040"/>
           </w:tcPr>
           <w:p>
-            <w:pPr>
-              <w:jc w:val="left"/>
-            </w:pPr>
+            <w:r/>
             <w:r>
               <w:rPr>
+                <w:rFonts w:ascii="Arial" w:hAnsi="Arial"/>
                 <w:b w:val="0"/>
+                <w:sz w:val="18"/>
               </w:rPr>
-              <w:t>Allows movement</w:t>
+              <w:t>CHOMP should feel hungry, confident, chunky, angular, expressive, and family-friendly.</w:t>
             </w:r>
           </w:p>
         </w:tc>
@@ -2724,35 +2621,33 @@
       <w:tr>
         <w:tc>
           <w:tcPr>
-            <w:tcW w:type="dxa" w:w="2880"/>
-            <w:vAlign w:val="top"/>
+            <w:tcW w:type="dxa" w:w="5040"/>
           </w:tcPr>
           <w:p>
-            <w:pPr>
-              <w:jc w:val="left"/>
-            </w:pPr>
+            <w:r/>
             <w:r>
               <w:rPr>
+                <w:rFonts w:ascii="Arial" w:hAnsi="Arial"/>
                 <w:b w:val="0"/>
+                <w:sz w:val="18"/>
               </w:rPr>
-              <w:t>Chum tile</w:t>
+              <w:t>Fair Challenge</w:t>
             </w:r>
           </w:p>
         </w:tc>
         <w:tc>
           <w:tcPr>
-            <w:tcW w:type="dxa" w:w="7632"/>
-            <w:vAlign w:val="top"/>
+            <w:tcW w:type="dxa" w:w="5040"/>
           </w:tcPr>
           <w:p>
-            <w:pPr>
-              <w:jc w:val="left"/>
-            </w:pPr>
+            <w:r/>
             <w:r>
               <w:rPr>
+                <w:rFonts w:ascii="Arial" w:hAnsi="Arial"/>
                 <w:b w:val="0"/>
+                <w:sz w:val="18"/>
               </w:rPr>
-              <w:t>Path tile containing chum</w:t>
+              <w:t>Difficulty should come from route choice, enemy combinations, timing, and pressure rather than unavoidable traps.</w:t>
             </w:r>
           </w:p>
         </w:tc>
@@ -2760,35 +2655,33 @@
       <w:tr>
         <w:tc>
           <w:tcPr>
-            <w:tcW w:type="dxa" w:w="2880"/>
-            <w:vAlign w:val="top"/>
+            <w:tcW w:type="dxa" w:w="5040"/>
           </w:tcPr>
           <w:p>
-            <w:pPr>
-              <w:jc w:val="left"/>
-            </w:pPr>
+            <w:r/>
             <w:r>
               <w:rPr>
+                <w:rFonts w:ascii="Arial" w:hAnsi="Arial"/>
                 <w:b w:val="0"/>
+                <w:sz w:val="18"/>
               </w:rPr>
-              <w:t>Frenzy Bait tile</w:t>
+              <w:t>Browser Friendly</w:t>
             </w:r>
           </w:p>
         </w:tc>
         <w:tc>
           <w:tcPr>
-            <w:tcW w:type="dxa" w:w="7632"/>
-            <w:vAlign w:val="top"/>
+            <w:tcW w:type="dxa" w:w="5040"/>
           </w:tcPr>
           <w:p>
-            <w:pPr>
-              <w:jc w:val="left"/>
-            </w:pPr>
+            <w:r/>
             <w:r>
               <w:rPr>
+                <w:rFonts w:ascii="Arial" w:hAnsi="Arial"/>
                 <w:b w:val="0"/>
+                <w:sz w:val="18"/>
               </w:rPr>
-              <w:t>Path tile containing power item</w:t>
+              <w:t>The game should remain easy to run from a local static server or GitHub Pages.</w:t>
             </w:r>
           </w:p>
         </w:tc>
@@ -2796,35 +2689,33 @@
       <w:tr>
         <w:tc>
           <w:tcPr>
-            <w:tcW w:type="dxa" w:w="2880"/>
-            <w:vAlign w:val="top"/>
+            <w:tcW w:type="dxa" w:w="5040"/>
           </w:tcPr>
           <w:p>
-            <w:pPr>
-              <w:jc w:val="left"/>
-            </w:pPr>
+            <w:r/>
             <w:r>
               <w:rPr>
+                <w:rFonts w:ascii="Arial" w:hAnsi="Arial"/>
                 <w:b w:val="0"/>
+                <w:sz w:val="18"/>
               </w:rPr>
-              <w:t>Empty tile</w:t>
+              <w:t>Polished Presentation</w:t>
             </w:r>
           </w:p>
         </w:tc>
         <w:tc>
           <w:tcPr>
-            <w:tcW w:type="dxa" w:w="7632"/>
-            <w:vAlign w:val="top"/>
+            <w:tcW w:type="dxa" w:w="5040"/>
           </w:tcPr>
           <w:p>
-            <w:pPr>
-              <w:jc w:val="left"/>
-            </w:pPr>
+            <w:r/>
             <w:r>
               <w:rPr>
+                <w:rFonts w:ascii="Arial" w:hAnsi="Arial"/>
                 <w:b w:val="0"/>
+                <w:sz w:val="18"/>
               </w:rPr>
-              <w:t>Valid path already cleared</w:t>
+              <w:t>Music, animation, screen art, particles, death animation, and victory celebration are part of the game identity.</w:t>
             </w:r>
           </w:p>
         </w:tc>
@@ -2832,1035 +2723,33 @@
       <w:tr>
         <w:tc>
           <w:tcPr>
-            <w:tcW w:type="dxa" w:w="2880"/>
-            <w:vAlign w:val="top"/>
+            <w:tcW w:type="dxa" w:w="5040"/>
           </w:tcPr>
           <w:p>
-            <w:pPr>
-              <w:jc w:val="left"/>
-            </w:pPr>
+            <w:r/>
             <w:r>
               <w:rPr>
+                <w:rFonts w:ascii="Arial" w:hAnsi="Arial"/>
                 <w:b w:val="0"/>
+                <w:sz w:val="18"/>
               </w:rPr>
-              <w:t>Spawn tile</w:t>
+              <w:t>Stabilize Before Expanding</w:t>
             </w:r>
           </w:p>
         </w:tc>
         <w:tc>
           <w:tcPr>
-            <w:tcW w:type="dxa" w:w="7632"/>
-            <w:vAlign w:val="top"/>
+            <w:tcW w:type="dxa" w:w="5040"/>
           </w:tcPr>
           <w:p>
-            <w:pPr>
-              <w:jc w:val="left"/>
-            </w:pPr>
+            <w:r/>
             <w:r>
               <w:rPr>
+                <w:rFonts w:ascii="Arial" w:hAnsi="Arial"/>
                 <w:b w:val="0"/>
+                <w:sz w:val="18"/>
               </w:rPr>
-              <w:t>Enemy starting area</w:t>
-            </w:r>
-          </w:p>
-        </w:tc>
-      </w:tr>
-      <w:tr>
-        <w:tc>
-          <w:tcPr>
-            <w:tcW w:type="dxa" w:w="2880"/>
-            <w:vAlign w:val="top"/>
-          </w:tcPr>
-          <w:p>
-            <w:pPr>
-              <w:jc w:val="left"/>
-            </w:pPr>
-            <w:r>
-              <w:rPr>
-                <w:b w:val="0"/>
-              </w:rPr>
-              <w:t>Bonus item tile</w:t>
-            </w:r>
-          </w:p>
-        </w:tc>
-        <w:tc>
-          <w:tcPr>
-            <w:tcW w:type="dxa" w:w="7632"/>
-            <w:vAlign w:val="top"/>
-          </w:tcPr>
-          <w:p>
-            <w:pPr>
-              <w:jc w:val="left"/>
-            </w:pPr>
-            <w:r>
-              <w:rPr>
-                <w:b w:val="0"/>
-              </w:rPr>
-              <w:t>Temporary Golden Fish location</w:t>
-            </w:r>
-          </w:p>
-        </w:tc>
-      </w:tr>
-    </w:tbl>
-    <w:p/>
-    <w:p>
-      <w:pPr>
-        <w:pStyle w:val="ListBullet"/>
-      </w:pPr>
-      <w:r>
-        <w:t>Player and enemies cannot move through walls</w:t>
-      </w:r>
-    </w:p>
-    <w:p>
-      <w:pPr>
-        <w:pStyle w:val="ListBullet"/>
-      </w:pPr>
-      <w:r>
-        <w:t>Chum appears only on path tiles</w:t>
-      </w:r>
-    </w:p>
-    <w:p>
-      <w:pPr>
-        <w:pStyle w:val="ListBullet"/>
-      </w:pPr>
-      <w:r>
-        <w:t>Frenzy Bait appears in strategic locations</w:t>
-      </w:r>
-    </w:p>
-    <w:p>
-      <w:pPr>
-        <w:pStyle w:val="ListBullet"/>
-      </w:pPr>
-      <w:r>
-        <w:t>Enemy spawn area should be clearly defined</w:t>
-      </w:r>
-    </w:p>
-    <w:p>
-      <w:pPr>
-        <w:pStyle w:val="ListBullet"/>
-      </w:pPr>
-      <w:r>
-        <w:t>Walls should look like coral reef or underwater rock rather than plain blocks</w:t>
-      </w:r>
-    </w:p>
-    <w:p>
-      <w:pPr>
-        <w:pStyle w:val="Heading1"/>
-      </w:pPr>
-      <w:r>
-        <w:t>8. Game States and User Interface</w:t>
-      </w:r>
-    </w:p>
-    <w:tbl>
-      <w:tblPr>
-        <w:tblStyle w:val="TableGrid"/>
-        <w:tblW w:type="auto" w:w="0"/>
-        <w:jc w:val="center"/>
-        <w:tblLook w:firstColumn="1" w:firstRow="1" w:lastColumn="0" w:lastRow="0" w:noHBand="0" w:noVBand="1" w:val="04A0"/>
-      </w:tblPr>
-      <w:tblGrid>
-        <w:gridCol w:w="5040"/>
-        <w:gridCol w:w="5040"/>
-      </w:tblGrid>
-      <w:tr>
-        <w:tc>
-          <w:tcPr>
-            <w:tcW w:type="dxa" w:w="2592"/>
-            <w:shd w:fill="1F4E79"/>
-          </w:tcPr>
-          <w:p>
-            <w:pPr>
-              <w:jc w:val="left"/>
-            </w:pPr>
-            <w:r>
-              <w:rPr>
-                <w:b/>
-                <w:color w:val="FFFFFF"/>
-              </w:rPr>
-              <w:t>State</w:t>
-            </w:r>
-          </w:p>
-        </w:tc>
-        <w:tc>
-          <w:tcPr>
-            <w:tcW w:type="dxa" w:w="7920"/>
-            <w:shd w:fill="1F4E79"/>
-          </w:tcPr>
-          <w:p>
-            <w:pPr>
-              <w:jc w:val="left"/>
-            </w:pPr>
-            <w:r>
-              <w:rPr>
-                <w:b/>
-                <w:color w:val="FFFFFF"/>
-              </w:rPr>
-              <w:t>Description</w:t>
-            </w:r>
-          </w:p>
-        </w:tc>
-      </w:tr>
-      <w:tr>
-        <w:tc>
-          <w:tcPr>
-            <w:tcW w:type="dxa" w:w="2592"/>
-            <w:vAlign w:val="top"/>
-          </w:tcPr>
-          <w:p>
-            <w:pPr>
-              <w:jc w:val="left"/>
-            </w:pPr>
-            <w:r>
-              <w:rPr>
-                <w:b w:val="0"/>
-              </w:rPr>
-              <w:t>start</w:t>
-            </w:r>
-          </w:p>
-        </w:tc>
-        <w:tc>
-          <w:tcPr>
-            <w:tcW w:type="dxa" w:w="7920"/>
-            <w:vAlign w:val="top"/>
-          </w:tcPr>
-          <w:p>
-            <w:pPr>
-              <w:jc w:val="left"/>
-            </w:pPr>
-            <w:r>
-              <w:rPr>
-                <w:b w:val="0"/>
-              </w:rPr>
-              <w:t>Shows title, instructions, and high score. Player starts with Space, Enter, or tap.</w:t>
-            </w:r>
-          </w:p>
-        </w:tc>
-      </w:tr>
-      <w:tr>
-        <w:tc>
-          <w:tcPr>
-            <w:tcW w:type="dxa" w:w="2592"/>
-            <w:vAlign w:val="top"/>
-          </w:tcPr>
-          <w:p>
-            <w:pPr>
-              <w:jc w:val="left"/>
-            </w:pPr>
-            <w:r>
-              <w:rPr>
-                <w:b w:val="0"/>
-              </w:rPr>
-              <w:t>playing</w:t>
-            </w:r>
-          </w:p>
-        </w:tc>
-        <w:tc>
-          <w:tcPr>
-            <w:tcW w:type="dxa" w:w="7920"/>
-            <w:vAlign w:val="top"/>
-          </w:tcPr>
-          <w:p>
-            <w:pPr>
-              <w:jc w:val="left"/>
-            </w:pPr>
-            <w:r>
-              <w:rPr>
-                <w:b w:val="0"/>
-              </w:rPr>
-              <w:t>Game is active. Score, high score, lives, level, and optional Frenzy timer are displayed.</w:t>
-            </w:r>
-          </w:p>
-        </w:tc>
-      </w:tr>
-      <w:tr>
-        <w:tc>
-          <w:tcPr>
-            <w:tcW w:type="dxa" w:w="2592"/>
-            <w:vAlign w:val="top"/>
-          </w:tcPr>
-          <w:p>
-            <w:pPr>
-              <w:jc w:val="left"/>
-            </w:pPr>
-            <w:r>
-              <w:rPr>
-                <w:b w:val="0"/>
-              </w:rPr>
-              <w:t>paused</w:t>
-            </w:r>
-          </w:p>
-        </w:tc>
-        <w:tc>
-          <w:tcPr>
-            <w:tcW w:type="dxa" w:w="7920"/>
-            <w:vAlign w:val="top"/>
-          </w:tcPr>
-          <w:p>
-            <w:pPr>
-              <w:jc w:val="left"/>
-            </w:pPr>
-            <w:r>
-              <w:rPr>
-                <w:b w:val="0"/>
-              </w:rPr>
-              <w:t>Game freezes. Overlay says Paused. Resume with P or visible Resume button.</w:t>
-            </w:r>
-          </w:p>
-        </w:tc>
-      </w:tr>
-      <w:tr>
-        <w:tc>
-          <w:tcPr>
-            <w:tcW w:type="dxa" w:w="2592"/>
-            <w:vAlign w:val="top"/>
-          </w:tcPr>
-          <w:p>
-            <w:pPr>
-              <w:jc w:val="left"/>
-            </w:pPr>
-            <w:r>
-              <w:rPr>
-                <w:b w:val="0"/>
-              </w:rPr>
-              <w:t>levelComplete</w:t>
-            </w:r>
-          </w:p>
-        </w:tc>
-        <w:tc>
-          <w:tcPr>
-            <w:tcW w:type="dxa" w:w="7920"/>
-            <w:vAlign w:val="top"/>
-          </w:tcPr>
-          <w:p>
-            <w:pPr>
-              <w:jc w:val="left"/>
-            </w:pPr>
-            <w:r>
-              <w:rPr>
-                <w:b w:val="0"/>
-              </w:rPr>
-              <w:t>Brief message before advancing to the next level.</w:t>
-            </w:r>
-          </w:p>
-        </w:tc>
-      </w:tr>
-      <w:tr>
-        <w:tc>
-          <w:tcPr>
-            <w:tcW w:type="dxa" w:w="2592"/>
-            <w:vAlign w:val="top"/>
-          </w:tcPr>
-          <w:p>
-            <w:pPr>
-              <w:jc w:val="left"/>
-            </w:pPr>
-            <w:r>
-              <w:rPr>
-                <w:b w:val="0"/>
-              </w:rPr>
-              <w:t>gameOver</w:t>
-            </w:r>
-          </w:p>
-        </w:tc>
-        <w:tc>
-          <w:tcPr>
-            <w:tcW w:type="dxa" w:w="7920"/>
-            <w:vAlign w:val="top"/>
-          </w:tcPr>
-          <w:p>
-            <w:pPr>
-              <w:jc w:val="left"/>
-            </w:pPr>
-            <w:r>
-              <w:rPr>
-                <w:b w:val="0"/>
-              </w:rPr>
-              <w:t>Shows final score, high score, and restart instructions.</w:t>
-            </w:r>
-          </w:p>
-        </w:tc>
-      </w:tr>
-      <w:tr>
-        <w:tc>
-          <w:tcPr>
-            <w:tcW w:type="dxa" w:w="2592"/>
-            <w:vAlign w:val="top"/>
-          </w:tcPr>
-          <w:p>
-            <w:pPr>
-              <w:jc w:val="left"/>
-            </w:pPr>
-            <w:r>
-              <w:rPr>
-                <w:b w:val="0"/>
-              </w:rPr>
-              <w:t>win</w:t>
-            </w:r>
-          </w:p>
-        </w:tc>
-        <w:tc>
-          <w:tcPr>
-            <w:tcW w:type="dxa" w:w="7920"/>
-            <w:vAlign w:val="top"/>
-          </w:tcPr>
-          <w:p>
-            <w:pPr>
-              <w:jc w:val="left"/>
-            </w:pPr>
-            <w:r>
-              <w:rPr>
-                <w:b w:val="0"/>
-              </w:rPr>
-              <w:t>Shows final clear message, final score, high score, and play-again instructions.</w:t>
-            </w:r>
-          </w:p>
-        </w:tc>
-      </w:tr>
-    </w:tbl>
-    <w:p/>
-    <w:p>
-      <w:pPr>
-        <w:pStyle w:val="Heading2"/>
-      </w:pPr>
-      <w:r>
-        <w:t>Suggested Start Screen Text</w:t>
-      </w:r>
-    </w:p>
-    <w:p>
-      <w:pPr>
-        <w:pStyle w:val="IntenseQuote"/>
-      </w:pPr>
-      <w:r>
-        <w:t>CHOMP</w:t>
-        <w:br/>
-        <w:t>A Shark Maze Arcade Game</w:t>
-        <w:br/>
-        <w:br/>
-        <w:t>Collect all the chum.</w:t>
-        <w:br/>
-        <w:t>Avoid the reef defenders.</w:t>
-        <w:br/>
-        <w:t>Grab Frenzy Bait to turn the tide.</w:t>
-        <w:br/>
-        <w:br/>
-        <w:t>Press Space or Tap to Start</w:t>
-      </w:r>
-    </w:p>
-    <w:p>
-      <w:pPr>
-        <w:pStyle w:val="Heading1"/>
-      </w:pPr>
-      <w:r>
-        <w:t>9. Technical Direction</w:t>
-      </w:r>
-    </w:p>
-    <w:tbl>
-      <w:tblPr>
-        <w:tblStyle w:val="TableGrid"/>
-        <w:tblW w:type="auto" w:w="0"/>
-        <w:jc w:val="center"/>
-        <w:tblLook w:firstColumn="1" w:firstRow="1" w:lastColumn="0" w:lastRow="0" w:noHBand="0" w:noVBand="1" w:val="04A0"/>
-      </w:tblPr>
-      <w:tblGrid>
-        <w:gridCol w:w="5040"/>
-        <w:gridCol w:w="5040"/>
-      </w:tblGrid>
-      <w:tr>
-        <w:tc>
-          <w:tcPr>
-            <w:tcW w:type="dxa" w:w="2448"/>
-            <w:shd w:fill="1F4E79"/>
-          </w:tcPr>
-          <w:p>
-            <w:pPr>
-              <w:jc w:val="left"/>
-            </w:pPr>
-            <w:r>
-              <w:rPr>
-                <w:b/>
-                <w:color w:val="FFFFFF"/>
-              </w:rPr>
-              <w:t>Technology</w:t>
-            </w:r>
-          </w:p>
-        </w:tc>
-        <w:tc>
-          <w:tcPr>
-            <w:tcW w:type="dxa" w:w="8064"/>
-            <w:shd w:fill="1F4E79"/>
-          </w:tcPr>
-          <w:p>
-            <w:pPr>
-              <w:jc w:val="left"/>
-            </w:pPr>
-            <w:r>
-              <w:rPr>
-                <w:b/>
-                <w:color w:val="FFFFFF"/>
-              </w:rPr>
-              <w:t>Purpose</w:t>
-            </w:r>
-          </w:p>
-        </w:tc>
-      </w:tr>
-      <w:tr>
-        <w:tc>
-          <w:tcPr>
-            <w:tcW w:type="dxa" w:w="2448"/>
-            <w:vAlign w:val="top"/>
-          </w:tcPr>
-          <w:p>
-            <w:pPr>
-              <w:jc w:val="left"/>
-            </w:pPr>
-            <w:r>
-              <w:rPr>
-                <w:b w:val="0"/>
-              </w:rPr>
-              <w:t>HTML</w:t>
-            </w:r>
-          </w:p>
-        </w:tc>
-        <w:tc>
-          <w:tcPr>
-            <w:tcW w:type="dxa" w:w="8064"/>
-            <w:vAlign w:val="top"/>
-          </w:tcPr>
-          <w:p>
-            <w:pPr>
-              <w:jc w:val="left"/>
-            </w:pPr>
-            <w:r>
-              <w:rPr>
-                <w:b w:val="0"/>
-              </w:rPr>
-              <w:t>Page structure</w:t>
-            </w:r>
-          </w:p>
-        </w:tc>
-      </w:tr>
-      <w:tr>
-        <w:tc>
-          <w:tcPr>
-            <w:tcW w:type="dxa" w:w="2448"/>
-            <w:vAlign w:val="top"/>
-          </w:tcPr>
-          <w:p>
-            <w:pPr>
-              <w:jc w:val="left"/>
-            </w:pPr>
-            <w:r>
-              <w:rPr>
-                <w:b w:val="0"/>
-              </w:rPr>
-              <w:t>CSS</w:t>
-            </w:r>
-          </w:p>
-        </w:tc>
-        <w:tc>
-          <w:tcPr>
-            <w:tcW w:type="dxa" w:w="8064"/>
-            <w:vAlign w:val="top"/>
-          </w:tcPr>
-          <w:p>
-            <w:pPr>
-              <w:jc w:val="left"/>
-            </w:pPr>
-            <w:r>
-              <w:rPr>
-                <w:b w:val="0"/>
-              </w:rPr>
-              <w:t>Layout, responsive canvas, buttons, and arcade styling</w:t>
-            </w:r>
-          </w:p>
-        </w:tc>
-      </w:tr>
-      <w:tr>
-        <w:tc>
-          <w:tcPr>
-            <w:tcW w:type="dxa" w:w="2448"/>
-            <w:vAlign w:val="top"/>
-          </w:tcPr>
-          <w:p>
-            <w:pPr>
-              <w:jc w:val="left"/>
-            </w:pPr>
-            <w:r>
-              <w:rPr>
-                <w:b w:val="0"/>
-              </w:rPr>
-              <w:t>JavaScript</w:t>
-            </w:r>
-          </w:p>
-        </w:tc>
-        <w:tc>
-          <w:tcPr>
-            <w:tcW w:type="dxa" w:w="8064"/>
-            <w:vAlign w:val="top"/>
-          </w:tcPr>
-          <w:p>
-            <w:pPr>
-              <w:jc w:val="left"/>
-            </w:pPr>
-            <w:r>
-              <w:rPr>
-                <w:b w:val="0"/>
-              </w:rPr>
-              <w:t>Game logic, input, collision, score, states, levels</w:t>
-            </w:r>
-          </w:p>
-        </w:tc>
-      </w:tr>
-      <w:tr>
-        <w:tc>
-          <w:tcPr>
-            <w:tcW w:type="dxa" w:w="2448"/>
-            <w:vAlign w:val="top"/>
-          </w:tcPr>
-          <w:p>
-            <w:pPr>
-              <w:jc w:val="left"/>
-            </w:pPr>
-            <w:r>
-              <w:rPr>
-                <w:b w:val="0"/>
-              </w:rPr>
-              <w:t>Canvas</w:t>
-            </w:r>
-          </w:p>
-        </w:tc>
-        <w:tc>
-          <w:tcPr>
-            <w:tcW w:type="dxa" w:w="8064"/>
-            <w:vAlign w:val="top"/>
-          </w:tcPr>
-          <w:p>
-            <w:pPr>
-              <w:jc w:val="left"/>
-            </w:pPr>
-            <w:r>
-              <w:rPr>
-                <w:b w:val="0"/>
-              </w:rPr>
-              <w:t>Rendering game graphics</w:t>
-            </w:r>
-          </w:p>
-        </w:tc>
-      </w:tr>
-      <w:tr>
-        <w:tc>
-          <w:tcPr>
-            <w:tcW w:type="dxa" w:w="2448"/>
-            <w:vAlign w:val="top"/>
-          </w:tcPr>
-          <w:p>
-            <w:pPr>
-              <w:jc w:val="left"/>
-            </w:pPr>
-            <w:r>
-              <w:rPr>
-                <w:b w:val="0"/>
-              </w:rPr>
-              <w:t>GitHub Pages</w:t>
-            </w:r>
-          </w:p>
-        </w:tc>
-        <w:tc>
-          <w:tcPr>
-            <w:tcW w:type="dxa" w:w="8064"/>
-            <w:vAlign w:val="top"/>
-          </w:tcPr>
-          <w:p>
-            <w:pPr>
-              <w:jc w:val="left"/>
-            </w:pPr>
-            <w:r>
-              <w:rPr>
-                <w:b w:val="0"/>
-              </w:rPr>
-              <w:t>Simple browser-based deployment</w:t>
-            </w:r>
-          </w:p>
-        </w:tc>
-      </w:tr>
-    </w:tbl>
-    <w:p/>
-    <w:p>
-      <w:pPr>
-        <w:pStyle w:val="Heading2"/>
-      </w:pPr>
-      <w:r>
-        <w:t>Recommended Project Structure</w:t>
-      </w:r>
-    </w:p>
-    <w:p>
-      <w:pPr>
-        <w:ind w:left="360"/>
-      </w:pPr>
-      <w:r>
-        <w:rPr>
-          <w:rFonts w:ascii="Courier New" w:hAnsi="Courier New"/>
-          <w:sz w:val="19"/>
-        </w:rPr>
-        <w:t>chomp-arcade/</w:t>
-        <w:br/>
-        <w:t>├── index.html</w:t>
-        <w:br/>
-        <w:t>├── style.css</w:t>
-        <w:br/>
-        <w:t>├── script.js</w:t>
-        <w:br/>
-        <w:t>├── README.md</w:t>
-        <w:br/>
-        <w:t>└── assets/</w:t>
-        <w:br/>
-        <w:t xml:space="preserve">    ├── sounds/</w:t>
-        <w:br/>
-        <w:t xml:space="preserve">    └── images/</w:t>
-      </w:r>
-    </w:p>
-    <w:p>
-      <w:r>
-        <w:t>For the first version, graphics can be drawn directly with Canvas shapes rather than image files. This keeps the project simple and easy to publish on GitHub Pages.</w:t>
-      </w:r>
-    </w:p>
-    <w:p>
-      <w:pPr>
-        <w:pStyle w:val="Heading1"/>
-      </w:pPr>
-      <w:r>
-        <w:t>10. Development Phases</w:t>
-      </w:r>
-    </w:p>
-    <w:tbl>
-      <w:tblPr>
-        <w:tblStyle w:val="TableGrid"/>
-        <w:tblW w:type="auto" w:w="0"/>
-        <w:jc w:val="center"/>
-        <w:tblLook w:firstColumn="1" w:firstRow="1" w:lastColumn="0" w:lastRow="0" w:noHBand="0" w:noVBand="1" w:val="04A0"/>
-      </w:tblPr>
-      <w:tblGrid>
-        <w:gridCol w:w="3360"/>
-        <w:gridCol w:w="3360"/>
-        <w:gridCol w:w="3360"/>
-      </w:tblGrid>
-      <w:tr>
-        <w:tc>
-          <w:tcPr>
-            <w:tcW w:type="dxa" w:w="2160"/>
-            <w:shd w:fill="1F4E79"/>
-          </w:tcPr>
-          <w:p>
-            <w:pPr>
-              <w:jc w:val="left"/>
-            </w:pPr>
-            <w:r>
-              <w:rPr>
-                <w:b/>
-                <w:color w:val="FFFFFF"/>
-              </w:rPr>
-              <w:t>Phase</w:t>
-            </w:r>
-          </w:p>
-        </w:tc>
-        <w:tc>
-          <w:tcPr>
-            <w:tcW w:type="dxa" w:w="3024"/>
-            <w:shd w:fill="1F4E79"/>
-          </w:tcPr>
-          <w:p>
-            <w:pPr>
-              <w:jc w:val="left"/>
-            </w:pPr>
-            <w:r>
-              <w:rPr>
-                <w:b/>
-                <w:color w:val="FFFFFF"/>
-              </w:rPr>
-              <w:t>Goal</w:t>
-            </w:r>
-          </w:p>
-        </w:tc>
-        <w:tc>
-          <w:tcPr>
-            <w:tcW w:type="dxa" w:w="5328"/>
-            <w:shd w:fill="1F4E79"/>
-          </w:tcPr>
-          <w:p>
-            <w:pPr>
-              <w:jc w:val="left"/>
-            </w:pPr>
-            <w:r>
-              <w:rPr>
-                <w:b/>
-                <w:color w:val="FFFFFF"/>
-              </w:rPr>
-              <w:t>Features</w:t>
-            </w:r>
-          </w:p>
-        </w:tc>
-      </w:tr>
-      <w:tr>
-        <w:tc>
-          <w:tcPr>
-            <w:tcW w:type="dxa" w:w="2160"/>
-            <w:vAlign w:val="top"/>
-          </w:tcPr>
-          <w:p>
-            <w:pPr>
-              <w:jc w:val="left"/>
-            </w:pPr>
-            <w:r>
-              <w:rPr>
-                <w:b w:val="0"/>
-              </w:rPr>
-              <w:t>Phase 1 - Core Prototype</w:t>
-            </w:r>
-          </w:p>
-        </w:tc>
-        <w:tc>
-          <w:tcPr>
-            <w:tcW w:type="dxa" w:w="3024"/>
-            <w:vAlign w:val="top"/>
-          </w:tcPr>
-          <w:p>
-            <w:pPr>
-              <w:jc w:val="left"/>
-            </w:pPr>
-            <w:r>
-              <w:rPr>
-                <w:b w:val="0"/>
-              </w:rPr>
-              <w:t>Prove the maze-chase gameplay works.</w:t>
-            </w:r>
-          </w:p>
-        </w:tc>
-        <w:tc>
-          <w:tcPr>
-            <w:tcW w:type="dxa" w:w="5328"/>
-            <w:vAlign w:val="top"/>
-          </w:tcPr>
-          <w:p>
-            <w:pPr>
-              <w:jc w:val="left"/>
-            </w:pPr>
-            <w:r>
-              <w:rPr>
-                <w:b w:val="0"/>
-              </w:rPr>
-              <w:t>Canvas setup, maze grid, shark movement, wall collision, chum collection, score, one enemy, lives, start/game over screens.</w:t>
-            </w:r>
-          </w:p>
-        </w:tc>
-      </w:tr>
-      <w:tr>
-        <w:tc>
-          <w:tcPr>
-            <w:tcW w:type="dxa" w:w="2160"/>
-            <w:vAlign w:val="top"/>
-          </w:tcPr>
-          <w:p>
-            <w:pPr>
-              <w:jc w:val="left"/>
-            </w:pPr>
-            <w:r>
-              <w:rPr>
-                <w:b w:val="0"/>
-              </w:rPr>
-              <w:t>Phase 2 - Core Arcade Game</w:t>
-            </w:r>
-          </w:p>
-        </w:tc>
-        <w:tc>
-          <w:tcPr>
-            <w:tcW w:type="dxa" w:w="3024"/>
-            <w:vAlign w:val="top"/>
-          </w:tcPr>
-          <w:p>
-            <w:pPr>
-              <w:jc w:val="left"/>
-            </w:pPr>
-            <w:r>
-              <w:rPr>
-                <w:b w:val="0"/>
-              </w:rPr>
-              <w:t>Make it feel like a complete arcade loop.</w:t>
-            </w:r>
-          </w:p>
-        </w:tc>
-        <w:tc>
-          <w:tcPr>
-            <w:tcW w:type="dxa" w:w="5328"/>
-            <w:vAlign w:val="top"/>
-          </w:tcPr>
-          <w:p>
-            <w:pPr>
-              <w:jc w:val="left"/>
-            </w:pPr>
-            <w:r>
-              <w:rPr>
-                <w:b w:val="0"/>
-              </w:rPr>
-              <w:t>Multiple enemies, enemy behaviors, Frenzy Bait, Frenzy Mode, level clear condition, 3 levels, pause, restart, high score.</w:t>
-            </w:r>
-          </w:p>
-        </w:tc>
-      </w:tr>
-      <w:tr>
-        <w:tc>
-          <w:tcPr>
-            <w:tcW w:type="dxa" w:w="2160"/>
-            <w:vAlign w:val="top"/>
-          </w:tcPr>
-          <w:p>
-            <w:pPr>
-              <w:jc w:val="left"/>
-            </w:pPr>
-            <w:r>
-              <w:rPr>
-                <w:b w:val="0"/>
-              </w:rPr>
-              <w:t>Phase 3 - Visual Polish</w:t>
-            </w:r>
-          </w:p>
-        </w:tc>
-        <w:tc>
-          <w:tcPr>
-            <w:tcW w:type="dxa" w:w="3024"/>
-            <w:vAlign w:val="top"/>
-          </w:tcPr>
-          <w:p>
-            <w:pPr>
-              <w:jc w:val="left"/>
-            </w:pPr>
-            <w:r>
-              <w:rPr>
-                <w:b w:val="0"/>
-              </w:rPr>
-              <w:t>Give the game its identity.</w:t>
-            </w:r>
-          </w:p>
-        </w:tc>
-        <w:tc>
-          <w:tcPr>
-            <w:tcW w:type="dxa" w:w="5328"/>
-            <w:vAlign w:val="top"/>
-          </w:tcPr>
-          <w:p>
-            <w:pPr>
-              <w:jc w:val="left"/>
-            </w:pPr>
-            <w:r>
-              <w:rPr>
-                <w:b w:val="0"/>
-              </w:rPr>
-              <w:t>Cartoon shark drawing, enemy shapes, reef colors, bubbles, particles, Frenzy glow, better UI, mobile controls.</w:t>
-            </w:r>
-          </w:p>
-        </w:tc>
-      </w:tr>
-      <w:tr>
-        <w:tc>
-          <w:tcPr>
-            <w:tcW w:type="dxa" w:w="2160"/>
-            <w:vAlign w:val="top"/>
-          </w:tcPr>
-          <w:p>
-            <w:pPr>
-              <w:jc w:val="left"/>
-            </w:pPr>
-            <w:r>
-              <w:rPr>
-                <w:b w:val="0"/>
-              </w:rPr>
-              <w:t>Phase 4 - Expanded Game</w:t>
-            </w:r>
-          </w:p>
-        </w:tc>
-        <w:tc>
-          <w:tcPr>
-            <w:tcW w:type="dxa" w:w="3024"/>
-            <w:vAlign w:val="top"/>
-          </w:tcPr>
-          <w:p>
-            <w:pPr>
-              <w:jc w:val="left"/>
-            </w:pPr>
-            <w:r>
-              <w:rPr>
-                <w:b w:val="0"/>
-              </w:rPr>
-              <w:t>Add replay value.</w:t>
-            </w:r>
-          </w:p>
-        </w:tc>
-        <w:tc>
-          <w:tcPr>
-            <w:tcW w:type="dxa" w:w="5328"/>
-            <w:vAlign w:val="top"/>
-          </w:tcPr>
-          <w:p>
-            <w:pPr>
-              <w:jc w:val="left"/>
-            </w:pPr>
-            <w:r>
-              <w:rPr>
-                <w:b w:val="0"/>
-              </w:rPr>
-              <w:t>10 levels, Golden Fish, Puffer Guard, difficulty scaling, sound effects, more maze layouts.</w:t>
-            </w:r>
-          </w:p>
-        </w:tc>
-      </w:tr>
-      <w:tr>
-        <w:tc>
-          <w:tcPr>
-            <w:tcW w:type="dxa" w:w="2160"/>
-            <w:vAlign w:val="top"/>
-          </w:tcPr>
-          <w:p>
-            <w:pPr>
-              <w:jc w:val="left"/>
-            </w:pPr>
-            <w:r>
-              <w:rPr>
-                <w:b w:val="0"/>
-              </w:rPr>
-              <w:t>Phase 5 - Portfolio Polish</w:t>
-            </w:r>
-          </w:p>
-        </w:tc>
-        <w:tc>
-          <w:tcPr>
-            <w:tcW w:type="dxa" w:w="3024"/>
-            <w:vAlign w:val="top"/>
-          </w:tcPr>
-          <w:p>
-            <w:pPr>
-              <w:jc w:val="left"/>
-            </w:pPr>
-            <w:r>
-              <w:rPr>
-                <w:b w:val="0"/>
-              </w:rPr>
-              <w:t>Prepare for sharing.</w:t>
-            </w:r>
-          </w:p>
-        </w:tc>
-        <w:tc>
-          <w:tcPr>
-            <w:tcW w:type="dxa" w:w="5328"/>
-            <w:vAlign w:val="top"/>
-          </w:tcPr>
-          <w:p>
-            <w:pPr>
-              <w:jc w:val="left"/>
-            </w:pPr>
-            <w:r>
-              <w:rPr>
-                <w:b w:val="0"/>
-              </w:rPr>
-              <w:t>Clean README, GitHub Pages deployment, screenshots, controls section, known issues, future improvements, code comments.</w:t>
+              <w:t>The current release priority is testing, balancing, reliability, and cleanup.</w:t>
             </w:r>
           </w:p>
         </w:tc>
@@ -3872,15 +2761,17 @@
         <w:pStyle w:val="Heading1"/>
       </w:pPr>
       <w:r>
-        <w:t>11. Version Feature Lists</w:t>
+        <w:rPr>
+          <w:rFonts w:ascii="Arial" w:hAnsi="Arial"/>
+          <w:color w:val="1F7896"/>
+        </w:rPr>
+        <w:t>20. Optional Ideas</w:t>
       </w:r>
     </w:p>
     <w:p>
-      <w:pPr>
-        <w:pStyle w:val="Heading2"/>
-      </w:pPr>
+      <w:pPr/>
       <w:r>
-        <w:t>Version 1 - First Playable</w:t>
+        <w:t>These ideas are optional and should not be treated as committed requirements for the current stabilization phase.</w:t>
       </w:r>
     </w:p>
     <w:p>
@@ -3888,7 +2779,7 @@
         <w:pStyle w:val="ListBullet"/>
       </w:pPr>
       <w:r>
-        <w:t>Title screen</w:t>
+        <w:t>Additional sound effects.</w:t>
       </w:r>
     </w:p>
     <w:p>
@@ -3896,7 +2787,7 @@
         <w:pStyle w:val="ListBullet"/>
       </w:pPr>
       <w:r>
-        <w:t>Canvas game area</w:t>
+        <w:t>More menu illustration polish.</w:t>
       </w:r>
     </w:p>
     <w:p>
@@ -3904,7 +2795,7 @@
         <w:pStyle w:val="ListBullet"/>
       </w:pPr>
       <w:r>
-        <w:t>Tile-based maze</w:t>
+        <w:t>Additional enemy animation refinement.</w:t>
       </w:r>
     </w:p>
     <w:p>
@@ -3912,7 +2803,7 @@
         <w:pStyle w:val="ListBullet"/>
       </w:pPr>
       <w:r>
-        <w:t>Shark player</w:t>
+        <w:t>Achievement system.</w:t>
       </w:r>
     </w:p>
     <w:p>
@@ -3920,7 +2811,7 @@
         <w:pStyle w:val="ListBullet"/>
       </w:pPr>
       <w:r>
-        <w:t>Keyboard movement</w:t>
+        <w:t>Alternate visual themes.</w:t>
       </w:r>
     </w:p>
     <w:p>
@@ -3928,7 +2819,7 @@
         <w:pStyle w:val="ListBullet"/>
       </w:pPr>
       <w:r>
-        <w:t>Mobile-friendly start/restart</w:t>
+        <w:t>Expanded accessibility options.</w:t>
       </w:r>
     </w:p>
     <w:p>
@@ -3936,7 +2827,7 @@
         <w:pStyle w:val="ListBullet"/>
       </w:pPr>
       <w:r>
-        <w:t>Chum collectibles</w:t>
+        <w:t>Controller support.</w:t>
       </w:r>
     </w:p>
     <w:p>
@@ -3944,7 +2835,7 @@
         <w:pStyle w:val="ListBullet"/>
       </w:pPr>
       <w:r>
-        <w:t>Score and lives</w:t>
+        <w:t>Packaging CHOMP for a home arcade cabinet.</w:t>
       </w:r>
     </w:p>
     <w:p>
@@ -3952,1010 +2843,17 @@
         <w:pStyle w:val="ListBullet"/>
       </w:pPr>
       <w:r>
-        <w:t>One or two enemies</w:t>
-      </w:r>
-    </w:p>
-    <w:p>
-      <w:pPr>
-        <w:pStyle w:val="ListBullet"/>
-      </w:pPr>
-      <w:r>
-        <w:t>Enemy collision</w:t>
-      </w:r>
-    </w:p>
-    <w:p>
-      <w:pPr>
-        <w:pStyle w:val="ListBullet"/>
-      </w:pPr>
-      <w:r>
-        <w:t>Game over and restart</w:t>
-      </w:r>
-    </w:p>
-    <w:p>
-      <w:pPr>
-        <w:pStyle w:val="ListBullet"/>
-      </w:pPr>
-      <w:r>
-        <w:t>Level clear</w:t>
-      </w:r>
-    </w:p>
-    <w:p>
-      <w:pPr>
-        <w:pStyle w:val="Heading2"/>
-      </w:pPr>
-      <w:r>
-        <w:t>Version 2 - Core Arcade</w:t>
-      </w:r>
-    </w:p>
-    <w:p>
-      <w:pPr>
-        <w:pStyle w:val="ListBullet"/>
-      </w:pPr>
-      <w:r>
-        <w:t>Frenzy Bait</w:t>
-      </w:r>
-    </w:p>
-    <w:p>
-      <w:pPr>
-        <w:pStyle w:val="ListBullet"/>
-      </w:pPr>
-      <w:r>
-        <w:t>Frenzy Mode</w:t>
-      </w:r>
-    </w:p>
-    <w:p>
-      <w:pPr>
-        <w:pStyle w:val="ListBullet"/>
-      </w:pPr>
-      <w:r>
-        <w:t>Enemy vulnerable state</w:t>
-      </w:r>
-    </w:p>
-    <w:p>
-      <w:pPr>
-        <w:pStyle w:val="ListBullet"/>
-      </w:pPr>
-      <w:r>
-        <w:t>Multiple enemy behaviors</w:t>
-      </w:r>
-    </w:p>
-    <w:p>
-      <w:pPr>
-        <w:pStyle w:val="ListBullet"/>
-      </w:pPr>
-      <w:r>
-        <w:t>High score</w:t>
-      </w:r>
-    </w:p>
-    <w:p>
-      <w:pPr>
-        <w:pStyle w:val="ListBullet"/>
-      </w:pPr>
-      <w:r>
-        <w:t>Pause</w:t>
-      </w:r>
-    </w:p>
-    <w:p>
-      <w:pPr>
-        <w:pStyle w:val="ListBullet"/>
-      </w:pPr>
-      <w:r>
-        <w:t>Three levels</w:t>
-      </w:r>
-    </w:p>
-    <w:p>
-      <w:pPr>
-        <w:pStyle w:val="ListBullet"/>
-      </w:pPr>
-      <w:r>
-        <w:t>Better visuals</w:t>
-      </w:r>
-    </w:p>
-    <w:p>
-      <w:pPr>
-        <w:pStyle w:val="ListBullet"/>
-      </w:pPr>
-      <w:r>
-        <w:t>Mobile swipe controls</w:t>
-      </w:r>
-    </w:p>
-    <w:p>
-      <w:pPr>
-        <w:pStyle w:val="Heading2"/>
-      </w:pPr>
-      <w:r>
-        <w:t>Version 3 - Expanded Polish</w:t>
-      </w:r>
-    </w:p>
-    <w:p>
-      <w:pPr>
-        <w:pStyle w:val="ListBullet"/>
-      </w:pPr>
-      <w:r>
-        <w:t>Golden Fish bonus item</w:t>
-      </w:r>
-    </w:p>
-    <w:p>
-      <w:pPr>
-        <w:pStyle w:val="ListBullet"/>
-      </w:pPr>
-      <w:r>
-        <w:t>Puffer Guard enemy</w:t>
-      </w:r>
-    </w:p>
-    <w:p>
-      <w:pPr>
-        <w:pStyle w:val="ListBullet"/>
-      </w:pPr>
-      <w:r>
-        <w:t>Bubble particles</w:t>
-      </w:r>
-    </w:p>
-    <w:p>
-      <w:pPr>
-        <w:pStyle w:val="ListBullet"/>
-      </w:pPr>
-      <w:r>
-        <w:t>Frenzy glow</w:t>
-      </w:r>
-    </w:p>
-    <w:p>
-      <w:pPr>
-        <w:pStyle w:val="ListBullet"/>
-      </w:pPr>
-      <w:r>
-        <w:t>Sound effects</w:t>
-      </w:r>
-    </w:p>
-    <w:p>
-      <w:pPr>
-        <w:pStyle w:val="ListBullet"/>
-      </w:pPr>
-      <w:r>
-        <w:t>Ten levels</w:t>
-      </w:r>
-    </w:p>
-    <w:p>
-      <w:pPr>
-        <w:pStyle w:val="ListBullet"/>
-      </w:pPr>
-      <w:r>
-        <w:t>More maze layouts</w:t>
-      </w:r>
-    </w:p>
-    <w:p>
-      <w:pPr>
-        <w:pStyle w:val="ListBullet"/>
-      </w:pPr>
-      <w:r>
-        <w:t>Responsive mobile canvas</w:t>
-      </w:r>
-    </w:p>
-    <w:p>
-      <w:pPr>
-        <w:pStyle w:val="Heading1"/>
-      </w:pPr>
-      <w:r>
-        <w:t>12. Design Pillars</w:t>
-      </w:r>
-    </w:p>
-    <w:tbl>
-      <w:tblPr>
-        <w:tblStyle w:val="TableGrid"/>
-        <w:tblW w:type="auto" w:w="0"/>
-        <w:jc w:val="center"/>
-        <w:tblLook w:firstColumn="1" w:firstRow="1" w:lastColumn="0" w:lastRow="0" w:noHBand="0" w:noVBand="1" w:val="04A0"/>
-      </w:tblPr>
-      <w:tblGrid>
-        <w:gridCol w:w="5040"/>
-        <w:gridCol w:w="5040"/>
-      </w:tblGrid>
-      <w:tr>
-        <w:tc>
-          <w:tcPr>
-            <w:tcW w:type="dxa" w:w="2880"/>
-            <w:shd w:fill="1F4E79"/>
-          </w:tcPr>
-          <w:p>
-            <w:pPr>
-              <w:jc w:val="left"/>
-            </w:pPr>
-            <w:r>
-              <w:rPr>
-                <w:b/>
-                <w:color w:val="FFFFFF"/>
-              </w:rPr>
-              <w:t>Pillar</w:t>
-            </w:r>
-          </w:p>
-        </w:tc>
-        <w:tc>
-          <w:tcPr>
-            <w:tcW w:type="dxa" w:w="7632"/>
-            <w:shd w:fill="1F4E79"/>
-          </w:tcPr>
-          <w:p>
-            <w:pPr>
-              <w:jc w:val="left"/>
-            </w:pPr>
-            <w:r>
-              <w:rPr>
-                <w:b/>
-                <w:color w:val="FFFFFF"/>
-              </w:rPr>
-              <w:t>Meaning</w:t>
-            </w:r>
-          </w:p>
-        </w:tc>
-      </w:tr>
-      <w:tr>
-        <w:tc>
-          <w:tcPr>
-            <w:tcW w:type="dxa" w:w="2880"/>
-            <w:vAlign w:val="top"/>
-          </w:tcPr>
-          <w:p>
-            <w:pPr>
-              <w:jc w:val="left"/>
-            </w:pPr>
-            <w:r>
-              <w:rPr>
-                <w:b w:val="0"/>
-              </w:rPr>
-              <w:t>Easy to Understand</w:t>
-            </w:r>
-          </w:p>
-        </w:tc>
-        <w:tc>
-          <w:tcPr>
-            <w:tcW w:type="dxa" w:w="7632"/>
-            <w:vAlign w:val="top"/>
-          </w:tcPr>
-          <w:p>
-            <w:pPr>
-              <w:jc w:val="left"/>
-            </w:pPr>
-            <w:r>
-              <w:rPr>
-                <w:b w:val="0"/>
-              </w:rPr>
-              <w:t>The player should immediately understand: eat chum, avoid enemies, grab glowing bait, clear the maze.</w:t>
-            </w:r>
-          </w:p>
-        </w:tc>
-      </w:tr>
-      <w:tr>
-        <w:tc>
-          <w:tcPr>
-            <w:tcW w:type="dxa" w:w="2880"/>
-            <w:vAlign w:val="top"/>
-          </w:tcPr>
-          <w:p>
-            <w:pPr>
-              <w:jc w:val="left"/>
-            </w:pPr>
-            <w:r>
-              <w:rPr>
-                <w:b w:val="0"/>
-              </w:rPr>
-              <w:t>Fast and Fun</w:t>
-            </w:r>
-          </w:p>
-        </w:tc>
-        <w:tc>
-          <w:tcPr>
-            <w:tcW w:type="dxa" w:w="7632"/>
-            <w:vAlign w:val="top"/>
-          </w:tcPr>
-          <w:p>
-            <w:pPr>
-              <w:jc w:val="left"/>
-            </w:pPr>
-            <w:r>
-              <w:rPr>
-                <w:b w:val="0"/>
-              </w:rPr>
-              <w:t>The game should feel like a quick arcade experience.</w:t>
-            </w:r>
-          </w:p>
-        </w:tc>
-      </w:tr>
-      <w:tr>
-        <w:tc>
-          <w:tcPr>
-            <w:tcW w:type="dxa" w:w="2880"/>
-            <w:vAlign w:val="top"/>
-          </w:tcPr>
-          <w:p>
-            <w:pPr>
-              <w:jc w:val="left"/>
-            </w:pPr>
-            <w:r>
-              <w:rPr>
-                <w:b w:val="0"/>
-              </w:rPr>
-              <w:t>Original Theme</w:t>
-            </w:r>
-          </w:p>
-        </w:tc>
-        <w:tc>
-          <w:tcPr>
-            <w:tcW w:type="dxa" w:w="7632"/>
-            <w:vAlign w:val="top"/>
-          </w:tcPr>
-          <w:p>
-            <w:pPr>
-              <w:jc w:val="left"/>
-            </w:pPr>
-            <w:r>
-              <w:rPr>
-                <w:b w:val="0"/>
-              </w:rPr>
-              <w:t>The game should not copy classic maze-game branding, characters, sounds, or visuals.</w:t>
-            </w:r>
-          </w:p>
-        </w:tc>
-      </w:tr>
-      <w:tr>
-        <w:tc>
-          <w:tcPr>
-            <w:tcW w:type="dxa" w:w="2880"/>
-            <w:vAlign w:val="top"/>
-          </w:tcPr>
-          <w:p>
-            <w:pPr>
-              <w:jc w:val="left"/>
-            </w:pPr>
-            <w:r>
-              <w:rPr>
-                <w:b w:val="0"/>
-              </w:rPr>
-              <w:t>Browser Friendly</w:t>
-            </w:r>
-          </w:p>
-        </w:tc>
-        <w:tc>
-          <w:tcPr>
-            <w:tcW w:type="dxa" w:w="7632"/>
-            <w:vAlign w:val="top"/>
-          </w:tcPr>
-          <w:p>
-            <w:pPr>
-              <w:jc w:val="left"/>
-            </w:pPr>
-            <w:r>
-              <w:rPr>
-                <w:b w:val="0"/>
-              </w:rPr>
-              <w:t>It should run easily through GitHub Pages without installation.</w:t>
-            </w:r>
-          </w:p>
-        </w:tc>
-      </w:tr>
-      <w:tr>
-        <w:tc>
-          <w:tcPr>
-            <w:tcW w:type="dxa" w:w="2880"/>
-            <w:vAlign w:val="top"/>
-          </w:tcPr>
-          <w:p>
-            <w:pPr>
-              <w:jc w:val="left"/>
-            </w:pPr>
-            <w:r>
-              <w:rPr>
-                <w:b w:val="0"/>
-              </w:rPr>
-              <w:t>Expandable</w:t>
-            </w:r>
-          </w:p>
-        </w:tc>
-        <w:tc>
-          <w:tcPr>
-            <w:tcW w:type="dxa" w:w="7632"/>
-            <w:vAlign w:val="top"/>
-          </w:tcPr>
-          <w:p>
-            <w:pPr>
-              <w:jc w:val="left"/>
-            </w:pPr>
-            <w:r>
-              <w:rPr>
-                <w:b w:val="0"/>
-              </w:rPr>
-              <w:t>The code should allow more levels, enemy types, and powerups later.</w:t>
-            </w:r>
-          </w:p>
-        </w:tc>
-      </w:tr>
-    </w:tbl>
-    <w:p/>
-    <w:p>
-      <w:pPr>
-        <w:pStyle w:val="Heading1"/>
-      </w:pPr>
-      <w:r>
-        <w:t>13. Unique Mechanics for Later Versions</w:t>
-      </w:r>
-    </w:p>
-    <w:p>
-      <w:pPr>
-        <w:pStyle w:val="ListBullet"/>
-      </w:pPr>
-      <w:r>
-        <w:t>Bubble Trail: the shark leaves small bubbles while moving</w:t>
-      </w:r>
-    </w:p>
-    <w:p>
-      <w:pPr>
-        <w:pStyle w:val="ListBullet"/>
-      </w:pPr>
-      <w:r>
-        <w:t>Current Tunnels: certain corridors push or speed up movement</w:t>
-      </w:r>
-    </w:p>
-    <w:p>
-      <w:pPr>
-        <w:pStyle w:val="ListBullet"/>
-      </w:pPr>
-      <w:r>
-        <w:t>Reef Gates: paths open after collecting enough chum</w:t>
-      </w:r>
-    </w:p>
-    <w:p>
-      <w:pPr>
-        <w:pStyle w:val="ListBullet"/>
-      </w:pPr>
-      <w:r>
-        <w:t>Sonar Pulse: temporary ability that briefly reveals enemy intentions or slows enemies</w:t>
-      </w:r>
-    </w:p>
-    <w:p>
-      <w:pPr>
-        <w:pStyle w:val="ListBullet"/>
-      </w:pPr>
-      <w:r>
-        <w:t>Frenzy Glow: the shark glows and the water subtly pulses red/orange</w:t>
-      </w:r>
-    </w:p>
-    <w:p>
-      <w:pPr>
-        <w:pStyle w:val="ListBullet"/>
-      </w:pPr>
-      <w:r>
-        <w:t>Bonus Fish Routes: Golden Fish swims through the maze instead of staying still</w:t>
-      </w:r>
-    </w:p>
-    <w:p>
-      <w:pPr>
-        <w:pStyle w:val="Heading1"/>
-      </w:pPr>
-      <w:r>
-        <w:t>14. Final Locked Concept Summary</w:t>
-      </w:r>
-    </w:p>
-    <w:tbl>
-      <w:tblPr>
-        <w:tblStyle w:val="TableGrid"/>
-        <w:tblW w:type="auto" w:w="0"/>
-        <w:jc w:val="center"/>
-        <w:tblLook w:firstColumn="1" w:firstRow="1" w:lastColumn="0" w:lastRow="0" w:noHBand="0" w:noVBand="1" w:val="04A0"/>
-      </w:tblPr>
-      <w:tblGrid>
-        <w:gridCol w:w="5040"/>
-        <w:gridCol w:w="5040"/>
-      </w:tblGrid>
-      <w:tr>
-        <w:tc>
-          <w:tcPr>
-            <w:tcW w:type="dxa" w:w="3168"/>
-            <w:shd w:fill="1F4E79"/>
-          </w:tcPr>
-          <w:p>
-            <w:pPr>
-              <w:jc w:val="left"/>
-            </w:pPr>
-            <w:r>
-              <w:rPr>
-                <w:b/>
-                <w:color w:val="FFFFFF"/>
-              </w:rPr>
-              <w:t>Category</w:t>
-            </w:r>
-          </w:p>
-        </w:tc>
-        <w:tc>
-          <w:tcPr>
-            <w:tcW w:type="dxa" w:w="7344"/>
-            <w:shd w:fill="1F4E79"/>
-          </w:tcPr>
-          <w:p>
-            <w:pPr>
-              <w:jc w:val="left"/>
-            </w:pPr>
-            <w:r>
-              <w:rPr>
-                <w:b/>
-                <w:color w:val="FFFFFF"/>
-              </w:rPr>
-              <w:t>Final Direction</w:t>
-            </w:r>
-          </w:p>
-        </w:tc>
-      </w:tr>
-      <w:tr>
-        <w:tc>
-          <w:tcPr>
-            <w:tcW w:type="dxa" w:w="3168"/>
-            <w:vAlign w:val="top"/>
-          </w:tcPr>
-          <w:p>
-            <w:pPr>
-              <w:jc w:val="left"/>
-            </w:pPr>
-            <w:r>
-              <w:rPr>
-                <w:b w:val="0"/>
-              </w:rPr>
-              <w:t>Title</w:t>
-            </w:r>
-          </w:p>
-        </w:tc>
-        <w:tc>
-          <w:tcPr>
-            <w:tcW w:type="dxa" w:w="7344"/>
-            <w:vAlign w:val="top"/>
-          </w:tcPr>
-          <w:p>
-            <w:pPr>
-              <w:jc w:val="left"/>
-            </w:pPr>
-            <w:r>
-              <w:rPr>
-                <w:b w:val="0"/>
-              </w:rPr>
-              <w:t>Chomp</w:t>
-            </w:r>
-          </w:p>
-        </w:tc>
-      </w:tr>
-      <w:tr>
-        <w:tc>
-          <w:tcPr>
-            <w:tcW w:type="dxa" w:w="3168"/>
-            <w:vAlign w:val="top"/>
-          </w:tcPr>
-          <w:p>
-            <w:pPr>
-              <w:jc w:val="left"/>
-            </w:pPr>
-            <w:r>
-              <w:rPr>
-                <w:b w:val="0"/>
-              </w:rPr>
-              <w:t>Subtitle</w:t>
-            </w:r>
-          </w:p>
-        </w:tc>
-        <w:tc>
-          <w:tcPr>
-            <w:tcW w:type="dxa" w:w="7344"/>
-            <w:vAlign w:val="top"/>
-          </w:tcPr>
-          <w:p>
-            <w:pPr>
-              <w:jc w:val="left"/>
-            </w:pPr>
-            <w:r>
-              <w:rPr>
-                <w:b w:val="0"/>
-              </w:rPr>
-              <w:t>A Shark Maze Arcade Game</w:t>
-            </w:r>
-          </w:p>
-        </w:tc>
-      </w:tr>
-      <w:tr>
-        <w:tc>
-          <w:tcPr>
-            <w:tcW w:type="dxa" w:w="3168"/>
-            <w:vAlign w:val="top"/>
-          </w:tcPr>
-          <w:p>
-            <w:pPr>
-              <w:jc w:val="left"/>
-            </w:pPr>
-            <w:r>
-              <w:rPr>
-                <w:b w:val="0"/>
-              </w:rPr>
-              <w:t>Player</w:t>
-            </w:r>
-          </w:p>
-        </w:tc>
-        <w:tc>
-          <w:tcPr>
-            <w:tcW w:type="dxa" w:w="7344"/>
-            <w:vAlign w:val="top"/>
-          </w:tcPr>
-          <w:p>
-            <w:pPr>
-              <w:jc w:val="left"/>
-            </w:pPr>
-            <w:r>
-              <w:rPr>
-                <w:b w:val="0"/>
-              </w:rPr>
-              <w:t>Cartoon shark</w:t>
-            </w:r>
-          </w:p>
-        </w:tc>
-      </w:tr>
-      <w:tr>
-        <w:tc>
-          <w:tcPr>
-            <w:tcW w:type="dxa" w:w="3168"/>
-            <w:vAlign w:val="top"/>
-          </w:tcPr>
-          <w:p>
-            <w:pPr>
-              <w:jc w:val="left"/>
-            </w:pPr>
-            <w:r>
-              <w:rPr>
-                <w:b w:val="0"/>
-              </w:rPr>
-              <w:t>Main collectible</w:t>
-            </w:r>
-          </w:p>
-        </w:tc>
-        <w:tc>
-          <w:tcPr>
-            <w:tcW w:type="dxa" w:w="7344"/>
-            <w:vAlign w:val="top"/>
-          </w:tcPr>
-          <w:p>
-            <w:pPr>
-              <w:jc w:val="left"/>
-            </w:pPr>
-            <w:r>
-              <w:rPr>
-                <w:b w:val="0"/>
-              </w:rPr>
-              <w:t>Chum</w:t>
-            </w:r>
-          </w:p>
-        </w:tc>
-      </w:tr>
-      <w:tr>
-        <w:tc>
-          <w:tcPr>
-            <w:tcW w:type="dxa" w:w="3168"/>
-            <w:vAlign w:val="top"/>
-          </w:tcPr>
-          <w:p>
-            <w:pPr>
-              <w:jc w:val="left"/>
-            </w:pPr>
-            <w:r>
-              <w:rPr>
-                <w:b w:val="0"/>
-              </w:rPr>
-              <w:t>Bonus item</w:t>
-            </w:r>
-          </w:p>
-        </w:tc>
-        <w:tc>
-          <w:tcPr>
-            <w:tcW w:type="dxa" w:w="7344"/>
-            <w:vAlign w:val="top"/>
-          </w:tcPr>
-          <w:p>
-            <w:pPr>
-              <w:jc w:val="left"/>
-            </w:pPr>
-            <w:r>
-              <w:rPr>
-                <w:b w:val="0"/>
-              </w:rPr>
-              <w:t>Golden Fish</w:t>
-            </w:r>
-          </w:p>
-        </w:tc>
-      </w:tr>
-      <w:tr>
-        <w:tc>
-          <w:tcPr>
-            <w:tcW w:type="dxa" w:w="3168"/>
-            <w:vAlign w:val="top"/>
-          </w:tcPr>
-          <w:p>
-            <w:pPr>
-              <w:jc w:val="left"/>
-            </w:pPr>
-            <w:r>
-              <w:rPr>
-                <w:b w:val="0"/>
-              </w:rPr>
-              <w:t>Power item</w:t>
-            </w:r>
-          </w:p>
-        </w:tc>
-        <w:tc>
-          <w:tcPr>
-            <w:tcW w:type="dxa" w:w="7344"/>
-            <w:vAlign w:val="top"/>
-          </w:tcPr>
-          <w:p>
-            <w:pPr>
-              <w:jc w:val="left"/>
-            </w:pPr>
-            <w:r>
-              <w:rPr>
-                <w:b w:val="0"/>
-              </w:rPr>
-              <w:t>Frenzy Bait</w:t>
-            </w:r>
-          </w:p>
-        </w:tc>
-      </w:tr>
-      <w:tr>
-        <w:tc>
-          <w:tcPr>
-            <w:tcW w:type="dxa" w:w="3168"/>
-            <w:vAlign w:val="top"/>
-          </w:tcPr>
-          <w:p>
-            <w:pPr>
-              <w:jc w:val="left"/>
-            </w:pPr>
-            <w:r>
-              <w:rPr>
-                <w:b w:val="0"/>
-              </w:rPr>
-              <w:t>Power mode</w:t>
-            </w:r>
-          </w:p>
-        </w:tc>
-        <w:tc>
-          <w:tcPr>
-            <w:tcW w:type="dxa" w:w="7344"/>
-            <w:vAlign w:val="top"/>
-          </w:tcPr>
-          <w:p>
-            <w:pPr>
-              <w:jc w:val="left"/>
-            </w:pPr>
-            <w:r>
-              <w:rPr>
-                <w:b w:val="0"/>
-              </w:rPr>
-              <w:t>Frenzy Mode</w:t>
-            </w:r>
-          </w:p>
-        </w:tc>
-      </w:tr>
-      <w:tr>
-        <w:tc>
-          <w:tcPr>
-            <w:tcW w:type="dxa" w:w="3168"/>
-            <w:vAlign w:val="top"/>
-          </w:tcPr>
-          <w:p>
-            <w:pPr>
-              <w:jc w:val="left"/>
-            </w:pPr>
-            <w:r>
-              <w:rPr>
-                <w:b w:val="0"/>
-              </w:rPr>
-              <w:t>Enemies</w:t>
-            </w:r>
-          </w:p>
-        </w:tc>
-        <w:tc>
-          <w:tcPr>
-            <w:tcW w:type="dxa" w:w="7344"/>
-            <w:vAlign w:val="top"/>
-          </w:tcPr>
-          <w:p>
-            <w:pPr>
-              <w:jc w:val="left"/>
-            </w:pPr>
-            <w:r>
-              <w:rPr>
-                <w:b w:val="0"/>
-              </w:rPr>
-              <w:t>Dolphin Patrol, Electric Eel, Diver Drone, later Puffer Guard</w:t>
-            </w:r>
-          </w:p>
-        </w:tc>
-      </w:tr>
-      <w:tr>
-        <w:tc>
-          <w:tcPr>
-            <w:tcW w:type="dxa" w:w="3168"/>
-            <w:vAlign w:val="top"/>
-          </w:tcPr>
-          <w:p>
-            <w:pPr>
-              <w:jc w:val="left"/>
-            </w:pPr>
-            <w:r>
-              <w:rPr>
-                <w:b w:val="0"/>
-              </w:rPr>
-              <w:t>Setting</w:t>
-            </w:r>
-          </w:p>
-        </w:tc>
-        <w:tc>
-          <w:tcPr>
-            <w:tcW w:type="dxa" w:w="7344"/>
-            <w:vAlign w:val="top"/>
-          </w:tcPr>
-          <w:p>
-            <w:pPr>
-              <w:jc w:val="left"/>
-            </w:pPr>
-            <w:r>
-              <w:rPr>
-                <w:b w:val="0"/>
-              </w:rPr>
-              <w:t>Coral reef maze</w:t>
-            </w:r>
-          </w:p>
-        </w:tc>
-      </w:tr>
-      <w:tr>
-        <w:tc>
-          <w:tcPr>
-            <w:tcW w:type="dxa" w:w="3168"/>
-            <w:vAlign w:val="top"/>
-          </w:tcPr>
-          <w:p>
-            <w:pPr>
-              <w:jc w:val="left"/>
-            </w:pPr>
-            <w:r>
-              <w:rPr>
-                <w:b w:val="0"/>
-              </w:rPr>
-              <w:t>Visual style</w:t>
-            </w:r>
-          </w:p>
-        </w:tc>
-        <w:tc>
-          <w:tcPr>
-            <w:tcW w:type="dxa" w:w="7344"/>
-            <w:vAlign w:val="top"/>
-          </w:tcPr>
-          <w:p>
-            <w:pPr>
-              <w:jc w:val="left"/>
-            </w:pPr>
-            <w:r>
-              <w:rPr>
-                <w:b w:val="0"/>
-              </w:rPr>
-              <w:t>Retro cartoon underwater arcade</w:t>
-            </w:r>
-          </w:p>
-        </w:tc>
-      </w:tr>
-      <w:tr>
-        <w:tc>
-          <w:tcPr>
-            <w:tcW w:type="dxa" w:w="3168"/>
-            <w:vAlign w:val="top"/>
-          </w:tcPr>
-          <w:p>
-            <w:pPr>
-              <w:jc w:val="left"/>
-            </w:pPr>
-            <w:r>
-              <w:rPr>
-                <w:b w:val="0"/>
-              </w:rPr>
-              <w:t>Platform</w:t>
-            </w:r>
-          </w:p>
-        </w:tc>
-        <w:tc>
-          <w:tcPr>
-            <w:tcW w:type="dxa" w:w="7344"/>
-            <w:vAlign w:val="top"/>
-          </w:tcPr>
-          <w:p>
-            <w:pPr>
-              <w:jc w:val="left"/>
-            </w:pPr>
-            <w:r>
-              <w:rPr>
-                <w:b w:val="0"/>
-              </w:rPr>
-              <w:t>Browser-based HTML Canvas game</w:t>
-            </w:r>
-          </w:p>
-        </w:tc>
-      </w:tr>
-      <w:tr>
-        <w:tc>
-          <w:tcPr>
-            <w:tcW w:type="dxa" w:w="3168"/>
-            <w:vAlign w:val="top"/>
-          </w:tcPr>
-          <w:p>
-            <w:pPr>
-              <w:jc w:val="left"/>
-            </w:pPr>
-            <w:r>
-              <w:rPr>
-                <w:b w:val="0"/>
-              </w:rPr>
-              <w:t>Deployment</w:t>
-            </w:r>
-          </w:p>
-        </w:tc>
-        <w:tc>
-          <w:tcPr>
-            <w:tcW w:type="dxa" w:w="7344"/>
-            <w:vAlign w:val="top"/>
-          </w:tcPr>
-          <w:p>
-            <w:pPr>
-              <w:jc w:val="left"/>
-            </w:pPr>
-            <w:r>
-              <w:rPr>
-                <w:b w:val="0"/>
-              </w:rPr>
-              <w:t>GitHub Pages</w:t>
-            </w:r>
-          </w:p>
-        </w:tc>
-      </w:tr>
-    </w:tbl>
-    <w:p/>
-    <w:p>
-      <w:pPr>
-        <w:jc w:val="center"/>
-      </w:pPr>
-      <w:r>
-        <w:rPr>
-          <w:b/>
-          <w:color w:val="1F4E79"/>
-        </w:rPr>
-        <w:t>Chomp is a strong, original concept for a browser-based arcade maze game: simple to understand, fun to play, and expandable for future portfolio polish.</w:t>
+        <w:t>A separate Scorched Earth-style project after CHOMP reaches a stable release.</w:t>
       </w:r>
     </w:p>
     <w:sectPr>
-      <w:footerReference w:type="default" r:id="rId9"/>
       <w:pgSz w:w="12240" w:h="15840"/>
-      <w:pgMar w:top="1008" w:right="1080" w:bottom="1008" w:left="1080" w:header="720" w:footer="720" w:gutter="0"/>
+      <w:pgMar w:top="1080" w:right="1080" w:bottom="1080" w:left="1080" w:header="720" w:footer="720" w:gutter="0"/>
       <w:cols w:space="720"/>
       <w:docGrid w:linePitch="360"/>
     </w:sectPr>
   </w:body>
 </w:document>
-</file>
-
-<file path=word/footer1.xml><?xml version="1.0" encoding="utf-8"?>
-<w:ftr xmlns:m="http://schemas.openxmlformats.org/officeDocument/2006/math" xmlns:mc="http://schemas.openxmlformats.org/markup-compatibility/2006" xmlns:mo="http://schemas.microsoft.com/office/mac/office/2008/main" xmlns:mv="urn:schemas-microsoft-com:mac:vml" xmlns:o="urn:schemas-microsoft-com:office:office" xmlns:r="http://schemas.openxmlformats.org/officeDocument/2006/relationships" xmlns:v="urn:schemas-microsoft-com:vml" xmlns:w10="urn:schemas-microsoft-com:office:word" xmlns:w14="http://schemas.microsoft.com/office/word/2010/wordml" xmlns:w="http://schemas.openxmlformats.org/wordprocessingml/2006/main" xmlns:wne="http://schemas.microsoft.com/office/word/2006/wordml" xmlns:wp14="http://schemas.microsoft.com/office/word/2010/wordprocessingDrawing" xmlns:wp="http://schemas.openxmlformats.org/drawingml/2006/wordprocessingDrawing" xmlns:wpc="http://schemas.microsoft.com/office/word/2010/wordprocessingCanvas" xmlns:wpg="http://schemas.microsoft.com/office/word/2010/wordprocessingGroup" xmlns:wpi="http://schemas.microsoft.com/office/word/2010/wordprocessingInk" xmlns:wps="http://schemas.microsoft.com/office/word/2010/wordprocessingShape" mc:Ignorable="w14 wp14">
-  <w:p>
-    <w:pPr>
-      <w:pStyle w:val="Footer"/>
-      <w:jc w:val="center"/>
-    </w:pPr>
-    <w:r>
-      <w:rPr>
-        <w:color w:val="808080"/>
-        <w:sz w:val="16"/>
-      </w:rPr>
-      <w:t>Chomp Game Design Document</w:t>
-    </w:r>
-  </w:p>
-</w:ftr>
 </file>
 
 <file path=word/numbering.xml><?xml version="1.0" encoding="utf-8"?>
@@ -5321,9 +3219,12 @@
     <w:name w:val="Normal"/>
     <w:qFormat/>
     <w:rsid w:val="00FC693F"/>
+    <w:pPr>
+      <w:spacing w:after="100" w:line="259" w:lineRule="auto"/>
+    </w:pPr>
     <w:rPr>
-      <w:rFonts w:ascii="Aptos" w:hAnsi="Aptos" w:eastAsia="Aptos"/>
-      <w:sz w:val="21"/>
+      <w:rFonts w:ascii="Arial" w:hAnsi="Arial"/>
+      <w:sz w:val="20"/>
     </w:rPr>
   </w:style>
   <w:style w:type="paragraph" w:styleId="Header">
@@ -5385,11 +3286,11 @@
       <w:outlineLvl w:val="0"/>
     </w:pPr>
     <w:rPr>
-      <w:rFonts w:asciiTheme="majorHAnsi" w:eastAsiaTheme="majorEastAsia" w:hAnsiTheme="majorHAnsi" w:cstheme="majorBidi" w:ascii="Aptos Display" w:hAnsi="Aptos Display" w:eastAsia="Aptos Display"/>
+      <w:rFonts w:asciiTheme="majorHAnsi" w:eastAsiaTheme="majorEastAsia" w:hAnsiTheme="majorHAnsi" w:cstheme="majorBidi"/>
       <w:b/>
       <w:bCs/>
-      <w:color w:val="1F4E79"/>
-      <w:sz w:val="36"/>
+      <w:color w:val="365F91" w:themeColor="accent1" w:themeShade="BF"/>
+      <w:sz w:val="28"/>
       <w:szCs w:val="28"/>
     </w:rPr>
   </w:style>
@@ -5409,11 +3310,11 @@
       <w:outlineLvl w:val="1"/>
     </w:pPr>
     <w:rPr>
-      <w:rFonts w:asciiTheme="majorHAnsi" w:eastAsiaTheme="majorEastAsia" w:hAnsiTheme="majorHAnsi" w:cstheme="majorBidi" w:ascii="Aptos" w:hAnsi="Aptos" w:eastAsia="Aptos"/>
+      <w:rFonts w:asciiTheme="majorHAnsi" w:eastAsiaTheme="majorEastAsia" w:hAnsiTheme="majorHAnsi" w:cstheme="majorBidi"/>
       <w:b/>
       <w:bCs/>
-      <w:color w:val="2F75B5"/>
-      <w:sz w:val="28"/>
+      <w:color w:val="4F81BD" w:themeColor="accent1"/>
+      <w:sz w:val="26"/>
       <w:szCs w:val="26"/>
     </w:rPr>
   </w:style>
@@ -5433,11 +3334,10 @@
       <w:outlineLvl w:val="2"/>
     </w:pPr>
     <w:rPr>
-      <w:rFonts w:asciiTheme="majorHAnsi" w:eastAsiaTheme="majorEastAsia" w:hAnsiTheme="majorHAnsi" w:cstheme="majorBidi" w:ascii="Aptos" w:hAnsi="Aptos" w:eastAsia="Aptos"/>
+      <w:rFonts w:asciiTheme="majorHAnsi" w:eastAsiaTheme="majorEastAsia" w:hAnsiTheme="majorHAnsi" w:cstheme="majorBidi"/>
       <w:b/>
       <w:bCs/>
-      <w:color w:val="1F4E79"/>
-      <w:sz w:val="24"/>
+      <w:color w:val="4F81BD" w:themeColor="accent1"/>
     </w:rPr>
   </w:style>
   <w:style w:type="paragraph" w:styleId="Heading4">
@@ -5675,12 +3575,11 @@
       <w:contextualSpacing/>
     </w:pPr>
     <w:rPr>
-      <w:rFonts w:asciiTheme="majorHAnsi" w:eastAsiaTheme="majorEastAsia" w:hAnsiTheme="majorHAnsi" w:cstheme="majorBidi" w:ascii="Aptos Display" w:hAnsi="Aptos Display" w:eastAsia="Aptos Display"/>
-      <w:b/>
-      <w:color w:val="1F4E79"/>
+      <w:rFonts w:asciiTheme="majorHAnsi" w:eastAsiaTheme="majorEastAsia" w:hAnsiTheme="majorHAnsi" w:cstheme="majorBidi"/>
+      <w:color w:val="17365D" w:themeColor="text2" w:themeShade="BF"/>
       <w:spacing w:val="5"/>
       <w:kern w:val="28"/>
-      <w:sz w:val="60"/>
+      <w:sz w:val="52"/>
       <w:szCs w:val="52"/>
     </w:rPr>
   </w:style>
@@ -5854,8 +3753,13 @@
       <w:numPr>
         <w:numId w:val="1"/>
       </w:numPr>
+      <w:spacing w:after="60"/>
       <w:contextualSpacing/>
     </w:pPr>
+    <w:rPr>
+      <w:rFonts w:ascii="Arial" w:hAnsi="Arial"/>
+      <w:sz w:val="20"/>
+    </w:rPr>
   </w:style>
   <w:style w:type="paragraph" w:styleId="ListBullet2">
     <w:name w:val="List Bullet 2"/>
@@ -5893,8 +3797,13 @@
       <w:numPr>
         <w:numId w:val="5"/>
       </w:numPr>
+      <w:spacing w:after="60"/>
       <w:contextualSpacing/>
     </w:pPr>
+    <w:rPr>
+      <w:rFonts w:ascii="Arial" w:hAnsi="Arial"/>
+      <w:sz w:val="20"/>
+    </w:rPr>
   </w:style>
   <w:style w:type="paragraph" w:styleId="ListNumber2">
     <w:name w:val="List Number 2"/>
@@ -17009,18 +14918,6 @@
         <w:shd w:val="clear" w:color="auto" w:fill="FBCAA2" w:themeFill="accent6" w:themeFillTint="7F"/>
       </w:tcPr>
     </w:tblStylePr>
-  </w:style>
-  <w:style w:type="paragraph" w:customStyle="1" w:styleId="SubtitleCustom">
-    <w:name w:val="Subtitle Custom"/>
-    <w:pPr>
-      <w:jc w:val="center"/>
-    </w:pPr>
-    <w:rPr>
-      <w:rFonts w:ascii="Aptos" w:hAnsi="Aptos"/>
-      <w:i/>
-      <w:color w:val="595959"/>
-      <w:sz w:val="30"/>
-    </w:rPr>
   </w:style>
 </w:styles>
 </file>
